--- a/burocracy/second_submission/Kudryashov_ostapiv.docx
+++ b/burocracy/second_submission/Kudryashov_ostapiv.docx
@@ -109,13 +109,23 @@
           <w:szCs w:val="24"/>
         </w:rPr>
       </w:pPr>
-      <w:r>
-        <w:rPr>
-          <w:rFonts w:ascii="Times New Roman" w:hAnsi="Times New Roman" w:cs="Times New Roman"/>
-          <w:sz w:val="24"/>
-          <w:szCs w:val="24"/>
-        </w:rPr>
-        <w:t>Кведеру Виталию Владимировичу</w:t>
+      <w:proofErr w:type="spellStart"/>
+      <w:r>
+        <w:rPr>
+          <w:rFonts w:ascii="Times New Roman" w:hAnsi="Times New Roman" w:cs="Times New Roman"/>
+          <w:sz w:val="24"/>
+          <w:szCs w:val="24"/>
+        </w:rPr>
+        <w:t>Кведеру</w:t>
+      </w:r>
+      <w:proofErr w:type="spellEnd"/>
+      <w:r>
+        <w:rPr>
+          <w:rFonts w:ascii="Times New Roman" w:hAnsi="Times New Roman" w:cs="Times New Roman"/>
+          <w:sz w:val="24"/>
+          <w:szCs w:val="24"/>
+        </w:rPr>
+        <w:t xml:space="preserve"> Виталию Владимировичу</w:t>
       </w:r>
     </w:p>
     <w:p>
@@ -487,6 +497,7 @@
         </w:rPr>
         <w:t xml:space="preserve">______________ / </w:t>
       </w:r>
+      <w:proofErr w:type="spellStart"/>
       <w:r>
         <w:rPr>
           <w:rFonts w:ascii="Times New Roman" w:hAnsi="Times New Roman" w:cs="Times New Roman"/>
@@ -502,7 +513,25 @@
           <w:sz w:val="24"/>
           <w:szCs w:val="24"/>
         </w:rPr>
-        <w:t>ряшов С.И</w:t>
+        <w:t>ряшов</w:t>
+      </w:r>
+      <w:proofErr w:type="spellEnd"/>
+      <w:r>
+        <w:rPr>
+          <w:rFonts w:ascii="Times New Roman" w:hAnsi="Times New Roman" w:cs="Times New Roman"/>
+          <w:sz w:val="24"/>
+          <w:szCs w:val="24"/>
+        </w:rPr>
+        <w:t xml:space="preserve"> </w:t>
+      </w:r>
+      <w:proofErr w:type="gramStart"/>
+      <w:r>
+        <w:rPr>
+          <w:rFonts w:ascii="Times New Roman" w:hAnsi="Times New Roman" w:cs="Times New Roman"/>
+          <w:sz w:val="24"/>
+          <w:szCs w:val="24"/>
+        </w:rPr>
+        <w:t>С.И</w:t>
       </w:r>
       <w:r>
         <w:rPr>
@@ -512,6 +541,7 @@
         </w:rPr>
         <w:t>.</w:t>
       </w:r>
+      <w:proofErr w:type="gramEnd"/>
       <w:r>
         <w:rPr>
           <w:rFonts w:ascii="Times New Roman" w:hAnsi="Times New Roman" w:cs="Times New Roman"/>
@@ -676,7 +706,21 @@
         <w:rPr>
           <w:lang w:val="ru-RU"/>
         </w:rPr>
-        <w:t>Место работы: Федеральное государственное бюджетное учреждение науки Физический институт им. П.Н. Лебедева РАН</w:t>
+        <w:t xml:space="preserve">Место работы: Федеральное государственное бюджетное учреждение науки Физический институт им. </w:t>
+      </w:r>
+      <w:proofErr w:type="gramStart"/>
+      <w:r>
+        <w:rPr>
+          <w:lang w:val="ru-RU"/>
+        </w:rPr>
+        <w:t>П.Н.</w:t>
+      </w:r>
+      <w:proofErr w:type="gramEnd"/>
+      <w:r>
+        <w:rPr>
+          <w:lang w:val="ru-RU"/>
+        </w:rPr>
+        <w:t xml:space="preserve"> Лебедева РАН</w:t>
       </w:r>
     </w:p>
     <w:p>
@@ -700,7 +744,21 @@
         <w:rPr>
           <w:lang w:val="ru-RU"/>
         </w:rPr>
-        <w:t>Подразделение: Лаборатория лазерной нанофизики и биомедицины</w:t>
+        <w:t xml:space="preserve">Подразделение: Лаборатория лазерной </w:t>
+      </w:r>
+      <w:proofErr w:type="spellStart"/>
+      <w:r>
+        <w:rPr>
+          <w:lang w:val="ru-RU"/>
+        </w:rPr>
+        <w:t>нанофизики</w:t>
+      </w:r>
+      <w:proofErr w:type="spellEnd"/>
+      <w:r>
+        <w:rPr>
+          <w:lang w:val="ru-RU"/>
+        </w:rPr>
+        <w:t xml:space="preserve"> и биомедицины</w:t>
       </w:r>
     </w:p>
     <w:p>
@@ -724,7 +782,21 @@
         <w:rPr>
           <w:lang w:val="ru-RU"/>
         </w:rPr>
-        <w:t>Должность: Заведующий лабораторией лазерной нанофизики и биомедицины</w:t>
+        <w:t xml:space="preserve">Должность: Заведующий лабораторией лазерной </w:t>
+      </w:r>
+      <w:proofErr w:type="spellStart"/>
+      <w:r>
+        <w:rPr>
+          <w:lang w:val="ru-RU"/>
+        </w:rPr>
+        <w:t>нанофизики</w:t>
+      </w:r>
+      <w:proofErr w:type="spellEnd"/>
+      <w:r>
+        <w:rPr>
+          <w:lang w:val="ru-RU"/>
+        </w:rPr>
+        <w:t xml:space="preserve"> и биомедицины</w:t>
       </w:r>
     </w:p>
     <w:p>
@@ -820,7 +892,54 @@
         <w:rPr>
           <w:lang w:val="ru-RU"/>
         </w:rPr>
-        <w:t>Контактные данные: kudryashovsi@lebedev.ru</w:t>
+        <w:t xml:space="preserve">Контактные данные: </w:t>
+      </w:r>
+      <w:hyperlink r:id="rId5" w:history="1">
+        <w:r>
+          <w:rPr>
+            <w:rStyle w:val="a7"/>
+            <w:lang w:val="ru-RU"/>
+          </w:rPr>
+          <w:t>kudryashovsi@lebedev.ru</w:t>
+        </w:r>
+      </w:hyperlink>
+      <w:r>
+        <w:rPr>
+          <w:lang w:val="ru-RU"/>
+        </w:rPr>
+        <w:t xml:space="preserve"> </w:t>
+      </w:r>
+      <w:r>
+        <w:rPr>
+          <w:lang w:val="ru-RU"/>
+        </w:rPr>
+        <w:t>+7(499) 132-60-</w:t>
+      </w:r>
+      <w:proofErr w:type="gramStart"/>
+      <w:r>
+        <w:rPr>
+          <w:lang w:val="ru-RU"/>
+        </w:rPr>
+        <w:t>83</w:t>
+      </w:r>
+      <w:r>
+        <w:rPr>
+          <w:lang w:val="ru-RU"/>
+        </w:rPr>
+        <w:t xml:space="preserve"> </w:t>
+      </w:r>
+      <w:r>
+        <w:rPr>
+          <w:lang w:val="ru-RU"/>
+        </w:rPr>
+        <w:t xml:space="preserve"> +</w:t>
+      </w:r>
+      <w:proofErr w:type="gramEnd"/>
+      <w:r>
+        <w:rPr>
+          <w:lang w:val="ru-RU"/>
+        </w:rPr>
+        <w:t>7(903) 185-02-46</w:t>
       </w:r>
     </w:p>
     <w:p>
@@ -882,7 +1001,25 @@
           <w:i/>
           <w:sz w:val="24"/>
         </w:rPr>
-        <w:t>(библиографическая ссылка с указанием квартиля/категории и импакт-фактора журнала, базы данных и DOI)</w:t>
+        <w:t xml:space="preserve">(библиографическая ссылка с указанием квартиля/категории и </w:t>
+      </w:r>
+      <w:proofErr w:type="spellStart"/>
+      <w:r>
+        <w:rPr>
+          <w:rFonts w:ascii="Times New Roman" w:hAnsi="Times New Roman" w:cs="Times New Roman"/>
+          <w:i/>
+          <w:sz w:val="24"/>
+        </w:rPr>
+        <w:t>импакт</w:t>
+      </w:r>
+      <w:proofErr w:type="spellEnd"/>
+      <w:r>
+        <w:rPr>
+          <w:rFonts w:ascii="Times New Roman" w:hAnsi="Times New Roman" w:cs="Times New Roman"/>
+          <w:i/>
+          <w:sz w:val="24"/>
+        </w:rPr>
+        <w:t>-фактора журнала, базы данных и DOI)</w:t>
       </w:r>
     </w:p>
     <w:p>
@@ -898,26 +1035,332 @@
           <w:sz w:val="24"/>
         </w:rPr>
       </w:pPr>
-      <w:r>
-        <w:rPr>
-          <w:rFonts w:ascii="Times New Roman" w:hAnsi="Times New Roman" w:cs="Times New Roman"/>
-          <w:sz w:val="24"/>
-        </w:rPr>
-        <w:t xml:space="preserve">Nastulyavichus A., Smirnov N., Ulurgasheva E., Dzhun I., Pokryshkin N., Babina S., Kudryashov S. I. In situ production of copper nanoparticles by laser-induced forward transfer: prospects for application in microelectronics // Optical and Quantum Electronics. – 2025. – V. 57. – No. 12. – Art. 629. DOI: 10.1007/s11082-025-07693-4 (Журнал: Q2, </w:t>
-      </w:r>
-      <w:r>
-        <w:rPr>
-          <w:rFonts w:ascii="Times New Roman" w:hAnsi="Times New Roman" w:cs="Times New Roman"/>
-          <w:sz w:val="24"/>
-        </w:rPr>
-        <w:t>Импакт-фактор (2025)</w:t>
-      </w:r>
-      <w:r>
-        <w:rPr>
-          <w:rFonts w:ascii="Times New Roman" w:hAnsi="Times New Roman" w:cs="Times New Roman"/>
-          <w:sz w:val="24"/>
-        </w:rPr>
-        <w:t>: 3.3, Инд. в: Scopus)</w:t>
+      <w:proofErr w:type="spellStart"/>
+      <w:r>
+        <w:rPr>
+          <w:rFonts w:ascii="Times New Roman" w:hAnsi="Times New Roman" w:cs="Times New Roman"/>
+          <w:sz w:val="24"/>
+        </w:rPr>
+        <w:t>Nastulyavichus</w:t>
+      </w:r>
+      <w:proofErr w:type="spellEnd"/>
+      <w:r>
+        <w:rPr>
+          <w:rFonts w:ascii="Times New Roman" w:hAnsi="Times New Roman" w:cs="Times New Roman"/>
+          <w:sz w:val="24"/>
+        </w:rPr>
+        <w:t xml:space="preserve"> A., </w:t>
+      </w:r>
+      <w:proofErr w:type="spellStart"/>
+      <w:r>
+        <w:rPr>
+          <w:rFonts w:ascii="Times New Roman" w:hAnsi="Times New Roman" w:cs="Times New Roman"/>
+          <w:sz w:val="24"/>
+        </w:rPr>
+        <w:t>Smirnov</w:t>
+      </w:r>
+      <w:proofErr w:type="spellEnd"/>
+      <w:r>
+        <w:rPr>
+          <w:rFonts w:ascii="Times New Roman" w:hAnsi="Times New Roman" w:cs="Times New Roman"/>
+          <w:sz w:val="24"/>
+        </w:rPr>
+        <w:t xml:space="preserve"> N., </w:t>
+      </w:r>
+      <w:proofErr w:type="spellStart"/>
+      <w:r>
+        <w:rPr>
+          <w:rFonts w:ascii="Times New Roman" w:hAnsi="Times New Roman" w:cs="Times New Roman"/>
+          <w:sz w:val="24"/>
+        </w:rPr>
+        <w:t>Ulurgasheva</w:t>
+      </w:r>
+      <w:proofErr w:type="spellEnd"/>
+      <w:r>
+        <w:rPr>
+          <w:rFonts w:ascii="Times New Roman" w:hAnsi="Times New Roman" w:cs="Times New Roman"/>
+          <w:sz w:val="24"/>
+        </w:rPr>
+        <w:t xml:space="preserve"> E., </w:t>
+      </w:r>
+      <w:proofErr w:type="spellStart"/>
+      <w:r>
+        <w:rPr>
+          <w:rFonts w:ascii="Times New Roman" w:hAnsi="Times New Roman" w:cs="Times New Roman"/>
+          <w:sz w:val="24"/>
+        </w:rPr>
+        <w:t>Dzhun</w:t>
+      </w:r>
+      <w:proofErr w:type="spellEnd"/>
+      <w:r>
+        <w:rPr>
+          <w:rFonts w:ascii="Times New Roman" w:hAnsi="Times New Roman" w:cs="Times New Roman"/>
+          <w:sz w:val="24"/>
+        </w:rPr>
+        <w:t xml:space="preserve"> I., </w:t>
+      </w:r>
+      <w:proofErr w:type="spellStart"/>
+      <w:r>
+        <w:rPr>
+          <w:rFonts w:ascii="Times New Roman" w:hAnsi="Times New Roman" w:cs="Times New Roman"/>
+          <w:sz w:val="24"/>
+        </w:rPr>
+        <w:t>Pokryshkin</w:t>
+      </w:r>
+      <w:proofErr w:type="spellEnd"/>
+      <w:r>
+        <w:rPr>
+          <w:rFonts w:ascii="Times New Roman" w:hAnsi="Times New Roman" w:cs="Times New Roman"/>
+          <w:sz w:val="24"/>
+        </w:rPr>
+        <w:t xml:space="preserve"> N., </w:t>
+      </w:r>
+      <w:proofErr w:type="spellStart"/>
+      <w:r>
+        <w:rPr>
+          <w:rFonts w:ascii="Times New Roman" w:hAnsi="Times New Roman" w:cs="Times New Roman"/>
+          <w:sz w:val="24"/>
+        </w:rPr>
+        <w:t>Babina</w:t>
+      </w:r>
+      <w:proofErr w:type="spellEnd"/>
+      <w:r>
+        <w:rPr>
+          <w:rFonts w:ascii="Times New Roman" w:hAnsi="Times New Roman" w:cs="Times New Roman"/>
+          <w:sz w:val="24"/>
+        </w:rPr>
+        <w:t xml:space="preserve"> S., </w:t>
+      </w:r>
+      <w:proofErr w:type="spellStart"/>
+      <w:r>
+        <w:rPr>
+          <w:rFonts w:ascii="Times New Roman" w:hAnsi="Times New Roman" w:cs="Times New Roman"/>
+          <w:sz w:val="24"/>
+        </w:rPr>
+        <w:t>Kudryashov</w:t>
+      </w:r>
+      <w:proofErr w:type="spellEnd"/>
+      <w:r>
+        <w:rPr>
+          <w:rFonts w:ascii="Times New Roman" w:hAnsi="Times New Roman" w:cs="Times New Roman"/>
+          <w:sz w:val="24"/>
+        </w:rPr>
+        <w:t xml:space="preserve"> S. I. In </w:t>
+      </w:r>
+      <w:proofErr w:type="spellStart"/>
+      <w:r>
+        <w:rPr>
+          <w:rFonts w:ascii="Times New Roman" w:hAnsi="Times New Roman" w:cs="Times New Roman"/>
+          <w:sz w:val="24"/>
+        </w:rPr>
+        <w:t>situ</w:t>
+      </w:r>
+      <w:proofErr w:type="spellEnd"/>
+      <w:r>
+        <w:rPr>
+          <w:rFonts w:ascii="Times New Roman" w:hAnsi="Times New Roman" w:cs="Times New Roman"/>
+          <w:sz w:val="24"/>
+        </w:rPr>
+        <w:t xml:space="preserve"> </w:t>
+      </w:r>
+      <w:proofErr w:type="spellStart"/>
+      <w:r>
+        <w:rPr>
+          <w:rFonts w:ascii="Times New Roman" w:hAnsi="Times New Roman" w:cs="Times New Roman"/>
+          <w:sz w:val="24"/>
+        </w:rPr>
+        <w:t>production</w:t>
+      </w:r>
+      <w:proofErr w:type="spellEnd"/>
+      <w:r>
+        <w:rPr>
+          <w:rFonts w:ascii="Times New Roman" w:hAnsi="Times New Roman" w:cs="Times New Roman"/>
+          <w:sz w:val="24"/>
+        </w:rPr>
+        <w:t xml:space="preserve"> </w:t>
+      </w:r>
+      <w:proofErr w:type="spellStart"/>
+      <w:r>
+        <w:rPr>
+          <w:rFonts w:ascii="Times New Roman" w:hAnsi="Times New Roman" w:cs="Times New Roman"/>
+          <w:sz w:val="24"/>
+        </w:rPr>
+        <w:t>of</w:t>
+      </w:r>
+      <w:proofErr w:type="spellEnd"/>
+      <w:r>
+        <w:rPr>
+          <w:rFonts w:ascii="Times New Roman" w:hAnsi="Times New Roman" w:cs="Times New Roman"/>
+          <w:sz w:val="24"/>
+        </w:rPr>
+        <w:t xml:space="preserve"> </w:t>
+      </w:r>
+      <w:proofErr w:type="spellStart"/>
+      <w:r>
+        <w:rPr>
+          <w:rFonts w:ascii="Times New Roman" w:hAnsi="Times New Roman" w:cs="Times New Roman"/>
+          <w:sz w:val="24"/>
+        </w:rPr>
+        <w:t>copper</w:t>
+      </w:r>
+      <w:proofErr w:type="spellEnd"/>
+      <w:r>
+        <w:rPr>
+          <w:rFonts w:ascii="Times New Roman" w:hAnsi="Times New Roman" w:cs="Times New Roman"/>
+          <w:sz w:val="24"/>
+        </w:rPr>
+        <w:t xml:space="preserve"> </w:t>
+      </w:r>
+      <w:proofErr w:type="spellStart"/>
+      <w:r>
+        <w:rPr>
+          <w:rFonts w:ascii="Times New Roman" w:hAnsi="Times New Roman" w:cs="Times New Roman"/>
+          <w:sz w:val="24"/>
+        </w:rPr>
+        <w:t>nanoparticles</w:t>
+      </w:r>
+      <w:proofErr w:type="spellEnd"/>
+      <w:r>
+        <w:rPr>
+          <w:rFonts w:ascii="Times New Roman" w:hAnsi="Times New Roman" w:cs="Times New Roman"/>
+          <w:sz w:val="24"/>
+        </w:rPr>
+        <w:t xml:space="preserve"> </w:t>
+      </w:r>
+      <w:proofErr w:type="spellStart"/>
+      <w:r>
+        <w:rPr>
+          <w:rFonts w:ascii="Times New Roman" w:hAnsi="Times New Roman" w:cs="Times New Roman"/>
+          <w:sz w:val="24"/>
+        </w:rPr>
+        <w:t>by</w:t>
+      </w:r>
+      <w:proofErr w:type="spellEnd"/>
+      <w:r>
+        <w:rPr>
+          <w:rFonts w:ascii="Times New Roman" w:hAnsi="Times New Roman" w:cs="Times New Roman"/>
+          <w:sz w:val="24"/>
+        </w:rPr>
+        <w:t xml:space="preserve"> laser-induced </w:t>
+      </w:r>
+      <w:proofErr w:type="spellStart"/>
+      <w:r>
+        <w:rPr>
+          <w:rFonts w:ascii="Times New Roman" w:hAnsi="Times New Roman" w:cs="Times New Roman"/>
+          <w:sz w:val="24"/>
+        </w:rPr>
+        <w:t>forward</w:t>
+      </w:r>
+      <w:proofErr w:type="spellEnd"/>
+      <w:r>
+        <w:rPr>
+          <w:rFonts w:ascii="Times New Roman" w:hAnsi="Times New Roman" w:cs="Times New Roman"/>
+          <w:sz w:val="24"/>
+        </w:rPr>
+        <w:t xml:space="preserve"> </w:t>
+      </w:r>
+      <w:proofErr w:type="spellStart"/>
+      <w:r>
+        <w:rPr>
+          <w:rFonts w:ascii="Times New Roman" w:hAnsi="Times New Roman" w:cs="Times New Roman"/>
+          <w:sz w:val="24"/>
+        </w:rPr>
+        <w:t>transfer</w:t>
+      </w:r>
+      <w:proofErr w:type="spellEnd"/>
+      <w:r>
+        <w:rPr>
+          <w:rFonts w:ascii="Times New Roman" w:hAnsi="Times New Roman" w:cs="Times New Roman"/>
+          <w:sz w:val="24"/>
+        </w:rPr>
+        <w:t xml:space="preserve">: </w:t>
+      </w:r>
+      <w:proofErr w:type="spellStart"/>
+      <w:r>
+        <w:rPr>
+          <w:rFonts w:ascii="Times New Roman" w:hAnsi="Times New Roman" w:cs="Times New Roman"/>
+          <w:sz w:val="24"/>
+        </w:rPr>
+        <w:t>prospects</w:t>
+      </w:r>
+      <w:proofErr w:type="spellEnd"/>
+      <w:r>
+        <w:rPr>
+          <w:rFonts w:ascii="Times New Roman" w:hAnsi="Times New Roman" w:cs="Times New Roman"/>
+          <w:sz w:val="24"/>
+        </w:rPr>
+        <w:t xml:space="preserve"> for </w:t>
+      </w:r>
+      <w:proofErr w:type="spellStart"/>
+      <w:r>
+        <w:rPr>
+          <w:rFonts w:ascii="Times New Roman" w:hAnsi="Times New Roman" w:cs="Times New Roman"/>
+          <w:sz w:val="24"/>
+        </w:rPr>
+        <w:t>application</w:t>
+      </w:r>
+      <w:proofErr w:type="spellEnd"/>
+      <w:r>
+        <w:rPr>
+          <w:rFonts w:ascii="Times New Roman" w:hAnsi="Times New Roman" w:cs="Times New Roman"/>
+          <w:sz w:val="24"/>
+        </w:rPr>
+        <w:t xml:space="preserve"> in </w:t>
+      </w:r>
+      <w:proofErr w:type="spellStart"/>
+      <w:r>
+        <w:rPr>
+          <w:rFonts w:ascii="Times New Roman" w:hAnsi="Times New Roman" w:cs="Times New Roman"/>
+          <w:sz w:val="24"/>
+        </w:rPr>
+        <w:t>microelectronics</w:t>
+      </w:r>
+      <w:proofErr w:type="spellEnd"/>
+      <w:r>
+        <w:rPr>
+          <w:rFonts w:ascii="Times New Roman" w:hAnsi="Times New Roman" w:cs="Times New Roman"/>
+          <w:sz w:val="24"/>
+        </w:rPr>
+        <w:t xml:space="preserve"> // Optical and Quantum Electronics. – 2025. – V. 57. – No. 12. – Art. 629. DOI: 10.1007/s11082-025-07693-4 (Журнал: Q2, </w:t>
+      </w:r>
+      <w:proofErr w:type="spellStart"/>
+      <w:r>
+        <w:rPr>
+          <w:rFonts w:ascii="Times New Roman" w:hAnsi="Times New Roman" w:cs="Times New Roman"/>
+          <w:sz w:val="24"/>
+        </w:rPr>
+        <w:t>Импакт</w:t>
+      </w:r>
+      <w:proofErr w:type="spellEnd"/>
+      <w:r>
+        <w:rPr>
+          <w:rFonts w:ascii="Times New Roman" w:hAnsi="Times New Roman" w:cs="Times New Roman"/>
+          <w:sz w:val="24"/>
+        </w:rPr>
+        <w:t>-фактор (2025)</w:t>
+      </w:r>
+      <w:r>
+        <w:rPr>
+          <w:rFonts w:ascii="Times New Roman" w:hAnsi="Times New Roman" w:cs="Times New Roman"/>
+          <w:sz w:val="24"/>
+        </w:rPr>
+        <w:t xml:space="preserve">: 3.3, Инд. в: </w:t>
+      </w:r>
+      <w:proofErr w:type="spellStart"/>
+      <w:r>
+        <w:rPr>
+          <w:rFonts w:ascii="Times New Roman" w:hAnsi="Times New Roman" w:cs="Times New Roman"/>
+          <w:sz w:val="24"/>
+        </w:rPr>
+        <w:t>Scopus</w:t>
+      </w:r>
+      <w:proofErr w:type="spellEnd"/>
+      <w:r>
+        <w:rPr>
+          <w:rFonts w:ascii="Times New Roman" w:hAnsi="Times New Roman" w:cs="Times New Roman"/>
+          <w:sz w:val="24"/>
+        </w:rPr>
+        <w:t>)</w:t>
       </w:r>
     </w:p>
     <w:p>
@@ -933,26 +1376,364 @@
           <w:sz w:val="24"/>
         </w:rPr>
       </w:pPr>
-      <w:r>
-        <w:rPr>
-          <w:rFonts w:ascii="Times New Roman" w:hAnsi="Times New Roman" w:cs="Times New Roman"/>
-          <w:sz w:val="24"/>
-        </w:rPr>
-        <w:t xml:space="preserve">Bogatskaya A. V., Gulina Y. S., Rupasov A. E., Volkova E. A., Popov A. M., Kudryashov S. I. Direct Formation of Subwavelength Microstructures in the Bulk of Fused Silica by Tightly Focused Laser Pulses (Brief Review) // JETP Letters. – 2025. – V. 122. – No. 8. – P. 508–517. DOI: 10.1134/S0021364025602109 (Журнал: Q3, </w:t>
-      </w:r>
-      <w:r>
-        <w:rPr>
-          <w:rFonts w:ascii="Times New Roman" w:hAnsi="Times New Roman" w:cs="Times New Roman"/>
-          <w:sz w:val="24"/>
-        </w:rPr>
-        <w:t>Импакт-фактор (2025)</w:t>
-      </w:r>
-      <w:r>
-        <w:rPr>
-          <w:rFonts w:ascii="Times New Roman" w:hAnsi="Times New Roman" w:cs="Times New Roman"/>
-          <w:sz w:val="24"/>
-        </w:rPr>
-        <w:t>: 1.7, Инд. в: Scopus)</w:t>
+      <w:proofErr w:type="spellStart"/>
+      <w:r>
+        <w:rPr>
+          <w:rFonts w:ascii="Times New Roman" w:hAnsi="Times New Roman" w:cs="Times New Roman"/>
+          <w:sz w:val="24"/>
+        </w:rPr>
+        <w:t>Bogatskaya</w:t>
+      </w:r>
+      <w:proofErr w:type="spellEnd"/>
+      <w:r>
+        <w:rPr>
+          <w:rFonts w:ascii="Times New Roman" w:hAnsi="Times New Roman" w:cs="Times New Roman"/>
+          <w:sz w:val="24"/>
+        </w:rPr>
+        <w:t xml:space="preserve"> A. V., </w:t>
+      </w:r>
+      <w:proofErr w:type="spellStart"/>
+      <w:r>
+        <w:rPr>
+          <w:rFonts w:ascii="Times New Roman" w:hAnsi="Times New Roman" w:cs="Times New Roman"/>
+          <w:sz w:val="24"/>
+        </w:rPr>
+        <w:t>Gulina</w:t>
+      </w:r>
+      <w:proofErr w:type="spellEnd"/>
+      <w:r>
+        <w:rPr>
+          <w:rFonts w:ascii="Times New Roman" w:hAnsi="Times New Roman" w:cs="Times New Roman"/>
+          <w:sz w:val="24"/>
+        </w:rPr>
+        <w:t xml:space="preserve"> Y. S., </w:t>
+      </w:r>
+      <w:proofErr w:type="spellStart"/>
+      <w:r>
+        <w:rPr>
+          <w:rFonts w:ascii="Times New Roman" w:hAnsi="Times New Roman" w:cs="Times New Roman"/>
+          <w:sz w:val="24"/>
+        </w:rPr>
+        <w:t>Rupasov</w:t>
+      </w:r>
+      <w:proofErr w:type="spellEnd"/>
+      <w:r>
+        <w:rPr>
+          <w:rFonts w:ascii="Times New Roman" w:hAnsi="Times New Roman" w:cs="Times New Roman"/>
+          <w:sz w:val="24"/>
+        </w:rPr>
+        <w:t xml:space="preserve"> A. E., </w:t>
+      </w:r>
+      <w:proofErr w:type="spellStart"/>
+      <w:r>
+        <w:rPr>
+          <w:rFonts w:ascii="Times New Roman" w:hAnsi="Times New Roman" w:cs="Times New Roman"/>
+          <w:sz w:val="24"/>
+        </w:rPr>
+        <w:t>Volkova</w:t>
+      </w:r>
+      <w:proofErr w:type="spellEnd"/>
+      <w:r>
+        <w:rPr>
+          <w:rFonts w:ascii="Times New Roman" w:hAnsi="Times New Roman" w:cs="Times New Roman"/>
+          <w:sz w:val="24"/>
+        </w:rPr>
+        <w:t xml:space="preserve"> E. A., </w:t>
+      </w:r>
+      <w:proofErr w:type="spellStart"/>
+      <w:r>
+        <w:rPr>
+          <w:rFonts w:ascii="Times New Roman" w:hAnsi="Times New Roman" w:cs="Times New Roman"/>
+          <w:sz w:val="24"/>
+        </w:rPr>
+        <w:t>Popov</w:t>
+      </w:r>
+      <w:proofErr w:type="spellEnd"/>
+      <w:r>
+        <w:rPr>
+          <w:rFonts w:ascii="Times New Roman" w:hAnsi="Times New Roman" w:cs="Times New Roman"/>
+          <w:sz w:val="24"/>
+        </w:rPr>
+        <w:t xml:space="preserve"> A. M., </w:t>
+      </w:r>
+      <w:proofErr w:type="spellStart"/>
+      <w:r>
+        <w:rPr>
+          <w:rFonts w:ascii="Times New Roman" w:hAnsi="Times New Roman" w:cs="Times New Roman"/>
+          <w:sz w:val="24"/>
+        </w:rPr>
+        <w:t>Kudryashov</w:t>
+      </w:r>
+      <w:proofErr w:type="spellEnd"/>
+      <w:r>
+        <w:rPr>
+          <w:rFonts w:ascii="Times New Roman" w:hAnsi="Times New Roman" w:cs="Times New Roman"/>
+          <w:sz w:val="24"/>
+        </w:rPr>
+        <w:t xml:space="preserve"> S. I. Direct </w:t>
+      </w:r>
+      <w:proofErr w:type="spellStart"/>
+      <w:r>
+        <w:rPr>
+          <w:rFonts w:ascii="Times New Roman" w:hAnsi="Times New Roman" w:cs="Times New Roman"/>
+          <w:sz w:val="24"/>
+        </w:rPr>
+        <w:t>Formation</w:t>
+      </w:r>
+      <w:proofErr w:type="spellEnd"/>
+      <w:r>
+        <w:rPr>
+          <w:rFonts w:ascii="Times New Roman" w:hAnsi="Times New Roman" w:cs="Times New Roman"/>
+          <w:sz w:val="24"/>
+        </w:rPr>
+        <w:t xml:space="preserve"> </w:t>
+      </w:r>
+      <w:proofErr w:type="spellStart"/>
+      <w:r>
+        <w:rPr>
+          <w:rFonts w:ascii="Times New Roman" w:hAnsi="Times New Roman" w:cs="Times New Roman"/>
+          <w:sz w:val="24"/>
+        </w:rPr>
+        <w:t>of</w:t>
+      </w:r>
+      <w:proofErr w:type="spellEnd"/>
+      <w:r>
+        <w:rPr>
+          <w:rFonts w:ascii="Times New Roman" w:hAnsi="Times New Roman" w:cs="Times New Roman"/>
+          <w:sz w:val="24"/>
+        </w:rPr>
+        <w:t xml:space="preserve"> </w:t>
+      </w:r>
+      <w:proofErr w:type="spellStart"/>
+      <w:r>
+        <w:rPr>
+          <w:rFonts w:ascii="Times New Roman" w:hAnsi="Times New Roman" w:cs="Times New Roman"/>
+          <w:sz w:val="24"/>
+        </w:rPr>
+        <w:t>Subwavelength</w:t>
+      </w:r>
+      <w:proofErr w:type="spellEnd"/>
+      <w:r>
+        <w:rPr>
+          <w:rFonts w:ascii="Times New Roman" w:hAnsi="Times New Roman" w:cs="Times New Roman"/>
+          <w:sz w:val="24"/>
+        </w:rPr>
+        <w:t xml:space="preserve"> </w:t>
+      </w:r>
+      <w:proofErr w:type="spellStart"/>
+      <w:r>
+        <w:rPr>
+          <w:rFonts w:ascii="Times New Roman" w:hAnsi="Times New Roman" w:cs="Times New Roman"/>
+          <w:sz w:val="24"/>
+        </w:rPr>
+        <w:t>Microstructures</w:t>
+      </w:r>
+      <w:proofErr w:type="spellEnd"/>
+      <w:r>
+        <w:rPr>
+          <w:rFonts w:ascii="Times New Roman" w:hAnsi="Times New Roman" w:cs="Times New Roman"/>
+          <w:sz w:val="24"/>
+        </w:rPr>
+        <w:t xml:space="preserve"> in </w:t>
+      </w:r>
+      <w:proofErr w:type="spellStart"/>
+      <w:r>
+        <w:rPr>
+          <w:rFonts w:ascii="Times New Roman" w:hAnsi="Times New Roman" w:cs="Times New Roman"/>
+          <w:sz w:val="24"/>
+        </w:rPr>
+        <w:t>the</w:t>
+      </w:r>
+      <w:proofErr w:type="spellEnd"/>
+      <w:r>
+        <w:rPr>
+          <w:rFonts w:ascii="Times New Roman" w:hAnsi="Times New Roman" w:cs="Times New Roman"/>
+          <w:sz w:val="24"/>
+        </w:rPr>
+        <w:t xml:space="preserve"> </w:t>
+      </w:r>
+      <w:proofErr w:type="spellStart"/>
+      <w:r>
+        <w:rPr>
+          <w:rFonts w:ascii="Times New Roman" w:hAnsi="Times New Roman" w:cs="Times New Roman"/>
+          <w:sz w:val="24"/>
+        </w:rPr>
+        <w:t>Bulk</w:t>
+      </w:r>
+      <w:proofErr w:type="spellEnd"/>
+      <w:r>
+        <w:rPr>
+          <w:rFonts w:ascii="Times New Roman" w:hAnsi="Times New Roman" w:cs="Times New Roman"/>
+          <w:sz w:val="24"/>
+        </w:rPr>
+        <w:t xml:space="preserve"> </w:t>
+      </w:r>
+      <w:proofErr w:type="spellStart"/>
+      <w:r>
+        <w:rPr>
+          <w:rFonts w:ascii="Times New Roman" w:hAnsi="Times New Roman" w:cs="Times New Roman"/>
+          <w:sz w:val="24"/>
+        </w:rPr>
+        <w:t>of</w:t>
+      </w:r>
+      <w:proofErr w:type="spellEnd"/>
+      <w:r>
+        <w:rPr>
+          <w:rFonts w:ascii="Times New Roman" w:hAnsi="Times New Roman" w:cs="Times New Roman"/>
+          <w:sz w:val="24"/>
+        </w:rPr>
+        <w:t xml:space="preserve"> </w:t>
+      </w:r>
+      <w:proofErr w:type="spellStart"/>
+      <w:r>
+        <w:rPr>
+          <w:rFonts w:ascii="Times New Roman" w:hAnsi="Times New Roman" w:cs="Times New Roman"/>
+          <w:sz w:val="24"/>
+        </w:rPr>
+        <w:t>Fused</w:t>
+      </w:r>
+      <w:proofErr w:type="spellEnd"/>
+      <w:r>
+        <w:rPr>
+          <w:rFonts w:ascii="Times New Roman" w:hAnsi="Times New Roman" w:cs="Times New Roman"/>
+          <w:sz w:val="24"/>
+        </w:rPr>
+        <w:t xml:space="preserve"> </w:t>
+      </w:r>
+      <w:proofErr w:type="spellStart"/>
+      <w:r>
+        <w:rPr>
+          <w:rFonts w:ascii="Times New Roman" w:hAnsi="Times New Roman" w:cs="Times New Roman"/>
+          <w:sz w:val="24"/>
+        </w:rPr>
+        <w:t>Silica</w:t>
+      </w:r>
+      <w:proofErr w:type="spellEnd"/>
+      <w:r>
+        <w:rPr>
+          <w:rFonts w:ascii="Times New Roman" w:hAnsi="Times New Roman" w:cs="Times New Roman"/>
+          <w:sz w:val="24"/>
+        </w:rPr>
+        <w:t xml:space="preserve"> </w:t>
+      </w:r>
+      <w:proofErr w:type="spellStart"/>
+      <w:r>
+        <w:rPr>
+          <w:rFonts w:ascii="Times New Roman" w:hAnsi="Times New Roman" w:cs="Times New Roman"/>
+          <w:sz w:val="24"/>
+        </w:rPr>
+        <w:t>by</w:t>
+      </w:r>
+      <w:proofErr w:type="spellEnd"/>
+      <w:r>
+        <w:rPr>
+          <w:rFonts w:ascii="Times New Roman" w:hAnsi="Times New Roman" w:cs="Times New Roman"/>
+          <w:sz w:val="24"/>
+        </w:rPr>
+        <w:t xml:space="preserve"> </w:t>
+      </w:r>
+      <w:proofErr w:type="spellStart"/>
+      <w:r>
+        <w:rPr>
+          <w:rFonts w:ascii="Times New Roman" w:hAnsi="Times New Roman" w:cs="Times New Roman"/>
+          <w:sz w:val="24"/>
+        </w:rPr>
+        <w:t>Tightly</w:t>
+      </w:r>
+      <w:proofErr w:type="spellEnd"/>
+      <w:r>
+        <w:rPr>
+          <w:rFonts w:ascii="Times New Roman" w:hAnsi="Times New Roman" w:cs="Times New Roman"/>
+          <w:sz w:val="24"/>
+        </w:rPr>
+        <w:t xml:space="preserve"> </w:t>
+      </w:r>
+      <w:proofErr w:type="spellStart"/>
+      <w:r>
+        <w:rPr>
+          <w:rFonts w:ascii="Times New Roman" w:hAnsi="Times New Roman" w:cs="Times New Roman"/>
+          <w:sz w:val="24"/>
+        </w:rPr>
+        <w:t>Focused</w:t>
+      </w:r>
+      <w:proofErr w:type="spellEnd"/>
+      <w:r>
+        <w:rPr>
+          <w:rFonts w:ascii="Times New Roman" w:hAnsi="Times New Roman" w:cs="Times New Roman"/>
+          <w:sz w:val="24"/>
+        </w:rPr>
+        <w:t xml:space="preserve"> Laser </w:t>
+      </w:r>
+      <w:proofErr w:type="spellStart"/>
+      <w:r>
+        <w:rPr>
+          <w:rFonts w:ascii="Times New Roman" w:hAnsi="Times New Roman" w:cs="Times New Roman"/>
+          <w:sz w:val="24"/>
+        </w:rPr>
+        <w:t>Pulses</w:t>
+      </w:r>
+      <w:proofErr w:type="spellEnd"/>
+      <w:r>
+        <w:rPr>
+          <w:rFonts w:ascii="Times New Roman" w:hAnsi="Times New Roman" w:cs="Times New Roman"/>
+          <w:sz w:val="24"/>
+        </w:rPr>
+        <w:t xml:space="preserve"> (</w:t>
+      </w:r>
+      <w:proofErr w:type="spellStart"/>
+      <w:r>
+        <w:rPr>
+          <w:rFonts w:ascii="Times New Roman" w:hAnsi="Times New Roman" w:cs="Times New Roman"/>
+          <w:sz w:val="24"/>
+        </w:rPr>
+        <w:t>Brief</w:t>
+      </w:r>
+      <w:proofErr w:type="spellEnd"/>
+      <w:r>
+        <w:rPr>
+          <w:rFonts w:ascii="Times New Roman" w:hAnsi="Times New Roman" w:cs="Times New Roman"/>
+          <w:sz w:val="24"/>
+        </w:rPr>
+        <w:t xml:space="preserve"> Review) // JETP Letters. – 2025. – V. 122. – No. 8. – P. 508–517. DOI: 10.1134/S0021364025602109 (Журнал: Q3, </w:t>
+      </w:r>
+      <w:proofErr w:type="spellStart"/>
+      <w:r>
+        <w:rPr>
+          <w:rFonts w:ascii="Times New Roman" w:hAnsi="Times New Roman" w:cs="Times New Roman"/>
+          <w:sz w:val="24"/>
+        </w:rPr>
+        <w:t>Импакт</w:t>
+      </w:r>
+      <w:proofErr w:type="spellEnd"/>
+      <w:r>
+        <w:rPr>
+          <w:rFonts w:ascii="Times New Roman" w:hAnsi="Times New Roman" w:cs="Times New Roman"/>
+          <w:sz w:val="24"/>
+        </w:rPr>
+        <w:t>-фактор (2025)</w:t>
+      </w:r>
+      <w:r>
+        <w:rPr>
+          <w:rFonts w:ascii="Times New Roman" w:hAnsi="Times New Roman" w:cs="Times New Roman"/>
+          <w:sz w:val="24"/>
+        </w:rPr>
+        <w:t xml:space="preserve">: 1.7, Инд. в: </w:t>
+      </w:r>
+      <w:proofErr w:type="spellStart"/>
+      <w:r>
+        <w:rPr>
+          <w:rFonts w:ascii="Times New Roman" w:hAnsi="Times New Roman" w:cs="Times New Roman"/>
+          <w:sz w:val="24"/>
+        </w:rPr>
+        <w:t>Scopus</w:t>
+      </w:r>
+      <w:proofErr w:type="spellEnd"/>
+      <w:r>
+        <w:rPr>
+          <w:rFonts w:ascii="Times New Roman" w:hAnsi="Times New Roman" w:cs="Times New Roman"/>
+          <w:sz w:val="24"/>
+        </w:rPr>
+        <w:t>)</w:t>
       </w:r>
     </w:p>
     <w:p>
@@ -968,26 +1749,412 @@
           <w:sz w:val="24"/>
         </w:rPr>
       </w:pPr>
-      <w:r>
-        <w:rPr>
-          <w:rFonts w:ascii="Times New Roman" w:hAnsi="Times New Roman" w:cs="Times New Roman"/>
-          <w:sz w:val="24"/>
-        </w:rPr>
-        <w:t xml:space="preserve">Kudryashov S. I., Shelygina S. N., Kompanets V. O., Chekalin S. V., Efremov I. M., Stolyarov A. V., Tolordava E. R. Microscopic Mechanism of the Denaturation of Proteins and Nucleic Acids of Pseudomonas Aeruginosa Resonantly Absorbing 6-μm Femtosecond Laser Pulses // JETP Letters. – 2025. – V. 122. – No. 3. – P. 197–202. DOI: 10.1134/S0021364025600668 (Журнал: Q3, </w:t>
-      </w:r>
-      <w:r>
-        <w:rPr>
-          <w:rFonts w:ascii="Times New Roman" w:hAnsi="Times New Roman" w:cs="Times New Roman"/>
-          <w:sz w:val="24"/>
-        </w:rPr>
-        <w:t>Импакт-фактор (2025)</w:t>
-      </w:r>
-      <w:r>
-        <w:rPr>
-          <w:rFonts w:ascii="Times New Roman" w:hAnsi="Times New Roman" w:cs="Times New Roman"/>
-          <w:sz w:val="24"/>
-        </w:rPr>
-        <w:t>: 1.7, Инд. в: Scopus)</w:t>
+      <w:proofErr w:type="spellStart"/>
+      <w:r>
+        <w:rPr>
+          <w:rFonts w:ascii="Times New Roman" w:hAnsi="Times New Roman" w:cs="Times New Roman"/>
+          <w:sz w:val="24"/>
+        </w:rPr>
+        <w:t>Kudryashov</w:t>
+      </w:r>
+      <w:proofErr w:type="spellEnd"/>
+      <w:r>
+        <w:rPr>
+          <w:rFonts w:ascii="Times New Roman" w:hAnsi="Times New Roman" w:cs="Times New Roman"/>
+          <w:sz w:val="24"/>
+        </w:rPr>
+        <w:t xml:space="preserve"> S. I., </w:t>
+      </w:r>
+      <w:proofErr w:type="spellStart"/>
+      <w:r>
+        <w:rPr>
+          <w:rFonts w:ascii="Times New Roman" w:hAnsi="Times New Roman" w:cs="Times New Roman"/>
+          <w:sz w:val="24"/>
+        </w:rPr>
+        <w:t>Shelygina</w:t>
+      </w:r>
+      <w:proofErr w:type="spellEnd"/>
+      <w:r>
+        <w:rPr>
+          <w:rFonts w:ascii="Times New Roman" w:hAnsi="Times New Roman" w:cs="Times New Roman"/>
+          <w:sz w:val="24"/>
+        </w:rPr>
+        <w:t xml:space="preserve"> S. N., </w:t>
+      </w:r>
+      <w:proofErr w:type="spellStart"/>
+      <w:r>
+        <w:rPr>
+          <w:rFonts w:ascii="Times New Roman" w:hAnsi="Times New Roman" w:cs="Times New Roman"/>
+          <w:sz w:val="24"/>
+        </w:rPr>
+        <w:t>Kompanets</w:t>
+      </w:r>
+      <w:proofErr w:type="spellEnd"/>
+      <w:r>
+        <w:rPr>
+          <w:rFonts w:ascii="Times New Roman" w:hAnsi="Times New Roman" w:cs="Times New Roman"/>
+          <w:sz w:val="24"/>
+        </w:rPr>
+        <w:t xml:space="preserve"> V. O., </w:t>
+      </w:r>
+      <w:proofErr w:type="spellStart"/>
+      <w:r>
+        <w:rPr>
+          <w:rFonts w:ascii="Times New Roman" w:hAnsi="Times New Roman" w:cs="Times New Roman"/>
+          <w:sz w:val="24"/>
+        </w:rPr>
+        <w:t>Chekalin</w:t>
+      </w:r>
+      <w:proofErr w:type="spellEnd"/>
+      <w:r>
+        <w:rPr>
+          <w:rFonts w:ascii="Times New Roman" w:hAnsi="Times New Roman" w:cs="Times New Roman"/>
+          <w:sz w:val="24"/>
+        </w:rPr>
+        <w:t xml:space="preserve"> S. V., </w:t>
+      </w:r>
+      <w:proofErr w:type="spellStart"/>
+      <w:r>
+        <w:rPr>
+          <w:rFonts w:ascii="Times New Roman" w:hAnsi="Times New Roman" w:cs="Times New Roman"/>
+          <w:sz w:val="24"/>
+        </w:rPr>
+        <w:t>Efremov</w:t>
+      </w:r>
+      <w:proofErr w:type="spellEnd"/>
+      <w:r>
+        <w:rPr>
+          <w:rFonts w:ascii="Times New Roman" w:hAnsi="Times New Roman" w:cs="Times New Roman"/>
+          <w:sz w:val="24"/>
+        </w:rPr>
+        <w:t xml:space="preserve"> I. M., </w:t>
+      </w:r>
+      <w:proofErr w:type="spellStart"/>
+      <w:r>
+        <w:rPr>
+          <w:rFonts w:ascii="Times New Roman" w:hAnsi="Times New Roman" w:cs="Times New Roman"/>
+          <w:sz w:val="24"/>
+        </w:rPr>
+        <w:t>Stolyarov</w:t>
+      </w:r>
+      <w:proofErr w:type="spellEnd"/>
+      <w:r>
+        <w:rPr>
+          <w:rFonts w:ascii="Times New Roman" w:hAnsi="Times New Roman" w:cs="Times New Roman"/>
+          <w:sz w:val="24"/>
+        </w:rPr>
+        <w:t xml:space="preserve"> A. V., </w:t>
+      </w:r>
+      <w:proofErr w:type="spellStart"/>
+      <w:r>
+        <w:rPr>
+          <w:rFonts w:ascii="Times New Roman" w:hAnsi="Times New Roman" w:cs="Times New Roman"/>
+          <w:sz w:val="24"/>
+        </w:rPr>
+        <w:t>Tolordava</w:t>
+      </w:r>
+      <w:proofErr w:type="spellEnd"/>
+      <w:r>
+        <w:rPr>
+          <w:rFonts w:ascii="Times New Roman" w:hAnsi="Times New Roman" w:cs="Times New Roman"/>
+          <w:sz w:val="24"/>
+        </w:rPr>
+        <w:t xml:space="preserve"> E. R. </w:t>
+      </w:r>
+      <w:proofErr w:type="spellStart"/>
+      <w:r>
+        <w:rPr>
+          <w:rFonts w:ascii="Times New Roman" w:hAnsi="Times New Roman" w:cs="Times New Roman"/>
+          <w:sz w:val="24"/>
+        </w:rPr>
+        <w:t>Microscopic</w:t>
+      </w:r>
+      <w:proofErr w:type="spellEnd"/>
+      <w:r>
+        <w:rPr>
+          <w:rFonts w:ascii="Times New Roman" w:hAnsi="Times New Roman" w:cs="Times New Roman"/>
+          <w:sz w:val="24"/>
+        </w:rPr>
+        <w:t xml:space="preserve"> </w:t>
+      </w:r>
+      <w:proofErr w:type="spellStart"/>
+      <w:r>
+        <w:rPr>
+          <w:rFonts w:ascii="Times New Roman" w:hAnsi="Times New Roman" w:cs="Times New Roman"/>
+          <w:sz w:val="24"/>
+        </w:rPr>
+        <w:t>Mechanism</w:t>
+      </w:r>
+      <w:proofErr w:type="spellEnd"/>
+      <w:r>
+        <w:rPr>
+          <w:rFonts w:ascii="Times New Roman" w:hAnsi="Times New Roman" w:cs="Times New Roman"/>
+          <w:sz w:val="24"/>
+        </w:rPr>
+        <w:t xml:space="preserve"> </w:t>
+      </w:r>
+      <w:proofErr w:type="spellStart"/>
+      <w:r>
+        <w:rPr>
+          <w:rFonts w:ascii="Times New Roman" w:hAnsi="Times New Roman" w:cs="Times New Roman"/>
+          <w:sz w:val="24"/>
+        </w:rPr>
+        <w:t>of</w:t>
+      </w:r>
+      <w:proofErr w:type="spellEnd"/>
+      <w:r>
+        <w:rPr>
+          <w:rFonts w:ascii="Times New Roman" w:hAnsi="Times New Roman" w:cs="Times New Roman"/>
+          <w:sz w:val="24"/>
+        </w:rPr>
+        <w:t xml:space="preserve"> </w:t>
+      </w:r>
+      <w:proofErr w:type="spellStart"/>
+      <w:r>
+        <w:rPr>
+          <w:rFonts w:ascii="Times New Roman" w:hAnsi="Times New Roman" w:cs="Times New Roman"/>
+          <w:sz w:val="24"/>
+        </w:rPr>
+        <w:t>the</w:t>
+      </w:r>
+      <w:proofErr w:type="spellEnd"/>
+      <w:r>
+        <w:rPr>
+          <w:rFonts w:ascii="Times New Roman" w:hAnsi="Times New Roman" w:cs="Times New Roman"/>
+          <w:sz w:val="24"/>
+        </w:rPr>
+        <w:t xml:space="preserve"> </w:t>
+      </w:r>
+      <w:proofErr w:type="spellStart"/>
+      <w:r>
+        <w:rPr>
+          <w:rFonts w:ascii="Times New Roman" w:hAnsi="Times New Roman" w:cs="Times New Roman"/>
+          <w:sz w:val="24"/>
+        </w:rPr>
+        <w:t>Denaturation</w:t>
+      </w:r>
+      <w:proofErr w:type="spellEnd"/>
+      <w:r>
+        <w:rPr>
+          <w:rFonts w:ascii="Times New Roman" w:hAnsi="Times New Roman" w:cs="Times New Roman"/>
+          <w:sz w:val="24"/>
+        </w:rPr>
+        <w:t xml:space="preserve"> </w:t>
+      </w:r>
+      <w:proofErr w:type="spellStart"/>
+      <w:r>
+        <w:rPr>
+          <w:rFonts w:ascii="Times New Roman" w:hAnsi="Times New Roman" w:cs="Times New Roman"/>
+          <w:sz w:val="24"/>
+        </w:rPr>
+        <w:t>of</w:t>
+      </w:r>
+      <w:proofErr w:type="spellEnd"/>
+      <w:r>
+        <w:rPr>
+          <w:rFonts w:ascii="Times New Roman" w:hAnsi="Times New Roman" w:cs="Times New Roman"/>
+          <w:sz w:val="24"/>
+        </w:rPr>
+        <w:t xml:space="preserve"> </w:t>
+      </w:r>
+      <w:proofErr w:type="spellStart"/>
+      <w:r>
+        <w:rPr>
+          <w:rFonts w:ascii="Times New Roman" w:hAnsi="Times New Roman" w:cs="Times New Roman"/>
+          <w:sz w:val="24"/>
+        </w:rPr>
+        <w:t>Proteins</w:t>
+      </w:r>
+      <w:proofErr w:type="spellEnd"/>
+      <w:r>
+        <w:rPr>
+          <w:rFonts w:ascii="Times New Roman" w:hAnsi="Times New Roman" w:cs="Times New Roman"/>
+          <w:sz w:val="24"/>
+        </w:rPr>
+        <w:t xml:space="preserve"> and </w:t>
+      </w:r>
+      <w:proofErr w:type="spellStart"/>
+      <w:r>
+        <w:rPr>
+          <w:rFonts w:ascii="Times New Roman" w:hAnsi="Times New Roman" w:cs="Times New Roman"/>
+          <w:sz w:val="24"/>
+        </w:rPr>
+        <w:t>Nucleic</w:t>
+      </w:r>
+      <w:proofErr w:type="spellEnd"/>
+      <w:r>
+        <w:rPr>
+          <w:rFonts w:ascii="Times New Roman" w:hAnsi="Times New Roman" w:cs="Times New Roman"/>
+          <w:sz w:val="24"/>
+        </w:rPr>
+        <w:t xml:space="preserve"> </w:t>
+      </w:r>
+      <w:proofErr w:type="spellStart"/>
+      <w:r>
+        <w:rPr>
+          <w:rFonts w:ascii="Times New Roman" w:hAnsi="Times New Roman" w:cs="Times New Roman"/>
+          <w:sz w:val="24"/>
+        </w:rPr>
+        <w:t>Acids</w:t>
+      </w:r>
+      <w:proofErr w:type="spellEnd"/>
+      <w:r>
+        <w:rPr>
+          <w:rFonts w:ascii="Times New Roman" w:hAnsi="Times New Roman" w:cs="Times New Roman"/>
+          <w:sz w:val="24"/>
+        </w:rPr>
+        <w:t xml:space="preserve"> </w:t>
+      </w:r>
+      <w:proofErr w:type="spellStart"/>
+      <w:r>
+        <w:rPr>
+          <w:rFonts w:ascii="Times New Roman" w:hAnsi="Times New Roman" w:cs="Times New Roman"/>
+          <w:sz w:val="24"/>
+        </w:rPr>
+        <w:t>of</w:t>
+      </w:r>
+      <w:proofErr w:type="spellEnd"/>
+      <w:r>
+        <w:rPr>
+          <w:rFonts w:ascii="Times New Roman" w:hAnsi="Times New Roman" w:cs="Times New Roman"/>
+          <w:sz w:val="24"/>
+        </w:rPr>
+        <w:t xml:space="preserve"> </w:t>
+      </w:r>
+      <w:proofErr w:type="spellStart"/>
+      <w:r>
+        <w:rPr>
+          <w:rFonts w:ascii="Times New Roman" w:hAnsi="Times New Roman" w:cs="Times New Roman"/>
+          <w:sz w:val="24"/>
+        </w:rPr>
+        <w:t>Pseudomonas</w:t>
+      </w:r>
+      <w:proofErr w:type="spellEnd"/>
+      <w:r>
+        <w:rPr>
+          <w:rFonts w:ascii="Times New Roman" w:hAnsi="Times New Roman" w:cs="Times New Roman"/>
+          <w:sz w:val="24"/>
+        </w:rPr>
+        <w:t xml:space="preserve"> </w:t>
+      </w:r>
+      <w:proofErr w:type="spellStart"/>
+      <w:r>
+        <w:rPr>
+          <w:rFonts w:ascii="Times New Roman" w:hAnsi="Times New Roman" w:cs="Times New Roman"/>
+          <w:sz w:val="24"/>
+        </w:rPr>
+        <w:t>Aeruginosa</w:t>
+      </w:r>
+      <w:proofErr w:type="spellEnd"/>
+      <w:r>
+        <w:rPr>
+          <w:rFonts w:ascii="Times New Roman" w:hAnsi="Times New Roman" w:cs="Times New Roman"/>
+          <w:sz w:val="24"/>
+        </w:rPr>
+        <w:t xml:space="preserve"> </w:t>
+      </w:r>
+      <w:proofErr w:type="spellStart"/>
+      <w:r>
+        <w:rPr>
+          <w:rFonts w:ascii="Times New Roman" w:hAnsi="Times New Roman" w:cs="Times New Roman"/>
+          <w:sz w:val="24"/>
+        </w:rPr>
+        <w:t>Resonantly</w:t>
+      </w:r>
+      <w:proofErr w:type="spellEnd"/>
+      <w:r>
+        <w:rPr>
+          <w:rFonts w:ascii="Times New Roman" w:hAnsi="Times New Roman" w:cs="Times New Roman"/>
+          <w:sz w:val="24"/>
+        </w:rPr>
+        <w:t xml:space="preserve"> </w:t>
+      </w:r>
+      <w:proofErr w:type="spellStart"/>
+      <w:r>
+        <w:rPr>
+          <w:rFonts w:ascii="Times New Roman" w:hAnsi="Times New Roman" w:cs="Times New Roman"/>
+          <w:sz w:val="24"/>
+        </w:rPr>
+        <w:t>Absorbing</w:t>
+      </w:r>
+      <w:proofErr w:type="spellEnd"/>
+      <w:r>
+        <w:rPr>
+          <w:rFonts w:ascii="Times New Roman" w:hAnsi="Times New Roman" w:cs="Times New Roman"/>
+          <w:sz w:val="24"/>
+        </w:rPr>
+        <w:t xml:space="preserve"> 6-μm </w:t>
+      </w:r>
+      <w:proofErr w:type="spellStart"/>
+      <w:r>
+        <w:rPr>
+          <w:rFonts w:ascii="Times New Roman" w:hAnsi="Times New Roman" w:cs="Times New Roman"/>
+          <w:sz w:val="24"/>
+        </w:rPr>
+        <w:t>Femtosecond</w:t>
+      </w:r>
+      <w:proofErr w:type="spellEnd"/>
+      <w:r>
+        <w:rPr>
+          <w:rFonts w:ascii="Times New Roman" w:hAnsi="Times New Roman" w:cs="Times New Roman"/>
+          <w:sz w:val="24"/>
+        </w:rPr>
+        <w:t xml:space="preserve"> Laser </w:t>
+      </w:r>
+      <w:proofErr w:type="spellStart"/>
+      <w:r>
+        <w:rPr>
+          <w:rFonts w:ascii="Times New Roman" w:hAnsi="Times New Roman" w:cs="Times New Roman"/>
+          <w:sz w:val="24"/>
+        </w:rPr>
+        <w:t>Pulses</w:t>
+      </w:r>
+      <w:proofErr w:type="spellEnd"/>
+      <w:r>
+        <w:rPr>
+          <w:rFonts w:ascii="Times New Roman" w:hAnsi="Times New Roman" w:cs="Times New Roman"/>
+          <w:sz w:val="24"/>
+        </w:rPr>
+        <w:t xml:space="preserve"> // JETP Letters. – 2025. – V. 122. – No. 3. – P. 197–202. DOI: 10.1134/S0021364025600668 (Журнал: Q3, </w:t>
+      </w:r>
+      <w:proofErr w:type="spellStart"/>
+      <w:r>
+        <w:rPr>
+          <w:rFonts w:ascii="Times New Roman" w:hAnsi="Times New Roman" w:cs="Times New Roman"/>
+          <w:sz w:val="24"/>
+        </w:rPr>
+        <w:t>Импакт</w:t>
+      </w:r>
+      <w:proofErr w:type="spellEnd"/>
+      <w:r>
+        <w:rPr>
+          <w:rFonts w:ascii="Times New Roman" w:hAnsi="Times New Roman" w:cs="Times New Roman"/>
+          <w:sz w:val="24"/>
+        </w:rPr>
+        <w:t>-фактор (2025)</w:t>
+      </w:r>
+      <w:r>
+        <w:rPr>
+          <w:rFonts w:ascii="Times New Roman" w:hAnsi="Times New Roman" w:cs="Times New Roman"/>
+          <w:sz w:val="24"/>
+        </w:rPr>
+        <w:t xml:space="preserve">: 1.7, Инд. в: </w:t>
+      </w:r>
+      <w:proofErr w:type="spellStart"/>
+      <w:r>
+        <w:rPr>
+          <w:rFonts w:ascii="Times New Roman" w:hAnsi="Times New Roman" w:cs="Times New Roman"/>
+          <w:sz w:val="24"/>
+        </w:rPr>
+        <w:t>Scopus</w:t>
+      </w:r>
+      <w:proofErr w:type="spellEnd"/>
+      <w:r>
+        <w:rPr>
+          <w:rFonts w:ascii="Times New Roman" w:hAnsi="Times New Roman" w:cs="Times New Roman"/>
+          <w:sz w:val="24"/>
+        </w:rPr>
+        <w:t>)</w:t>
       </w:r>
     </w:p>
     <w:p>
@@ -1003,26 +2170,460 @@
           <w:sz w:val="24"/>
         </w:rPr>
       </w:pPr>
-      <w:r>
-        <w:rPr>
-          <w:rFonts w:ascii="Times New Roman" w:hAnsi="Times New Roman" w:cs="Times New Roman"/>
-          <w:sz w:val="24"/>
-        </w:rPr>
-        <w:t xml:space="preserve">Kudryashov S. I., Podlesnykh I. M., Chizhov P. A., Bulgakova V. V., Ushakov A. A., Goncharov Y. G., Dravin V. A., Krasin G. K., Vlasov A. I., Kovalev M. S. Characteristic timescales of carrier dynamics in sulfur-hyperdoped silicon probed by femtosecond laser optical pump/THz probe pulses // Materials Science in Semiconductor Processing. – 2025. – V. 199. – Art. 109880. DOI: 10.1016/j.mssp.2025.109880 (Журнал: Q2, </w:t>
-      </w:r>
-      <w:r>
-        <w:rPr>
-          <w:rFonts w:ascii="Times New Roman" w:hAnsi="Times New Roman" w:cs="Times New Roman"/>
-          <w:sz w:val="24"/>
-        </w:rPr>
-        <w:t>Импакт-фактор (2025)</w:t>
-      </w:r>
-      <w:r>
-        <w:rPr>
-          <w:rFonts w:ascii="Times New Roman" w:hAnsi="Times New Roman" w:cs="Times New Roman"/>
-          <w:sz w:val="24"/>
-        </w:rPr>
-        <w:t>: 4.7, Инд. в: Scopus)</w:t>
+      <w:proofErr w:type="spellStart"/>
+      <w:r>
+        <w:rPr>
+          <w:rFonts w:ascii="Times New Roman" w:hAnsi="Times New Roman" w:cs="Times New Roman"/>
+          <w:sz w:val="24"/>
+        </w:rPr>
+        <w:t>Kudryashov</w:t>
+      </w:r>
+      <w:proofErr w:type="spellEnd"/>
+      <w:r>
+        <w:rPr>
+          <w:rFonts w:ascii="Times New Roman" w:hAnsi="Times New Roman" w:cs="Times New Roman"/>
+          <w:sz w:val="24"/>
+        </w:rPr>
+        <w:t xml:space="preserve"> S. I., </w:t>
+      </w:r>
+      <w:proofErr w:type="spellStart"/>
+      <w:r>
+        <w:rPr>
+          <w:rFonts w:ascii="Times New Roman" w:hAnsi="Times New Roman" w:cs="Times New Roman"/>
+          <w:sz w:val="24"/>
+        </w:rPr>
+        <w:t>Podlesnykh</w:t>
+      </w:r>
+      <w:proofErr w:type="spellEnd"/>
+      <w:r>
+        <w:rPr>
+          <w:rFonts w:ascii="Times New Roman" w:hAnsi="Times New Roman" w:cs="Times New Roman"/>
+          <w:sz w:val="24"/>
+        </w:rPr>
+        <w:t xml:space="preserve"> I. M., </w:t>
+      </w:r>
+      <w:proofErr w:type="spellStart"/>
+      <w:r>
+        <w:rPr>
+          <w:rFonts w:ascii="Times New Roman" w:hAnsi="Times New Roman" w:cs="Times New Roman"/>
+          <w:sz w:val="24"/>
+        </w:rPr>
+        <w:t>Chizhov</w:t>
+      </w:r>
+      <w:proofErr w:type="spellEnd"/>
+      <w:r>
+        <w:rPr>
+          <w:rFonts w:ascii="Times New Roman" w:hAnsi="Times New Roman" w:cs="Times New Roman"/>
+          <w:sz w:val="24"/>
+        </w:rPr>
+        <w:t xml:space="preserve"> P. A., </w:t>
+      </w:r>
+      <w:proofErr w:type="spellStart"/>
+      <w:r>
+        <w:rPr>
+          <w:rFonts w:ascii="Times New Roman" w:hAnsi="Times New Roman" w:cs="Times New Roman"/>
+          <w:sz w:val="24"/>
+        </w:rPr>
+        <w:t>Bulgakova</w:t>
+      </w:r>
+      <w:proofErr w:type="spellEnd"/>
+      <w:r>
+        <w:rPr>
+          <w:rFonts w:ascii="Times New Roman" w:hAnsi="Times New Roman" w:cs="Times New Roman"/>
+          <w:sz w:val="24"/>
+        </w:rPr>
+        <w:t xml:space="preserve"> V. V., </w:t>
+      </w:r>
+      <w:proofErr w:type="spellStart"/>
+      <w:r>
+        <w:rPr>
+          <w:rFonts w:ascii="Times New Roman" w:hAnsi="Times New Roman" w:cs="Times New Roman"/>
+          <w:sz w:val="24"/>
+        </w:rPr>
+        <w:t>Ushakov</w:t>
+      </w:r>
+      <w:proofErr w:type="spellEnd"/>
+      <w:r>
+        <w:rPr>
+          <w:rFonts w:ascii="Times New Roman" w:hAnsi="Times New Roman" w:cs="Times New Roman"/>
+          <w:sz w:val="24"/>
+        </w:rPr>
+        <w:t xml:space="preserve"> A. A., </w:t>
+      </w:r>
+      <w:proofErr w:type="spellStart"/>
+      <w:r>
+        <w:rPr>
+          <w:rFonts w:ascii="Times New Roman" w:hAnsi="Times New Roman" w:cs="Times New Roman"/>
+          <w:sz w:val="24"/>
+        </w:rPr>
+        <w:t>Goncharov</w:t>
+      </w:r>
+      <w:proofErr w:type="spellEnd"/>
+      <w:r>
+        <w:rPr>
+          <w:rFonts w:ascii="Times New Roman" w:hAnsi="Times New Roman" w:cs="Times New Roman"/>
+          <w:sz w:val="24"/>
+        </w:rPr>
+        <w:t xml:space="preserve"> Y. G., </w:t>
+      </w:r>
+      <w:proofErr w:type="spellStart"/>
+      <w:r>
+        <w:rPr>
+          <w:rFonts w:ascii="Times New Roman" w:hAnsi="Times New Roman" w:cs="Times New Roman"/>
+          <w:sz w:val="24"/>
+        </w:rPr>
+        <w:t>Dravin</w:t>
+      </w:r>
+      <w:proofErr w:type="spellEnd"/>
+      <w:r>
+        <w:rPr>
+          <w:rFonts w:ascii="Times New Roman" w:hAnsi="Times New Roman" w:cs="Times New Roman"/>
+          <w:sz w:val="24"/>
+        </w:rPr>
+        <w:t xml:space="preserve"> V. A., </w:t>
+      </w:r>
+      <w:proofErr w:type="spellStart"/>
+      <w:r>
+        <w:rPr>
+          <w:rFonts w:ascii="Times New Roman" w:hAnsi="Times New Roman" w:cs="Times New Roman"/>
+          <w:sz w:val="24"/>
+        </w:rPr>
+        <w:t>Krasin</w:t>
+      </w:r>
+      <w:proofErr w:type="spellEnd"/>
+      <w:r>
+        <w:rPr>
+          <w:rFonts w:ascii="Times New Roman" w:hAnsi="Times New Roman" w:cs="Times New Roman"/>
+          <w:sz w:val="24"/>
+        </w:rPr>
+        <w:t xml:space="preserve"> G. K., </w:t>
+      </w:r>
+      <w:proofErr w:type="spellStart"/>
+      <w:r>
+        <w:rPr>
+          <w:rFonts w:ascii="Times New Roman" w:hAnsi="Times New Roman" w:cs="Times New Roman"/>
+          <w:sz w:val="24"/>
+        </w:rPr>
+        <w:t>Vlasov</w:t>
+      </w:r>
+      <w:proofErr w:type="spellEnd"/>
+      <w:r>
+        <w:rPr>
+          <w:rFonts w:ascii="Times New Roman" w:hAnsi="Times New Roman" w:cs="Times New Roman"/>
+          <w:sz w:val="24"/>
+        </w:rPr>
+        <w:t xml:space="preserve"> A. I., </w:t>
+      </w:r>
+      <w:proofErr w:type="spellStart"/>
+      <w:r>
+        <w:rPr>
+          <w:rFonts w:ascii="Times New Roman" w:hAnsi="Times New Roman" w:cs="Times New Roman"/>
+          <w:sz w:val="24"/>
+        </w:rPr>
+        <w:t>Kovalev</w:t>
+      </w:r>
+      <w:proofErr w:type="spellEnd"/>
+      <w:r>
+        <w:rPr>
+          <w:rFonts w:ascii="Times New Roman" w:hAnsi="Times New Roman" w:cs="Times New Roman"/>
+          <w:sz w:val="24"/>
+        </w:rPr>
+        <w:t xml:space="preserve"> M. S. </w:t>
+      </w:r>
+      <w:proofErr w:type="spellStart"/>
+      <w:r>
+        <w:rPr>
+          <w:rFonts w:ascii="Times New Roman" w:hAnsi="Times New Roman" w:cs="Times New Roman"/>
+          <w:sz w:val="24"/>
+        </w:rPr>
+        <w:t>Characteristic</w:t>
+      </w:r>
+      <w:proofErr w:type="spellEnd"/>
+      <w:r>
+        <w:rPr>
+          <w:rFonts w:ascii="Times New Roman" w:hAnsi="Times New Roman" w:cs="Times New Roman"/>
+          <w:sz w:val="24"/>
+        </w:rPr>
+        <w:t xml:space="preserve"> </w:t>
+      </w:r>
+      <w:proofErr w:type="spellStart"/>
+      <w:r>
+        <w:rPr>
+          <w:rFonts w:ascii="Times New Roman" w:hAnsi="Times New Roman" w:cs="Times New Roman"/>
+          <w:sz w:val="24"/>
+        </w:rPr>
+        <w:t>timescales</w:t>
+      </w:r>
+      <w:proofErr w:type="spellEnd"/>
+      <w:r>
+        <w:rPr>
+          <w:rFonts w:ascii="Times New Roman" w:hAnsi="Times New Roman" w:cs="Times New Roman"/>
+          <w:sz w:val="24"/>
+        </w:rPr>
+        <w:t xml:space="preserve"> </w:t>
+      </w:r>
+      <w:proofErr w:type="spellStart"/>
+      <w:r>
+        <w:rPr>
+          <w:rFonts w:ascii="Times New Roman" w:hAnsi="Times New Roman" w:cs="Times New Roman"/>
+          <w:sz w:val="24"/>
+        </w:rPr>
+        <w:t>of</w:t>
+      </w:r>
+      <w:proofErr w:type="spellEnd"/>
+      <w:r>
+        <w:rPr>
+          <w:rFonts w:ascii="Times New Roman" w:hAnsi="Times New Roman" w:cs="Times New Roman"/>
+          <w:sz w:val="24"/>
+        </w:rPr>
+        <w:t xml:space="preserve"> </w:t>
+      </w:r>
+      <w:proofErr w:type="spellStart"/>
+      <w:r>
+        <w:rPr>
+          <w:rFonts w:ascii="Times New Roman" w:hAnsi="Times New Roman" w:cs="Times New Roman"/>
+          <w:sz w:val="24"/>
+        </w:rPr>
+        <w:t>carrier</w:t>
+      </w:r>
+      <w:proofErr w:type="spellEnd"/>
+      <w:r>
+        <w:rPr>
+          <w:rFonts w:ascii="Times New Roman" w:hAnsi="Times New Roman" w:cs="Times New Roman"/>
+          <w:sz w:val="24"/>
+        </w:rPr>
+        <w:t xml:space="preserve"> </w:t>
+      </w:r>
+      <w:proofErr w:type="spellStart"/>
+      <w:r>
+        <w:rPr>
+          <w:rFonts w:ascii="Times New Roman" w:hAnsi="Times New Roman" w:cs="Times New Roman"/>
+          <w:sz w:val="24"/>
+        </w:rPr>
+        <w:t>dynamics</w:t>
+      </w:r>
+      <w:proofErr w:type="spellEnd"/>
+      <w:r>
+        <w:rPr>
+          <w:rFonts w:ascii="Times New Roman" w:hAnsi="Times New Roman" w:cs="Times New Roman"/>
+          <w:sz w:val="24"/>
+        </w:rPr>
+        <w:t xml:space="preserve"> in </w:t>
+      </w:r>
+      <w:proofErr w:type="spellStart"/>
+      <w:r>
+        <w:rPr>
+          <w:rFonts w:ascii="Times New Roman" w:hAnsi="Times New Roman" w:cs="Times New Roman"/>
+          <w:sz w:val="24"/>
+        </w:rPr>
+        <w:t>sulfur-hyperdoped</w:t>
+      </w:r>
+      <w:proofErr w:type="spellEnd"/>
+      <w:r>
+        <w:rPr>
+          <w:rFonts w:ascii="Times New Roman" w:hAnsi="Times New Roman" w:cs="Times New Roman"/>
+          <w:sz w:val="24"/>
+        </w:rPr>
+        <w:t xml:space="preserve"> </w:t>
+      </w:r>
+      <w:proofErr w:type="spellStart"/>
+      <w:r>
+        <w:rPr>
+          <w:rFonts w:ascii="Times New Roman" w:hAnsi="Times New Roman" w:cs="Times New Roman"/>
+          <w:sz w:val="24"/>
+        </w:rPr>
+        <w:t>silicon</w:t>
+      </w:r>
+      <w:proofErr w:type="spellEnd"/>
+      <w:r>
+        <w:rPr>
+          <w:rFonts w:ascii="Times New Roman" w:hAnsi="Times New Roman" w:cs="Times New Roman"/>
+          <w:sz w:val="24"/>
+        </w:rPr>
+        <w:t xml:space="preserve"> </w:t>
+      </w:r>
+      <w:proofErr w:type="spellStart"/>
+      <w:r>
+        <w:rPr>
+          <w:rFonts w:ascii="Times New Roman" w:hAnsi="Times New Roman" w:cs="Times New Roman"/>
+          <w:sz w:val="24"/>
+        </w:rPr>
+        <w:t>probed</w:t>
+      </w:r>
+      <w:proofErr w:type="spellEnd"/>
+      <w:r>
+        <w:rPr>
+          <w:rFonts w:ascii="Times New Roman" w:hAnsi="Times New Roman" w:cs="Times New Roman"/>
+          <w:sz w:val="24"/>
+        </w:rPr>
+        <w:t xml:space="preserve"> </w:t>
+      </w:r>
+      <w:proofErr w:type="spellStart"/>
+      <w:r>
+        <w:rPr>
+          <w:rFonts w:ascii="Times New Roman" w:hAnsi="Times New Roman" w:cs="Times New Roman"/>
+          <w:sz w:val="24"/>
+        </w:rPr>
+        <w:t>by</w:t>
+      </w:r>
+      <w:proofErr w:type="spellEnd"/>
+      <w:r>
+        <w:rPr>
+          <w:rFonts w:ascii="Times New Roman" w:hAnsi="Times New Roman" w:cs="Times New Roman"/>
+          <w:sz w:val="24"/>
+        </w:rPr>
+        <w:t xml:space="preserve"> </w:t>
+      </w:r>
+      <w:proofErr w:type="spellStart"/>
+      <w:r>
+        <w:rPr>
+          <w:rFonts w:ascii="Times New Roman" w:hAnsi="Times New Roman" w:cs="Times New Roman"/>
+          <w:sz w:val="24"/>
+        </w:rPr>
+        <w:t>femtosecond</w:t>
+      </w:r>
+      <w:proofErr w:type="spellEnd"/>
+      <w:r>
+        <w:rPr>
+          <w:rFonts w:ascii="Times New Roman" w:hAnsi="Times New Roman" w:cs="Times New Roman"/>
+          <w:sz w:val="24"/>
+        </w:rPr>
+        <w:t xml:space="preserve"> laser </w:t>
+      </w:r>
+      <w:proofErr w:type="spellStart"/>
+      <w:r>
+        <w:rPr>
+          <w:rFonts w:ascii="Times New Roman" w:hAnsi="Times New Roman" w:cs="Times New Roman"/>
+          <w:sz w:val="24"/>
+        </w:rPr>
+        <w:t>optical</w:t>
+      </w:r>
+      <w:proofErr w:type="spellEnd"/>
+      <w:r>
+        <w:rPr>
+          <w:rFonts w:ascii="Times New Roman" w:hAnsi="Times New Roman" w:cs="Times New Roman"/>
+          <w:sz w:val="24"/>
+        </w:rPr>
+        <w:t xml:space="preserve"> </w:t>
+      </w:r>
+      <w:proofErr w:type="spellStart"/>
+      <w:r>
+        <w:rPr>
+          <w:rFonts w:ascii="Times New Roman" w:hAnsi="Times New Roman" w:cs="Times New Roman"/>
+          <w:sz w:val="24"/>
+        </w:rPr>
+        <w:t>pump</w:t>
+      </w:r>
+      <w:proofErr w:type="spellEnd"/>
+      <w:r>
+        <w:rPr>
+          <w:rFonts w:ascii="Times New Roman" w:hAnsi="Times New Roman" w:cs="Times New Roman"/>
+          <w:sz w:val="24"/>
+        </w:rPr>
+        <w:t>/</w:t>
+      </w:r>
+      <w:proofErr w:type="spellStart"/>
+      <w:r>
+        <w:rPr>
+          <w:rFonts w:ascii="Times New Roman" w:hAnsi="Times New Roman" w:cs="Times New Roman"/>
+          <w:sz w:val="24"/>
+        </w:rPr>
+        <w:t>THz</w:t>
+      </w:r>
+      <w:proofErr w:type="spellEnd"/>
+      <w:r>
+        <w:rPr>
+          <w:rFonts w:ascii="Times New Roman" w:hAnsi="Times New Roman" w:cs="Times New Roman"/>
+          <w:sz w:val="24"/>
+        </w:rPr>
+        <w:t xml:space="preserve"> </w:t>
+      </w:r>
+      <w:proofErr w:type="spellStart"/>
+      <w:r>
+        <w:rPr>
+          <w:rFonts w:ascii="Times New Roman" w:hAnsi="Times New Roman" w:cs="Times New Roman"/>
+          <w:sz w:val="24"/>
+        </w:rPr>
+        <w:t>probe</w:t>
+      </w:r>
+      <w:proofErr w:type="spellEnd"/>
+      <w:r>
+        <w:rPr>
+          <w:rFonts w:ascii="Times New Roman" w:hAnsi="Times New Roman" w:cs="Times New Roman"/>
+          <w:sz w:val="24"/>
+        </w:rPr>
+        <w:t xml:space="preserve"> </w:t>
+      </w:r>
+      <w:proofErr w:type="spellStart"/>
+      <w:r>
+        <w:rPr>
+          <w:rFonts w:ascii="Times New Roman" w:hAnsi="Times New Roman" w:cs="Times New Roman"/>
+          <w:sz w:val="24"/>
+        </w:rPr>
+        <w:t>pulses</w:t>
+      </w:r>
+      <w:proofErr w:type="spellEnd"/>
+      <w:r>
+        <w:rPr>
+          <w:rFonts w:ascii="Times New Roman" w:hAnsi="Times New Roman" w:cs="Times New Roman"/>
+          <w:sz w:val="24"/>
+        </w:rPr>
+        <w:t xml:space="preserve"> // </w:t>
+      </w:r>
+      <w:proofErr w:type="spellStart"/>
+      <w:r>
+        <w:rPr>
+          <w:rFonts w:ascii="Times New Roman" w:hAnsi="Times New Roman" w:cs="Times New Roman"/>
+          <w:sz w:val="24"/>
+        </w:rPr>
+        <w:t>Materials</w:t>
+      </w:r>
+      <w:proofErr w:type="spellEnd"/>
+      <w:r>
+        <w:rPr>
+          <w:rFonts w:ascii="Times New Roman" w:hAnsi="Times New Roman" w:cs="Times New Roman"/>
+          <w:sz w:val="24"/>
+        </w:rPr>
+        <w:t xml:space="preserve"> Science in Semiconductor Processing. – 2025. – V. 199. – Art. 109880. DOI: 10.1016/j.mssp.2025.109880 (Журнал: Q2, </w:t>
+      </w:r>
+      <w:proofErr w:type="spellStart"/>
+      <w:r>
+        <w:rPr>
+          <w:rFonts w:ascii="Times New Roman" w:hAnsi="Times New Roman" w:cs="Times New Roman"/>
+          <w:sz w:val="24"/>
+        </w:rPr>
+        <w:t>Импакт</w:t>
+      </w:r>
+      <w:proofErr w:type="spellEnd"/>
+      <w:r>
+        <w:rPr>
+          <w:rFonts w:ascii="Times New Roman" w:hAnsi="Times New Roman" w:cs="Times New Roman"/>
+          <w:sz w:val="24"/>
+        </w:rPr>
+        <w:t>-фактор (2025)</w:t>
+      </w:r>
+      <w:r>
+        <w:rPr>
+          <w:rFonts w:ascii="Times New Roman" w:hAnsi="Times New Roman" w:cs="Times New Roman"/>
+          <w:sz w:val="24"/>
+        </w:rPr>
+        <w:t xml:space="preserve">: 4.7, Инд. в: </w:t>
+      </w:r>
+      <w:proofErr w:type="spellStart"/>
+      <w:r>
+        <w:rPr>
+          <w:rFonts w:ascii="Times New Roman" w:hAnsi="Times New Roman" w:cs="Times New Roman"/>
+          <w:sz w:val="24"/>
+        </w:rPr>
+        <w:t>Scopus</w:t>
+      </w:r>
+      <w:proofErr w:type="spellEnd"/>
+      <w:r>
+        <w:rPr>
+          <w:rFonts w:ascii="Times New Roman" w:hAnsi="Times New Roman" w:cs="Times New Roman"/>
+          <w:sz w:val="24"/>
+        </w:rPr>
+        <w:t>)</w:t>
       </w:r>
     </w:p>
     <w:p>
@@ -1038,26 +2639,300 @@
           <w:sz w:val="24"/>
         </w:rPr>
       </w:pPr>
-      <w:r>
-        <w:rPr>
-          <w:rFonts w:ascii="Times New Roman" w:hAnsi="Times New Roman" w:cs="Times New Roman"/>
-          <w:sz w:val="24"/>
-        </w:rPr>
-        <w:t xml:space="preserve">Rupasov A. E., Gritsenko I. Y., Busleev N. I., Krasin G. K., Gulina Y. S., Bogatskaya A. V., Kudryashov S. I. Direct femtosecond laser writing of birefringent microtracks in bulk fused silica // Optics and Spectroscopy. – 2024. – V. 132. – No. 1. – P. 83–87. DOI: 10.1134/S0030400X24710061 (Журнал: Q4, </w:t>
-      </w:r>
-      <w:r>
-        <w:rPr>
-          <w:rFonts w:ascii="Times New Roman" w:hAnsi="Times New Roman" w:cs="Times New Roman"/>
-          <w:sz w:val="24"/>
-        </w:rPr>
-        <w:t>Импакт-фактор (2025)</w:t>
-      </w:r>
-      <w:r>
-        <w:rPr>
-          <w:rFonts w:ascii="Times New Roman" w:hAnsi="Times New Roman" w:cs="Times New Roman"/>
-          <w:sz w:val="24"/>
-        </w:rPr>
-        <w:t>: 0.7, Инд. в: Scopus)</w:t>
+      <w:proofErr w:type="spellStart"/>
+      <w:r>
+        <w:rPr>
+          <w:rFonts w:ascii="Times New Roman" w:hAnsi="Times New Roman" w:cs="Times New Roman"/>
+          <w:sz w:val="24"/>
+        </w:rPr>
+        <w:t>Rupasov</w:t>
+      </w:r>
+      <w:proofErr w:type="spellEnd"/>
+      <w:r>
+        <w:rPr>
+          <w:rFonts w:ascii="Times New Roman" w:hAnsi="Times New Roman" w:cs="Times New Roman"/>
+          <w:sz w:val="24"/>
+        </w:rPr>
+        <w:t xml:space="preserve"> A. E., </w:t>
+      </w:r>
+      <w:proofErr w:type="spellStart"/>
+      <w:r>
+        <w:rPr>
+          <w:rFonts w:ascii="Times New Roman" w:hAnsi="Times New Roman" w:cs="Times New Roman"/>
+          <w:sz w:val="24"/>
+        </w:rPr>
+        <w:t>Gritsenko</w:t>
+      </w:r>
+      <w:proofErr w:type="spellEnd"/>
+      <w:r>
+        <w:rPr>
+          <w:rFonts w:ascii="Times New Roman" w:hAnsi="Times New Roman" w:cs="Times New Roman"/>
+          <w:sz w:val="24"/>
+        </w:rPr>
+        <w:t xml:space="preserve"> I. Y., </w:t>
+      </w:r>
+      <w:proofErr w:type="spellStart"/>
+      <w:r>
+        <w:rPr>
+          <w:rFonts w:ascii="Times New Roman" w:hAnsi="Times New Roman" w:cs="Times New Roman"/>
+          <w:sz w:val="24"/>
+        </w:rPr>
+        <w:t>Busleev</w:t>
+      </w:r>
+      <w:proofErr w:type="spellEnd"/>
+      <w:r>
+        <w:rPr>
+          <w:rFonts w:ascii="Times New Roman" w:hAnsi="Times New Roman" w:cs="Times New Roman"/>
+          <w:sz w:val="24"/>
+        </w:rPr>
+        <w:t xml:space="preserve"> N. I., </w:t>
+      </w:r>
+      <w:proofErr w:type="spellStart"/>
+      <w:r>
+        <w:rPr>
+          <w:rFonts w:ascii="Times New Roman" w:hAnsi="Times New Roman" w:cs="Times New Roman"/>
+          <w:sz w:val="24"/>
+        </w:rPr>
+        <w:t>Krasin</w:t>
+      </w:r>
+      <w:proofErr w:type="spellEnd"/>
+      <w:r>
+        <w:rPr>
+          <w:rFonts w:ascii="Times New Roman" w:hAnsi="Times New Roman" w:cs="Times New Roman"/>
+          <w:sz w:val="24"/>
+        </w:rPr>
+        <w:t xml:space="preserve"> G. K., </w:t>
+      </w:r>
+      <w:proofErr w:type="spellStart"/>
+      <w:r>
+        <w:rPr>
+          <w:rFonts w:ascii="Times New Roman" w:hAnsi="Times New Roman" w:cs="Times New Roman"/>
+          <w:sz w:val="24"/>
+        </w:rPr>
+        <w:t>Gulina</w:t>
+      </w:r>
+      <w:proofErr w:type="spellEnd"/>
+      <w:r>
+        <w:rPr>
+          <w:rFonts w:ascii="Times New Roman" w:hAnsi="Times New Roman" w:cs="Times New Roman"/>
+          <w:sz w:val="24"/>
+        </w:rPr>
+        <w:t xml:space="preserve"> Y. S., </w:t>
+      </w:r>
+      <w:proofErr w:type="spellStart"/>
+      <w:r>
+        <w:rPr>
+          <w:rFonts w:ascii="Times New Roman" w:hAnsi="Times New Roman" w:cs="Times New Roman"/>
+          <w:sz w:val="24"/>
+        </w:rPr>
+        <w:t>Bogatskaya</w:t>
+      </w:r>
+      <w:proofErr w:type="spellEnd"/>
+      <w:r>
+        <w:rPr>
+          <w:rFonts w:ascii="Times New Roman" w:hAnsi="Times New Roman" w:cs="Times New Roman"/>
+          <w:sz w:val="24"/>
+        </w:rPr>
+        <w:t xml:space="preserve"> A. V., </w:t>
+      </w:r>
+      <w:proofErr w:type="spellStart"/>
+      <w:r>
+        <w:rPr>
+          <w:rFonts w:ascii="Times New Roman" w:hAnsi="Times New Roman" w:cs="Times New Roman"/>
+          <w:sz w:val="24"/>
+        </w:rPr>
+        <w:t>Kudryashov</w:t>
+      </w:r>
+      <w:proofErr w:type="spellEnd"/>
+      <w:r>
+        <w:rPr>
+          <w:rFonts w:ascii="Times New Roman" w:hAnsi="Times New Roman" w:cs="Times New Roman"/>
+          <w:sz w:val="24"/>
+        </w:rPr>
+        <w:t xml:space="preserve"> S. I. Direct </w:t>
+      </w:r>
+      <w:proofErr w:type="spellStart"/>
+      <w:r>
+        <w:rPr>
+          <w:rFonts w:ascii="Times New Roman" w:hAnsi="Times New Roman" w:cs="Times New Roman"/>
+          <w:sz w:val="24"/>
+        </w:rPr>
+        <w:t>femtosecond</w:t>
+      </w:r>
+      <w:proofErr w:type="spellEnd"/>
+      <w:r>
+        <w:rPr>
+          <w:rFonts w:ascii="Times New Roman" w:hAnsi="Times New Roman" w:cs="Times New Roman"/>
+          <w:sz w:val="24"/>
+        </w:rPr>
+        <w:t xml:space="preserve"> laser </w:t>
+      </w:r>
+      <w:proofErr w:type="spellStart"/>
+      <w:r>
+        <w:rPr>
+          <w:rFonts w:ascii="Times New Roman" w:hAnsi="Times New Roman" w:cs="Times New Roman"/>
+          <w:sz w:val="24"/>
+        </w:rPr>
+        <w:t>writing</w:t>
+      </w:r>
+      <w:proofErr w:type="spellEnd"/>
+      <w:r>
+        <w:rPr>
+          <w:rFonts w:ascii="Times New Roman" w:hAnsi="Times New Roman" w:cs="Times New Roman"/>
+          <w:sz w:val="24"/>
+        </w:rPr>
+        <w:t xml:space="preserve"> </w:t>
+      </w:r>
+      <w:proofErr w:type="spellStart"/>
+      <w:r>
+        <w:rPr>
+          <w:rFonts w:ascii="Times New Roman" w:hAnsi="Times New Roman" w:cs="Times New Roman"/>
+          <w:sz w:val="24"/>
+        </w:rPr>
+        <w:t>of</w:t>
+      </w:r>
+      <w:proofErr w:type="spellEnd"/>
+      <w:r>
+        <w:rPr>
+          <w:rFonts w:ascii="Times New Roman" w:hAnsi="Times New Roman" w:cs="Times New Roman"/>
+          <w:sz w:val="24"/>
+        </w:rPr>
+        <w:t xml:space="preserve"> </w:t>
+      </w:r>
+      <w:proofErr w:type="spellStart"/>
+      <w:r>
+        <w:rPr>
+          <w:rFonts w:ascii="Times New Roman" w:hAnsi="Times New Roman" w:cs="Times New Roman"/>
+          <w:sz w:val="24"/>
+        </w:rPr>
+        <w:t>birefringent</w:t>
+      </w:r>
+      <w:proofErr w:type="spellEnd"/>
+      <w:r>
+        <w:rPr>
+          <w:rFonts w:ascii="Times New Roman" w:hAnsi="Times New Roman" w:cs="Times New Roman"/>
+          <w:sz w:val="24"/>
+        </w:rPr>
+        <w:t xml:space="preserve"> </w:t>
+      </w:r>
+      <w:proofErr w:type="spellStart"/>
+      <w:r>
+        <w:rPr>
+          <w:rFonts w:ascii="Times New Roman" w:hAnsi="Times New Roman" w:cs="Times New Roman"/>
+          <w:sz w:val="24"/>
+        </w:rPr>
+        <w:t>microtracks</w:t>
+      </w:r>
+      <w:proofErr w:type="spellEnd"/>
+      <w:r>
+        <w:rPr>
+          <w:rFonts w:ascii="Times New Roman" w:hAnsi="Times New Roman" w:cs="Times New Roman"/>
+          <w:sz w:val="24"/>
+        </w:rPr>
+        <w:t xml:space="preserve"> in </w:t>
+      </w:r>
+      <w:proofErr w:type="spellStart"/>
+      <w:r>
+        <w:rPr>
+          <w:rFonts w:ascii="Times New Roman" w:hAnsi="Times New Roman" w:cs="Times New Roman"/>
+          <w:sz w:val="24"/>
+        </w:rPr>
+        <w:t>bulk</w:t>
+      </w:r>
+      <w:proofErr w:type="spellEnd"/>
+      <w:r>
+        <w:rPr>
+          <w:rFonts w:ascii="Times New Roman" w:hAnsi="Times New Roman" w:cs="Times New Roman"/>
+          <w:sz w:val="24"/>
+        </w:rPr>
+        <w:t xml:space="preserve"> </w:t>
+      </w:r>
+      <w:proofErr w:type="spellStart"/>
+      <w:r>
+        <w:rPr>
+          <w:rFonts w:ascii="Times New Roman" w:hAnsi="Times New Roman" w:cs="Times New Roman"/>
+          <w:sz w:val="24"/>
+        </w:rPr>
+        <w:t>fused</w:t>
+      </w:r>
+      <w:proofErr w:type="spellEnd"/>
+      <w:r>
+        <w:rPr>
+          <w:rFonts w:ascii="Times New Roman" w:hAnsi="Times New Roman" w:cs="Times New Roman"/>
+          <w:sz w:val="24"/>
+        </w:rPr>
+        <w:t xml:space="preserve"> </w:t>
+      </w:r>
+      <w:proofErr w:type="spellStart"/>
+      <w:r>
+        <w:rPr>
+          <w:rFonts w:ascii="Times New Roman" w:hAnsi="Times New Roman" w:cs="Times New Roman"/>
+          <w:sz w:val="24"/>
+        </w:rPr>
+        <w:t>silica</w:t>
+      </w:r>
+      <w:proofErr w:type="spellEnd"/>
+      <w:r>
+        <w:rPr>
+          <w:rFonts w:ascii="Times New Roman" w:hAnsi="Times New Roman" w:cs="Times New Roman"/>
+          <w:sz w:val="24"/>
+        </w:rPr>
+        <w:t xml:space="preserve"> // Optics and </w:t>
+      </w:r>
+      <w:proofErr w:type="spellStart"/>
+      <w:r>
+        <w:rPr>
+          <w:rFonts w:ascii="Times New Roman" w:hAnsi="Times New Roman" w:cs="Times New Roman"/>
+          <w:sz w:val="24"/>
+        </w:rPr>
+        <w:t>Spectroscopy</w:t>
+      </w:r>
+      <w:proofErr w:type="spellEnd"/>
+      <w:r>
+        <w:rPr>
+          <w:rFonts w:ascii="Times New Roman" w:hAnsi="Times New Roman" w:cs="Times New Roman"/>
+          <w:sz w:val="24"/>
+        </w:rPr>
+        <w:t xml:space="preserve">. – 2024. – V. 132. – No. 1. – P. 83–87. DOI: 10.1134/S0030400X24710061 (Журнал: Q4, </w:t>
+      </w:r>
+      <w:proofErr w:type="spellStart"/>
+      <w:r>
+        <w:rPr>
+          <w:rFonts w:ascii="Times New Roman" w:hAnsi="Times New Roman" w:cs="Times New Roman"/>
+          <w:sz w:val="24"/>
+        </w:rPr>
+        <w:t>Импакт</w:t>
+      </w:r>
+      <w:proofErr w:type="spellEnd"/>
+      <w:r>
+        <w:rPr>
+          <w:rFonts w:ascii="Times New Roman" w:hAnsi="Times New Roman" w:cs="Times New Roman"/>
+          <w:sz w:val="24"/>
+        </w:rPr>
+        <w:t>-фактор (2025)</w:t>
+      </w:r>
+      <w:r>
+        <w:rPr>
+          <w:rFonts w:ascii="Times New Roman" w:hAnsi="Times New Roman" w:cs="Times New Roman"/>
+          <w:sz w:val="24"/>
+        </w:rPr>
+        <w:t xml:space="preserve">: 0.7, Инд. в: </w:t>
+      </w:r>
+      <w:proofErr w:type="spellStart"/>
+      <w:r>
+        <w:rPr>
+          <w:rFonts w:ascii="Times New Roman" w:hAnsi="Times New Roman" w:cs="Times New Roman"/>
+          <w:sz w:val="24"/>
+        </w:rPr>
+        <w:t>Scopus</w:t>
+      </w:r>
+      <w:proofErr w:type="spellEnd"/>
+      <w:r>
+        <w:rPr>
+          <w:rFonts w:ascii="Times New Roman" w:hAnsi="Times New Roman" w:cs="Times New Roman"/>
+          <w:sz w:val="24"/>
+        </w:rPr>
+        <w:t>)</w:t>
       </w:r>
     </w:p>
     <w:p>
@@ -1073,34 +2948,445 @@
           <w:sz w:val="24"/>
         </w:rPr>
       </w:pPr>
-      <w:r>
-        <w:rPr>
-          <w:rFonts w:ascii="Times New Roman" w:hAnsi="Times New Roman" w:cs="Times New Roman"/>
-          <w:sz w:val="24"/>
-        </w:rPr>
-        <w:t xml:space="preserve">Gulina Y. S., Rupasov A. E., Krasin G. K., Busleev N. I., Gritsenko I. V., Bogatskaya A. V., Kudryashov S. I. Relation between Birefringence Parameters and the Hierarchical Spatial </w:t>
-      </w:r>
+      <w:proofErr w:type="spellStart"/>
+      <w:r>
+        <w:rPr>
+          <w:rFonts w:ascii="Times New Roman" w:hAnsi="Times New Roman" w:cs="Times New Roman"/>
+          <w:sz w:val="24"/>
+        </w:rPr>
+        <w:t>Gulina</w:t>
+      </w:r>
+      <w:proofErr w:type="spellEnd"/>
+      <w:r>
+        <w:rPr>
+          <w:rFonts w:ascii="Times New Roman" w:hAnsi="Times New Roman" w:cs="Times New Roman"/>
+          <w:sz w:val="24"/>
+        </w:rPr>
+        <w:t xml:space="preserve"> Y. S., </w:t>
+      </w:r>
+      <w:proofErr w:type="spellStart"/>
+      <w:r>
+        <w:rPr>
+          <w:rFonts w:ascii="Times New Roman" w:hAnsi="Times New Roman" w:cs="Times New Roman"/>
+          <w:sz w:val="24"/>
+        </w:rPr>
+        <w:t>Rupasov</w:t>
+      </w:r>
+      <w:proofErr w:type="spellEnd"/>
+      <w:r>
+        <w:rPr>
+          <w:rFonts w:ascii="Times New Roman" w:hAnsi="Times New Roman" w:cs="Times New Roman"/>
+          <w:sz w:val="24"/>
+        </w:rPr>
+        <w:t xml:space="preserve"> A. E., </w:t>
+      </w:r>
+      <w:proofErr w:type="spellStart"/>
+      <w:r>
+        <w:rPr>
+          <w:rFonts w:ascii="Times New Roman" w:hAnsi="Times New Roman" w:cs="Times New Roman"/>
+          <w:sz w:val="24"/>
+        </w:rPr>
+        <w:t>Krasin</w:t>
+      </w:r>
+      <w:proofErr w:type="spellEnd"/>
+      <w:r>
+        <w:rPr>
+          <w:rFonts w:ascii="Times New Roman" w:hAnsi="Times New Roman" w:cs="Times New Roman"/>
+          <w:sz w:val="24"/>
+        </w:rPr>
+        <w:t xml:space="preserve"> G. K., </w:t>
+      </w:r>
+      <w:proofErr w:type="spellStart"/>
+      <w:r>
+        <w:rPr>
+          <w:rFonts w:ascii="Times New Roman" w:hAnsi="Times New Roman" w:cs="Times New Roman"/>
+          <w:sz w:val="24"/>
+        </w:rPr>
+        <w:t>Busleev</w:t>
+      </w:r>
+      <w:proofErr w:type="spellEnd"/>
+      <w:r>
+        <w:rPr>
+          <w:rFonts w:ascii="Times New Roman" w:hAnsi="Times New Roman" w:cs="Times New Roman"/>
+          <w:sz w:val="24"/>
+        </w:rPr>
+        <w:t xml:space="preserve"> N. I., </w:t>
+      </w:r>
+      <w:proofErr w:type="spellStart"/>
+      <w:r>
+        <w:rPr>
+          <w:rFonts w:ascii="Times New Roman" w:hAnsi="Times New Roman" w:cs="Times New Roman"/>
+          <w:sz w:val="24"/>
+        </w:rPr>
+        <w:t>Gritsenko</w:t>
+      </w:r>
+      <w:proofErr w:type="spellEnd"/>
+      <w:r>
+        <w:rPr>
+          <w:rFonts w:ascii="Times New Roman" w:hAnsi="Times New Roman" w:cs="Times New Roman"/>
+          <w:sz w:val="24"/>
+        </w:rPr>
+        <w:t xml:space="preserve"> I. V., </w:t>
+      </w:r>
+      <w:proofErr w:type="spellStart"/>
+      <w:r>
+        <w:rPr>
+          <w:rFonts w:ascii="Times New Roman" w:hAnsi="Times New Roman" w:cs="Times New Roman"/>
+          <w:sz w:val="24"/>
+        </w:rPr>
+        <w:t>Bogatskaya</w:t>
+      </w:r>
+      <w:proofErr w:type="spellEnd"/>
+      <w:r>
+        <w:rPr>
+          <w:rFonts w:ascii="Times New Roman" w:hAnsi="Times New Roman" w:cs="Times New Roman"/>
+          <w:sz w:val="24"/>
+        </w:rPr>
+        <w:t xml:space="preserve"> A. V., </w:t>
+      </w:r>
+      <w:proofErr w:type="spellStart"/>
+      <w:r>
+        <w:rPr>
+          <w:rFonts w:ascii="Times New Roman" w:hAnsi="Times New Roman" w:cs="Times New Roman"/>
+          <w:sz w:val="24"/>
+        </w:rPr>
+        <w:t>Kudryashov</w:t>
+      </w:r>
+      <w:proofErr w:type="spellEnd"/>
+      <w:r>
+        <w:rPr>
+          <w:rFonts w:ascii="Times New Roman" w:hAnsi="Times New Roman" w:cs="Times New Roman"/>
+          <w:sz w:val="24"/>
+        </w:rPr>
+        <w:t xml:space="preserve"> S. I. </w:t>
+      </w:r>
+      <w:proofErr w:type="spellStart"/>
+      <w:r>
+        <w:rPr>
+          <w:rFonts w:ascii="Times New Roman" w:hAnsi="Times New Roman" w:cs="Times New Roman"/>
+          <w:sz w:val="24"/>
+        </w:rPr>
+        <w:t>Relation</w:t>
+      </w:r>
+      <w:proofErr w:type="spellEnd"/>
+      <w:r>
+        <w:rPr>
+          <w:rFonts w:ascii="Times New Roman" w:hAnsi="Times New Roman" w:cs="Times New Roman"/>
+          <w:sz w:val="24"/>
+        </w:rPr>
+        <w:t xml:space="preserve"> </w:t>
+      </w:r>
+      <w:proofErr w:type="spellStart"/>
+      <w:r>
+        <w:rPr>
+          <w:rFonts w:ascii="Times New Roman" w:hAnsi="Times New Roman" w:cs="Times New Roman"/>
+          <w:sz w:val="24"/>
+        </w:rPr>
+        <w:t>between</w:t>
+      </w:r>
+      <w:proofErr w:type="spellEnd"/>
+      <w:r>
+        <w:rPr>
+          <w:rFonts w:ascii="Times New Roman" w:hAnsi="Times New Roman" w:cs="Times New Roman"/>
+          <w:sz w:val="24"/>
+        </w:rPr>
+        <w:t xml:space="preserve"> </w:t>
+      </w:r>
+      <w:proofErr w:type="spellStart"/>
+      <w:r>
+        <w:rPr>
+          <w:rFonts w:ascii="Times New Roman" w:hAnsi="Times New Roman" w:cs="Times New Roman"/>
+          <w:sz w:val="24"/>
+        </w:rPr>
+        <w:t>Birefringence</w:t>
+      </w:r>
+      <w:proofErr w:type="spellEnd"/>
+      <w:r>
+        <w:rPr>
+          <w:rFonts w:ascii="Times New Roman" w:hAnsi="Times New Roman" w:cs="Times New Roman"/>
+          <w:sz w:val="24"/>
+        </w:rPr>
+        <w:t xml:space="preserve"> </w:t>
+      </w:r>
+      <w:proofErr w:type="spellStart"/>
+      <w:r>
+        <w:rPr>
+          <w:rFonts w:ascii="Times New Roman" w:hAnsi="Times New Roman" w:cs="Times New Roman"/>
+          <w:sz w:val="24"/>
+        </w:rPr>
+        <w:t>Parameters</w:t>
+      </w:r>
+      <w:proofErr w:type="spellEnd"/>
+      <w:r>
+        <w:rPr>
+          <w:rFonts w:ascii="Times New Roman" w:hAnsi="Times New Roman" w:cs="Times New Roman"/>
+          <w:sz w:val="24"/>
+        </w:rPr>
+        <w:t xml:space="preserve"> and </w:t>
+      </w:r>
+      <w:proofErr w:type="spellStart"/>
+      <w:r>
+        <w:rPr>
+          <w:rFonts w:ascii="Times New Roman" w:hAnsi="Times New Roman" w:cs="Times New Roman"/>
+          <w:sz w:val="24"/>
+        </w:rPr>
+        <w:t>the</w:t>
+      </w:r>
+      <w:proofErr w:type="spellEnd"/>
+      <w:r>
+        <w:rPr>
+          <w:rFonts w:ascii="Times New Roman" w:hAnsi="Times New Roman" w:cs="Times New Roman"/>
+          <w:sz w:val="24"/>
+        </w:rPr>
+        <w:t xml:space="preserve"> </w:t>
+      </w:r>
+      <w:proofErr w:type="spellStart"/>
+      <w:r>
+        <w:rPr>
+          <w:rFonts w:ascii="Times New Roman" w:hAnsi="Times New Roman" w:cs="Times New Roman"/>
+          <w:sz w:val="24"/>
+        </w:rPr>
+        <w:t>Hierarchical</w:t>
+      </w:r>
+      <w:proofErr w:type="spellEnd"/>
+      <w:r>
+        <w:rPr>
+          <w:rFonts w:ascii="Times New Roman" w:hAnsi="Times New Roman" w:cs="Times New Roman"/>
+          <w:sz w:val="24"/>
+        </w:rPr>
+        <w:t xml:space="preserve"> </w:t>
+      </w:r>
+      <w:proofErr w:type="spellStart"/>
+      <w:r>
+        <w:rPr>
+          <w:rFonts w:ascii="Times New Roman" w:hAnsi="Times New Roman" w:cs="Times New Roman"/>
+          <w:sz w:val="24"/>
+        </w:rPr>
+        <w:t>Spatial</w:t>
+      </w:r>
+      <w:proofErr w:type="spellEnd"/>
+      <w:r>
+        <w:rPr>
+          <w:rFonts w:ascii="Times New Roman" w:hAnsi="Times New Roman" w:cs="Times New Roman"/>
+          <w:sz w:val="24"/>
+        </w:rPr>
+        <w:t xml:space="preserve"> </w:t>
+      </w:r>
+      <w:proofErr w:type="spellStart"/>
       <w:r>
         <w:rPr>
           <w:rFonts w:ascii="Times New Roman" w:hAnsi="Times New Roman" w:cs="Times New Roman"/>
           <w:sz w:val="24"/>
         </w:rPr>
         <w:lastRenderedPageBreak/>
-        <w:t xml:space="preserve">Structure of Microtracks Induced in the Bulk of Fused Silica by Ultrashort Laser Pulses // JETP Letters. – 2024. – V. 119. – No. 9. – P. 652–658. DOI: 10.1134/S0021364024600417 (Журнал: Q3, </w:t>
-      </w:r>
-      <w:r>
-        <w:rPr>
-          <w:rFonts w:ascii="Times New Roman" w:hAnsi="Times New Roman" w:cs="Times New Roman"/>
-          <w:sz w:val="24"/>
-        </w:rPr>
-        <w:t>Импакт-фактор (2025)</w:t>
-      </w:r>
-      <w:r>
-        <w:rPr>
-          <w:rFonts w:ascii="Times New Roman" w:hAnsi="Times New Roman" w:cs="Times New Roman"/>
-          <w:sz w:val="24"/>
-        </w:rPr>
-        <w:t>: 1.7, Инд. в: Scopus)</w:t>
+        <w:t>Structure</w:t>
+      </w:r>
+      <w:proofErr w:type="spellEnd"/>
+      <w:r>
+        <w:rPr>
+          <w:rFonts w:ascii="Times New Roman" w:hAnsi="Times New Roman" w:cs="Times New Roman"/>
+          <w:sz w:val="24"/>
+        </w:rPr>
+        <w:t xml:space="preserve"> </w:t>
+      </w:r>
+      <w:proofErr w:type="spellStart"/>
+      <w:r>
+        <w:rPr>
+          <w:rFonts w:ascii="Times New Roman" w:hAnsi="Times New Roman" w:cs="Times New Roman"/>
+          <w:sz w:val="24"/>
+        </w:rPr>
+        <w:t>of</w:t>
+      </w:r>
+      <w:proofErr w:type="spellEnd"/>
+      <w:r>
+        <w:rPr>
+          <w:rFonts w:ascii="Times New Roman" w:hAnsi="Times New Roman" w:cs="Times New Roman"/>
+          <w:sz w:val="24"/>
+        </w:rPr>
+        <w:t xml:space="preserve"> </w:t>
+      </w:r>
+      <w:proofErr w:type="spellStart"/>
+      <w:r>
+        <w:rPr>
+          <w:rFonts w:ascii="Times New Roman" w:hAnsi="Times New Roman" w:cs="Times New Roman"/>
+          <w:sz w:val="24"/>
+        </w:rPr>
+        <w:t>Microtracks</w:t>
+      </w:r>
+      <w:proofErr w:type="spellEnd"/>
+      <w:r>
+        <w:rPr>
+          <w:rFonts w:ascii="Times New Roman" w:hAnsi="Times New Roman" w:cs="Times New Roman"/>
+          <w:sz w:val="24"/>
+        </w:rPr>
+        <w:t xml:space="preserve"> Induced in </w:t>
+      </w:r>
+      <w:proofErr w:type="spellStart"/>
+      <w:r>
+        <w:rPr>
+          <w:rFonts w:ascii="Times New Roman" w:hAnsi="Times New Roman" w:cs="Times New Roman"/>
+          <w:sz w:val="24"/>
+        </w:rPr>
+        <w:t>the</w:t>
+      </w:r>
+      <w:proofErr w:type="spellEnd"/>
+      <w:r>
+        <w:rPr>
+          <w:rFonts w:ascii="Times New Roman" w:hAnsi="Times New Roman" w:cs="Times New Roman"/>
+          <w:sz w:val="24"/>
+        </w:rPr>
+        <w:t xml:space="preserve"> </w:t>
+      </w:r>
+      <w:proofErr w:type="spellStart"/>
+      <w:r>
+        <w:rPr>
+          <w:rFonts w:ascii="Times New Roman" w:hAnsi="Times New Roman" w:cs="Times New Roman"/>
+          <w:sz w:val="24"/>
+        </w:rPr>
+        <w:t>Bulk</w:t>
+      </w:r>
+      <w:proofErr w:type="spellEnd"/>
+      <w:r>
+        <w:rPr>
+          <w:rFonts w:ascii="Times New Roman" w:hAnsi="Times New Roman" w:cs="Times New Roman"/>
+          <w:sz w:val="24"/>
+        </w:rPr>
+        <w:t xml:space="preserve"> </w:t>
+      </w:r>
+      <w:proofErr w:type="spellStart"/>
+      <w:r>
+        <w:rPr>
+          <w:rFonts w:ascii="Times New Roman" w:hAnsi="Times New Roman" w:cs="Times New Roman"/>
+          <w:sz w:val="24"/>
+        </w:rPr>
+        <w:t>of</w:t>
+      </w:r>
+      <w:proofErr w:type="spellEnd"/>
+      <w:r>
+        <w:rPr>
+          <w:rFonts w:ascii="Times New Roman" w:hAnsi="Times New Roman" w:cs="Times New Roman"/>
+          <w:sz w:val="24"/>
+        </w:rPr>
+        <w:t xml:space="preserve"> </w:t>
+      </w:r>
+      <w:proofErr w:type="spellStart"/>
+      <w:r>
+        <w:rPr>
+          <w:rFonts w:ascii="Times New Roman" w:hAnsi="Times New Roman" w:cs="Times New Roman"/>
+          <w:sz w:val="24"/>
+        </w:rPr>
+        <w:t>Fused</w:t>
+      </w:r>
+      <w:proofErr w:type="spellEnd"/>
+      <w:r>
+        <w:rPr>
+          <w:rFonts w:ascii="Times New Roman" w:hAnsi="Times New Roman" w:cs="Times New Roman"/>
+          <w:sz w:val="24"/>
+        </w:rPr>
+        <w:t xml:space="preserve"> </w:t>
+      </w:r>
+      <w:proofErr w:type="spellStart"/>
+      <w:r>
+        <w:rPr>
+          <w:rFonts w:ascii="Times New Roman" w:hAnsi="Times New Roman" w:cs="Times New Roman"/>
+          <w:sz w:val="24"/>
+        </w:rPr>
+        <w:t>Silica</w:t>
+      </w:r>
+      <w:proofErr w:type="spellEnd"/>
+      <w:r>
+        <w:rPr>
+          <w:rFonts w:ascii="Times New Roman" w:hAnsi="Times New Roman" w:cs="Times New Roman"/>
+          <w:sz w:val="24"/>
+        </w:rPr>
+        <w:t xml:space="preserve"> </w:t>
+      </w:r>
+      <w:proofErr w:type="spellStart"/>
+      <w:r>
+        <w:rPr>
+          <w:rFonts w:ascii="Times New Roman" w:hAnsi="Times New Roman" w:cs="Times New Roman"/>
+          <w:sz w:val="24"/>
+        </w:rPr>
+        <w:t>by</w:t>
+      </w:r>
+      <w:proofErr w:type="spellEnd"/>
+      <w:r>
+        <w:rPr>
+          <w:rFonts w:ascii="Times New Roman" w:hAnsi="Times New Roman" w:cs="Times New Roman"/>
+          <w:sz w:val="24"/>
+        </w:rPr>
+        <w:t xml:space="preserve"> </w:t>
+      </w:r>
+      <w:proofErr w:type="spellStart"/>
+      <w:r>
+        <w:rPr>
+          <w:rFonts w:ascii="Times New Roman" w:hAnsi="Times New Roman" w:cs="Times New Roman"/>
+          <w:sz w:val="24"/>
+        </w:rPr>
+        <w:t>Ultrashort</w:t>
+      </w:r>
+      <w:proofErr w:type="spellEnd"/>
+      <w:r>
+        <w:rPr>
+          <w:rFonts w:ascii="Times New Roman" w:hAnsi="Times New Roman" w:cs="Times New Roman"/>
+          <w:sz w:val="24"/>
+        </w:rPr>
+        <w:t xml:space="preserve"> Laser </w:t>
+      </w:r>
+      <w:proofErr w:type="spellStart"/>
+      <w:r>
+        <w:rPr>
+          <w:rFonts w:ascii="Times New Roman" w:hAnsi="Times New Roman" w:cs="Times New Roman"/>
+          <w:sz w:val="24"/>
+        </w:rPr>
+        <w:t>Pulses</w:t>
+      </w:r>
+      <w:proofErr w:type="spellEnd"/>
+      <w:r>
+        <w:rPr>
+          <w:rFonts w:ascii="Times New Roman" w:hAnsi="Times New Roman" w:cs="Times New Roman"/>
+          <w:sz w:val="24"/>
+        </w:rPr>
+        <w:t xml:space="preserve"> // JETP Letters. – 2024. – V. 119. – No. 9. – P. 652–658. DOI: 10.1134/S0021364024600417 (Журнал: Q3, </w:t>
+      </w:r>
+      <w:proofErr w:type="spellStart"/>
+      <w:r>
+        <w:rPr>
+          <w:rFonts w:ascii="Times New Roman" w:hAnsi="Times New Roman" w:cs="Times New Roman"/>
+          <w:sz w:val="24"/>
+        </w:rPr>
+        <w:t>Импакт</w:t>
+      </w:r>
+      <w:proofErr w:type="spellEnd"/>
+      <w:r>
+        <w:rPr>
+          <w:rFonts w:ascii="Times New Roman" w:hAnsi="Times New Roman" w:cs="Times New Roman"/>
+          <w:sz w:val="24"/>
+        </w:rPr>
+        <w:t>-фактор (2025)</w:t>
+      </w:r>
+      <w:r>
+        <w:rPr>
+          <w:rFonts w:ascii="Times New Roman" w:hAnsi="Times New Roman" w:cs="Times New Roman"/>
+          <w:sz w:val="24"/>
+        </w:rPr>
+        <w:t xml:space="preserve">: 1.7, Инд. в: </w:t>
+      </w:r>
+      <w:proofErr w:type="spellStart"/>
+      <w:r>
+        <w:rPr>
+          <w:rFonts w:ascii="Times New Roman" w:hAnsi="Times New Roman" w:cs="Times New Roman"/>
+          <w:sz w:val="24"/>
+        </w:rPr>
+        <w:t>Scopus</w:t>
+      </w:r>
+      <w:proofErr w:type="spellEnd"/>
+      <w:r>
+        <w:rPr>
+          <w:rFonts w:ascii="Times New Roman" w:hAnsi="Times New Roman" w:cs="Times New Roman"/>
+          <w:sz w:val="24"/>
+        </w:rPr>
+        <w:t>)</w:t>
       </w:r>
     </w:p>
     <w:p>
@@ -1116,26 +3402,316 @@
           <w:sz w:val="24"/>
         </w:rPr>
       </w:pPr>
-      <w:r>
-        <w:rPr>
-          <w:rFonts w:ascii="Times New Roman" w:hAnsi="Times New Roman" w:cs="Times New Roman"/>
-          <w:sz w:val="24"/>
-        </w:rPr>
-        <w:t xml:space="preserve">Nastulyavichus A. A., Kudryashov S. I., Emelyanenko A. M., Boinovich L. B. Laser generation of colloidal nanoparticles in liquids: Key processes of laser dispersion and main characteristics of nanoparticles // Colloid Journal. – 2023. – V. 85. – No. 2. – P. 233–250. DOI: 10.1134/S1061933X23600307 (Журнал: Q4, </w:t>
-      </w:r>
-      <w:r>
-        <w:rPr>
-          <w:rFonts w:ascii="Times New Roman" w:hAnsi="Times New Roman" w:cs="Times New Roman"/>
-          <w:sz w:val="24"/>
-        </w:rPr>
-        <w:t>Импакт-фактор (2025)</w:t>
-      </w:r>
-      <w:r>
-        <w:rPr>
-          <w:rFonts w:ascii="Times New Roman" w:hAnsi="Times New Roman" w:cs="Times New Roman"/>
-          <w:sz w:val="24"/>
-        </w:rPr>
-        <w:t>: 1.3, Инд. в: Scopus)</w:t>
+      <w:proofErr w:type="spellStart"/>
+      <w:r>
+        <w:rPr>
+          <w:rFonts w:ascii="Times New Roman" w:hAnsi="Times New Roman" w:cs="Times New Roman"/>
+          <w:sz w:val="24"/>
+        </w:rPr>
+        <w:t>Nastulyavichus</w:t>
+      </w:r>
+      <w:proofErr w:type="spellEnd"/>
+      <w:r>
+        <w:rPr>
+          <w:rFonts w:ascii="Times New Roman" w:hAnsi="Times New Roman" w:cs="Times New Roman"/>
+          <w:sz w:val="24"/>
+        </w:rPr>
+        <w:t xml:space="preserve"> A. A., </w:t>
+      </w:r>
+      <w:proofErr w:type="spellStart"/>
+      <w:r>
+        <w:rPr>
+          <w:rFonts w:ascii="Times New Roman" w:hAnsi="Times New Roman" w:cs="Times New Roman"/>
+          <w:sz w:val="24"/>
+        </w:rPr>
+        <w:t>Kudryashov</w:t>
+      </w:r>
+      <w:proofErr w:type="spellEnd"/>
+      <w:r>
+        <w:rPr>
+          <w:rFonts w:ascii="Times New Roman" w:hAnsi="Times New Roman" w:cs="Times New Roman"/>
+          <w:sz w:val="24"/>
+        </w:rPr>
+        <w:t xml:space="preserve"> S. I., </w:t>
+      </w:r>
+      <w:proofErr w:type="spellStart"/>
+      <w:r>
+        <w:rPr>
+          <w:rFonts w:ascii="Times New Roman" w:hAnsi="Times New Roman" w:cs="Times New Roman"/>
+          <w:sz w:val="24"/>
+        </w:rPr>
+        <w:t>Emelyanenko</w:t>
+      </w:r>
+      <w:proofErr w:type="spellEnd"/>
+      <w:r>
+        <w:rPr>
+          <w:rFonts w:ascii="Times New Roman" w:hAnsi="Times New Roman" w:cs="Times New Roman"/>
+          <w:sz w:val="24"/>
+        </w:rPr>
+        <w:t xml:space="preserve"> A. M., </w:t>
+      </w:r>
+      <w:proofErr w:type="spellStart"/>
+      <w:r>
+        <w:rPr>
+          <w:rFonts w:ascii="Times New Roman" w:hAnsi="Times New Roman" w:cs="Times New Roman"/>
+          <w:sz w:val="24"/>
+        </w:rPr>
+        <w:t>Boinovich</w:t>
+      </w:r>
+      <w:proofErr w:type="spellEnd"/>
+      <w:r>
+        <w:rPr>
+          <w:rFonts w:ascii="Times New Roman" w:hAnsi="Times New Roman" w:cs="Times New Roman"/>
+          <w:sz w:val="24"/>
+        </w:rPr>
+        <w:t xml:space="preserve"> L. B. Laser </w:t>
+      </w:r>
+      <w:proofErr w:type="spellStart"/>
+      <w:r>
+        <w:rPr>
+          <w:rFonts w:ascii="Times New Roman" w:hAnsi="Times New Roman" w:cs="Times New Roman"/>
+          <w:sz w:val="24"/>
+        </w:rPr>
+        <w:t>generation</w:t>
+      </w:r>
+      <w:proofErr w:type="spellEnd"/>
+      <w:r>
+        <w:rPr>
+          <w:rFonts w:ascii="Times New Roman" w:hAnsi="Times New Roman" w:cs="Times New Roman"/>
+          <w:sz w:val="24"/>
+        </w:rPr>
+        <w:t xml:space="preserve"> </w:t>
+      </w:r>
+      <w:proofErr w:type="spellStart"/>
+      <w:r>
+        <w:rPr>
+          <w:rFonts w:ascii="Times New Roman" w:hAnsi="Times New Roman" w:cs="Times New Roman"/>
+          <w:sz w:val="24"/>
+        </w:rPr>
+        <w:t>of</w:t>
+      </w:r>
+      <w:proofErr w:type="spellEnd"/>
+      <w:r>
+        <w:rPr>
+          <w:rFonts w:ascii="Times New Roman" w:hAnsi="Times New Roman" w:cs="Times New Roman"/>
+          <w:sz w:val="24"/>
+        </w:rPr>
+        <w:t xml:space="preserve"> </w:t>
+      </w:r>
+      <w:proofErr w:type="spellStart"/>
+      <w:r>
+        <w:rPr>
+          <w:rFonts w:ascii="Times New Roman" w:hAnsi="Times New Roman" w:cs="Times New Roman"/>
+          <w:sz w:val="24"/>
+        </w:rPr>
+        <w:t>colloidal</w:t>
+      </w:r>
+      <w:proofErr w:type="spellEnd"/>
+      <w:r>
+        <w:rPr>
+          <w:rFonts w:ascii="Times New Roman" w:hAnsi="Times New Roman" w:cs="Times New Roman"/>
+          <w:sz w:val="24"/>
+        </w:rPr>
+        <w:t xml:space="preserve"> </w:t>
+      </w:r>
+      <w:proofErr w:type="spellStart"/>
+      <w:r>
+        <w:rPr>
+          <w:rFonts w:ascii="Times New Roman" w:hAnsi="Times New Roman" w:cs="Times New Roman"/>
+          <w:sz w:val="24"/>
+        </w:rPr>
+        <w:t>nanoparticles</w:t>
+      </w:r>
+      <w:proofErr w:type="spellEnd"/>
+      <w:r>
+        <w:rPr>
+          <w:rFonts w:ascii="Times New Roman" w:hAnsi="Times New Roman" w:cs="Times New Roman"/>
+          <w:sz w:val="24"/>
+        </w:rPr>
+        <w:t xml:space="preserve"> in </w:t>
+      </w:r>
+      <w:proofErr w:type="spellStart"/>
+      <w:r>
+        <w:rPr>
+          <w:rFonts w:ascii="Times New Roman" w:hAnsi="Times New Roman" w:cs="Times New Roman"/>
+          <w:sz w:val="24"/>
+        </w:rPr>
+        <w:t>liquids</w:t>
+      </w:r>
+      <w:proofErr w:type="spellEnd"/>
+      <w:r>
+        <w:rPr>
+          <w:rFonts w:ascii="Times New Roman" w:hAnsi="Times New Roman" w:cs="Times New Roman"/>
+          <w:sz w:val="24"/>
+        </w:rPr>
+        <w:t xml:space="preserve">: Key </w:t>
+      </w:r>
+      <w:proofErr w:type="spellStart"/>
+      <w:r>
+        <w:rPr>
+          <w:rFonts w:ascii="Times New Roman" w:hAnsi="Times New Roman" w:cs="Times New Roman"/>
+          <w:sz w:val="24"/>
+        </w:rPr>
+        <w:t>processes</w:t>
+      </w:r>
+      <w:proofErr w:type="spellEnd"/>
+      <w:r>
+        <w:rPr>
+          <w:rFonts w:ascii="Times New Roman" w:hAnsi="Times New Roman" w:cs="Times New Roman"/>
+          <w:sz w:val="24"/>
+        </w:rPr>
+        <w:t xml:space="preserve"> </w:t>
+      </w:r>
+      <w:proofErr w:type="spellStart"/>
+      <w:r>
+        <w:rPr>
+          <w:rFonts w:ascii="Times New Roman" w:hAnsi="Times New Roman" w:cs="Times New Roman"/>
+          <w:sz w:val="24"/>
+        </w:rPr>
+        <w:t>of</w:t>
+      </w:r>
+      <w:proofErr w:type="spellEnd"/>
+      <w:r>
+        <w:rPr>
+          <w:rFonts w:ascii="Times New Roman" w:hAnsi="Times New Roman" w:cs="Times New Roman"/>
+          <w:sz w:val="24"/>
+        </w:rPr>
+        <w:t xml:space="preserve"> laser </w:t>
+      </w:r>
+      <w:proofErr w:type="spellStart"/>
+      <w:r>
+        <w:rPr>
+          <w:rFonts w:ascii="Times New Roman" w:hAnsi="Times New Roman" w:cs="Times New Roman"/>
+          <w:sz w:val="24"/>
+        </w:rPr>
+        <w:t>dispersion</w:t>
+      </w:r>
+      <w:proofErr w:type="spellEnd"/>
+      <w:r>
+        <w:rPr>
+          <w:rFonts w:ascii="Times New Roman" w:hAnsi="Times New Roman" w:cs="Times New Roman"/>
+          <w:sz w:val="24"/>
+        </w:rPr>
+        <w:t xml:space="preserve"> and </w:t>
+      </w:r>
+      <w:proofErr w:type="spellStart"/>
+      <w:r>
+        <w:rPr>
+          <w:rFonts w:ascii="Times New Roman" w:hAnsi="Times New Roman" w:cs="Times New Roman"/>
+          <w:sz w:val="24"/>
+        </w:rPr>
+        <w:t>main</w:t>
+      </w:r>
+      <w:proofErr w:type="spellEnd"/>
+      <w:r>
+        <w:rPr>
+          <w:rFonts w:ascii="Times New Roman" w:hAnsi="Times New Roman" w:cs="Times New Roman"/>
+          <w:sz w:val="24"/>
+        </w:rPr>
+        <w:t xml:space="preserve"> </w:t>
+      </w:r>
+      <w:proofErr w:type="spellStart"/>
+      <w:r>
+        <w:rPr>
+          <w:rFonts w:ascii="Times New Roman" w:hAnsi="Times New Roman" w:cs="Times New Roman"/>
+          <w:sz w:val="24"/>
+        </w:rPr>
+        <w:t>characteristics</w:t>
+      </w:r>
+      <w:proofErr w:type="spellEnd"/>
+      <w:r>
+        <w:rPr>
+          <w:rFonts w:ascii="Times New Roman" w:hAnsi="Times New Roman" w:cs="Times New Roman"/>
+          <w:sz w:val="24"/>
+        </w:rPr>
+        <w:t xml:space="preserve"> </w:t>
+      </w:r>
+      <w:proofErr w:type="spellStart"/>
+      <w:r>
+        <w:rPr>
+          <w:rFonts w:ascii="Times New Roman" w:hAnsi="Times New Roman" w:cs="Times New Roman"/>
+          <w:sz w:val="24"/>
+        </w:rPr>
+        <w:t>of</w:t>
+      </w:r>
+      <w:proofErr w:type="spellEnd"/>
+      <w:r>
+        <w:rPr>
+          <w:rFonts w:ascii="Times New Roman" w:hAnsi="Times New Roman" w:cs="Times New Roman"/>
+          <w:sz w:val="24"/>
+        </w:rPr>
+        <w:t xml:space="preserve"> </w:t>
+      </w:r>
+      <w:proofErr w:type="spellStart"/>
+      <w:r>
+        <w:rPr>
+          <w:rFonts w:ascii="Times New Roman" w:hAnsi="Times New Roman" w:cs="Times New Roman"/>
+          <w:sz w:val="24"/>
+        </w:rPr>
+        <w:t>nanoparticles</w:t>
+      </w:r>
+      <w:proofErr w:type="spellEnd"/>
+      <w:r>
+        <w:rPr>
+          <w:rFonts w:ascii="Times New Roman" w:hAnsi="Times New Roman" w:cs="Times New Roman"/>
+          <w:sz w:val="24"/>
+        </w:rPr>
+        <w:t xml:space="preserve"> // </w:t>
+      </w:r>
+      <w:proofErr w:type="spellStart"/>
+      <w:r>
+        <w:rPr>
+          <w:rFonts w:ascii="Times New Roman" w:hAnsi="Times New Roman" w:cs="Times New Roman"/>
+          <w:sz w:val="24"/>
+        </w:rPr>
+        <w:t>Colloid</w:t>
+      </w:r>
+      <w:proofErr w:type="spellEnd"/>
+      <w:r>
+        <w:rPr>
+          <w:rFonts w:ascii="Times New Roman" w:hAnsi="Times New Roman" w:cs="Times New Roman"/>
+          <w:sz w:val="24"/>
+        </w:rPr>
+        <w:t xml:space="preserve"> Journal. – 2023. – V. 85. – No. 2. – P. 233–250. DOI: 10.1134/S1061933X23600307 (Журнал: Q4, </w:t>
+      </w:r>
+      <w:proofErr w:type="spellStart"/>
+      <w:r>
+        <w:rPr>
+          <w:rFonts w:ascii="Times New Roman" w:hAnsi="Times New Roman" w:cs="Times New Roman"/>
+          <w:sz w:val="24"/>
+        </w:rPr>
+        <w:t>Импакт</w:t>
+      </w:r>
+      <w:proofErr w:type="spellEnd"/>
+      <w:r>
+        <w:rPr>
+          <w:rFonts w:ascii="Times New Roman" w:hAnsi="Times New Roman" w:cs="Times New Roman"/>
+          <w:sz w:val="24"/>
+        </w:rPr>
+        <w:t>-фактор (2025)</w:t>
+      </w:r>
+      <w:r>
+        <w:rPr>
+          <w:rFonts w:ascii="Times New Roman" w:hAnsi="Times New Roman" w:cs="Times New Roman"/>
+          <w:sz w:val="24"/>
+        </w:rPr>
+        <w:t xml:space="preserve">: 1.3, Инд. в: </w:t>
+      </w:r>
+      <w:proofErr w:type="spellStart"/>
+      <w:r>
+        <w:rPr>
+          <w:rFonts w:ascii="Times New Roman" w:hAnsi="Times New Roman" w:cs="Times New Roman"/>
+          <w:sz w:val="24"/>
+        </w:rPr>
+        <w:t>Scopus</w:t>
+      </w:r>
+      <w:proofErr w:type="spellEnd"/>
+      <w:r>
+        <w:rPr>
+          <w:rFonts w:ascii="Times New Roman" w:hAnsi="Times New Roman" w:cs="Times New Roman"/>
+          <w:sz w:val="24"/>
+        </w:rPr>
+        <w:t>)</w:t>
       </w:r>
     </w:p>
     <w:p>
@@ -1151,26 +3727,316 @@
           <w:sz w:val="24"/>
         </w:rPr>
       </w:pPr>
-      <w:r>
-        <w:rPr>
-          <w:rFonts w:ascii="Times New Roman" w:hAnsi="Times New Roman" w:cs="Times New Roman"/>
-          <w:sz w:val="24"/>
-        </w:rPr>
-        <w:t xml:space="preserve">Saraeva I. N., Nastulyavichus A. A., Sozaev I. V., Tolordava E. R., Rudenko A. A., Kudryashov S. I., Tokmacheva-Kolobova A. Y., Gonchukov S. A. Sub-picosecond laser surface modification of Ti–Ni alloy and its antibacterial activity // Laser Physics Letters. – 2023. – V. 20. – No. 11. – Art. 115602. DOI: 10.1088/1612-202X/acfd07 (Журнал: Q3, </w:t>
-      </w:r>
-      <w:r>
-        <w:rPr>
-          <w:rFonts w:ascii="Times New Roman" w:hAnsi="Times New Roman" w:cs="Times New Roman"/>
-          <w:sz w:val="24"/>
-        </w:rPr>
-        <w:t>Импакт-фактор (2025)</w:t>
-      </w:r>
-      <w:r>
-        <w:rPr>
-          <w:rFonts w:ascii="Times New Roman" w:hAnsi="Times New Roman" w:cs="Times New Roman"/>
-          <w:sz w:val="24"/>
-        </w:rPr>
-        <w:t>: 2.1, Инд. в: Scopus)</w:t>
+      <w:proofErr w:type="spellStart"/>
+      <w:r>
+        <w:rPr>
+          <w:rFonts w:ascii="Times New Roman" w:hAnsi="Times New Roman" w:cs="Times New Roman"/>
+          <w:sz w:val="24"/>
+        </w:rPr>
+        <w:t>Saraeva</w:t>
+      </w:r>
+      <w:proofErr w:type="spellEnd"/>
+      <w:r>
+        <w:rPr>
+          <w:rFonts w:ascii="Times New Roman" w:hAnsi="Times New Roman" w:cs="Times New Roman"/>
+          <w:sz w:val="24"/>
+        </w:rPr>
+        <w:t xml:space="preserve"> I. N., </w:t>
+      </w:r>
+      <w:proofErr w:type="spellStart"/>
+      <w:r>
+        <w:rPr>
+          <w:rFonts w:ascii="Times New Roman" w:hAnsi="Times New Roman" w:cs="Times New Roman"/>
+          <w:sz w:val="24"/>
+        </w:rPr>
+        <w:t>Nastulyavichus</w:t>
+      </w:r>
+      <w:proofErr w:type="spellEnd"/>
+      <w:r>
+        <w:rPr>
+          <w:rFonts w:ascii="Times New Roman" w:hAnsi="Times New Roman" w:cs="Times New Roman"/>
+          <w:sz w:val="24"/>
+        </w:rPr>
+        <w:t xml:space="preserve"> A. A., </w:t>
+      </w:r>
+      <w:proofErr w:type="spellStart"/>
+      <w:r>
+        <w:rPr>
+          <w:rFonts w:ascii="Times New Roman" w:hAnsi="Times New Roman" w:cs="Times New Roman"/>
+          <w:sz w:val="24"/>
+        </w:rPr>
+        <w:t>Sozaev</w:t>
+      </w:r>
+      <w:proofErr w:type="spellEnd"/>
+      <w:r>
+        <w:rPr>
+          <w:rFonts w:ascii="Times New Roman" w:hAnsi="Times New Roman" w:cs="Times New Roman"/>
+          <w:sz w:val="24"/>
+        </w:rPr>
+        <w:t xml:space="preserve"> I. V., </w:t>
+      </w:r>
+      <w:proofErr w:type="spellStart"/>
+      <w:r>
+        <w:rPr>
+          <w:rFonts w:ascii="Times New Roman" w:hAnsi="Times New Roman" w:cs="Times New Roman"/>
+          <w:sz w:val="24"/>
+        </w:rPr>
+        <w:t>Tolordava</w:t>
+      </w:r>
+      <w:proofErr w:type="spellEnd"/>
+      <w:r>
+        <w:rPr>
+          <w:rFonts w:ascii="Times New Roman" w:hAnsi="Times New Roman" w:cs="Times New Roman"/>
+          <w:sz w:val="24"/>
+        </w:rPr>
+        <w:t xml:space="preserve"> E. R., </w:t>
+      </w:r>
+      <w:proofErr w:type="spellStart"/>
+      <w:r>
+        <w:rPr>
+          <w:rFonts w:ascii="Times New Roman" w:hAnsi="Times New Roman" w:cs="Times New Roman"/>
+          <w:sz w:val="24"/>
+        </w:rPr>
+        <w:t>Rudenko</w:t>
+      </w:r>
+      <w:proofErr w:type="spellEnd"/>
+      <w:r>
+        <w:rPr>
+          <w:rFonts w:ascii="Times New Roman" w:hAnsi="Times New Roman" w:cs="Times New Roman"/>
+          <w:sz w:val="24"/>
+        </w:rPr>
+        <w:t xml:space="preserve"> A. A., </w:t>
+      </w:r>
+      <w:proofErr w:type="spellStart"/>
+      <w:r>
+        <w:rPr>
+          <w:rFonts w:ascii="Times New Roman" w:hAnsi="Times New Roman" w:cs="Times New Roman"/>
+          <w:sz w:val="24"/>
+        </w:rPr>
+        <w:t>Kudryashov</w:t>
+      </w:r>
+      <w:proofErr w:type="spellEnd"/>
+      <w:r>
+        <w:rPr>
+          <w:rFonts w:ascii="Times New Roman" w:hAnsi="Times New Roman" w:cs="Times New Roman"/>
+          <w:sz w:val="24"/>
+        </w:rPr>
+        <w:t xml:space="preserve"> S. I., </w:t>
+      </w:r>
+      <w:proofErr w:type="spellStart"/>
+      <w:r>
+        <w:rPr>
+          <w:rFonts w:ascii="Times New Roman" w:hAnsi="Times New Roman" w:cs="Times New Roman"/>
+          <w:sz w:val="24"/>
+        </w:rPr>
+        <w:t>Tokmacheva-Kolobova</w:t>
+      </w:r>
+      <w:proofErr w:type="spellEnd"/>
+      <w:r>
+        <w:rPr>
+          <w:rFonts w:ascii="Times New Roman" w:hAnsi="Times New Roman" w:cs="Times New Roman"/>
+          <w:sz w:val="24"/>
+        </w:rPr>
+        <w:t xml:space="preserve"> A. Y., </w:t>
+      </w:r>
+      <w:proofErr w:type="spellStart"/>
+      <w:r>
+        <w:rPr>
+          <w:rFonts w:ascii="Times New Roman" w:hAnsi="Times New Roman" w:cs="Times New Roman"/>
+          <w:sz w:val="24"/>
+        </w:rPr>
+        <w:t>Gonchukov</w:t>
+      </w:r>
+      <w:proofErr w:type="spellEnd"/>
+      <w:r>
+        <w:rPr>
+          <w:rFonts w:ascii="Times New Roman" w:hAnsi="Times New Roman" w:cs="Times New Roman"/>
+          <w:sz w:val="24"/>
+        </w:rPr>
+        <w:t xml:space="preserve"> S. A. Sub-</w:t>
+      </w:r>
+      <w:proofErr w:type="spellStart"/>
+      <w:r>
+        <w:rPr>
+          <w:rFonts w:ascii="Times New Roman" w:hAnsi="Times New Roman" w:cs="Times New Roman"/>
+          <w:sz w:val="24"/>
+        </w:rPr>
+        <w:t>picosecond</w:t>
+      </w:r>
+      <w:proofErr w:type="spellEnd"/>
+      <w:r>
+        <w:rPr>
+          <w:rFonts w:ascii="Times New Roman" w:hAnsi="Times New Roman" w:cs="Times New Roman"/>
+          <w:sz w:val="24"/>
+        </w:rPr>
+        <w:t xml:space="preserve"> laser </w:t>
+      </w:r>
+      <w:proofErr w:type="spellStart"/>
+      <w:r>
+        <w:rPr>
+          <w:rFonts w:ascii="Times New Roman" w:hAnsi="Times New Roman" w:cs="Times New Roman"/>
+          <w:sz w:val="24"/>
+        </w:rPr>
+        <w:t>surface</w:t>
+      </w:r>
+      <w:proofErr w:type="spellEnd"/>
+      <w:r>
+        <w:rPr>
+          <w:rFonts w:ascii="Times New Roman" w:hAnsi="Times New Roman" w:cs="Times New Roman"/>
+          <w:sz w:val="24"/>
+        </w:rPr>
+        <w:t xml:space="preserve"> </w:t>
+      </w:r>
+      <w:proofErr w:type="spellStart"/>
+      <w:r>
+        <w:rPr>
+          <w:rFonts w:ascii="Times New Roman" w:hAnsi="Times New Roman" w:cs="Times New Roman"/>
+          <w:sz w:val="24"/>
+        </w:rPr>
+        <w:t>modification</w:t>
+      </w:r>
+      <w:proofErr w:type="spellEnd"/>
+      <w:r>
+        <w:rPr>
+          <w:rFonts w:ascii="Times New Roman" w:hAnsi="Times New Roman" w:cs="Times New Roman"/>
+          <w:sz w:val="24"/>
+        </w:rPr>
+        <w:t xml:space="preserve"> </w:t>
+      </w:r>
+      <w:proofErr w:type="spellStart"/>
+      <w:r>
+        <w:rPr>
+          <w:rFonts w:ascii="Times New Roman" w:hAnsi="Times New Roman" w:cs="Times New Roman"/>
+          <w:sz w:val="24"/>
+        </w:rPr>
+        <w:t>of</w:t>
+      </w:r>
+      <w:proofErr w:type="spellEnd"/>
+      <w:r>
+        <w:rPr>
+          <w:rFonts w:ascii="Times New Roman" w:hAnsi="Times New Roman" w:cs="Times New Roman"/>
+          <w:sz w:val="24"/>
+        </w:rPr>
+        <w:t xml:space="preserve"> </w:t>
+      </w:r>
+      <w:proofErr w:type="spellStart"/>
+      <w:r>
+        <w:rPr>
+          <w:rFonts w:ascii="Times New Roman" w:hAnsi="Times New Roman" w:cs="Times New Roman"/>
+          <w:sz w:val="24"/>
+        </w:rPr>
+        <w:t>Ti</w:t>
+      </w:r>
+      <w:proofErr w:type="spellEnd"/>
+      <w:r>
+        <w:rPr>
+          <w:rFonts w:ascii="Times New Roman" w:hAnsi="Times New Roman" w:cs="Times New Roman"/>
+          <w:sz w:val="24"/>
+        </w:rPr>
+        <w:t xml:space="preserve">–Ni </w:t>
+      </w:r>
+      <w:proofErr w:type="spellStart"/>
+      <w:r>
+        <w:rPr>
+          <w:rFonts w:ascii="Times New Roman" w:hAnsi="Times New Roman" w:cs="Times New Roman"/>
+          <w:sz w:val="24"/>
+        </w:rPr>
+        <w:t>alloy</w:t>
+      </w:r>
+      <w:proofErr w:type="spellEnd"/>
+      <w:r>
+        <w:rPr>
+          <w:rFonts w:ascii="Times New Roman" w:hAnsi="Times New Roman" w:cs="Times New Roman"/>
+          <w:sz w:val="24"/>
+        </w:rPr>
+        <w:t xml:space="preserve"> and </w:t>
+      </w:r>
+      <w:proofErr w:type="spellStart"/>
+      <w:r>
+        <w:rPr>
+          <w:rFonts w:ascii="Times New Roman" w:hAnsi="Times New Roman" w:cs="Times New Roman"/>
+          <w:sz w:val="24"/>
+        </w:rPr>
+        <w:t>its</w:t>
+      </w:r>
+      <w:proofErr w:type="spellEnd"/>
+      <w:r>
+        <w:rPr>
+          <w:rFonts w:ascii="Times New Roman" w:hAnsi="Times New Roman" w:cs="Times New Roman"/>
+          <w:sz w:val="24"/>
+        </w:rPr>
+        <w:t xml:space="preserve"> </w:t>
+      </w:r>
+      <w:proofErr w:type="spellStart"/>
+      <w:r>
+        <w:rPr>
+          <w:rFonts w:ascii="Times New Roman" w:hAnsi="Times New Roman" w:cs="Times New Roman"/>
+          <w:sz w:val="24"/>
+        </w:rPr>
+        <w:t>antibacterial</w:t>
+      </w:r>
+      <w:proofErr w:type="spellEnd"/>
+      <w:r>
+        <w:rPr>
+          <w:rFonts w:ascii="Times New Roman" w:hAnsi="Times New Roman" w:cs="Times New Roman"/>
+          <w:sz w:val="24"/>
+        </w:rPr>
+        <w:t xml:space="preserve"> </w:t>
+      </w:r>
+      <w:proofErr w:type="spellStart"/>
+      <w:r>
+        <w:rPr>
+          <w:rFonts w:ascii="Times New Roman" w:hAnsi="Times New Roman" w:cs="Times New Roman"/>
+          <w:sz w:val="24"/>
+        </w:rPr>
+        <w:t>activity</w:t>
+      </w:r>
+      <w:proofErr w:type="spellEnd"/>
+      <w:r>
+        <w:rPr>
+          <w:rFonts w:ascii="Times New Roman" w:hAnsi="Times New Roman" w:cs="Times New Roman"/>
+          <w:sz w:val="24"/>
+        </w:rPr>
+        <w:t xml:space="preserve"> // Laser Physics Letters. – 2023. – V. 20. – No. 11. – Art. 115602. DOI: 10.1088/1612-202X/acfd07 (Журнал: Q3, </w:t>
+      </w:r>
+      <w:proofErr w:type="spellStart"/>
+      <w:r>
+        <w:rPr>
+          <w:rFonts w:ascii="Times New Roman" w:hAnsi="Times New Roman" w:cs="Times New Roman"/>
+          <w:sz w:val="24"/>
+        </w:rPr>
+        <w:t>Импакт</w:t>
+      </w:r>
+      <w:proofErr w:type="spellEnd"/>
+      <w:r>
+        <w:rPr>
+          <w:rFonts w:ascii="Times New Roman" w:hAnsi="Times New Roman" w:cs="Times New Roman"/>
+          <w:sz w:val="24"/>
+        </w:rPr>
+        <w:t>-фактор (2025)</w:t>
+      </w:r>
+      <w:r>
+        <w:rPr>
+          <w:rFonts w:ascii="Times New Roman" w:hAnsi="Times New Roman" w:cs="Times New Roman"/>
+          <w:sz w:val="24"/>
+        </w:rPr>
+        <w:t xml:space="preserve">: 2.1, Инд. в: </w:t>
+      </w:r>
+      <w:proofErr w:type="spellStart"/>
+      <w:r>
+        <w:rPr>
+          <w:rFonts w:ascii="Times New Roman" w:hAnsi="Times New Roman" w:cs="Times New Roman"/>
+          <w:sz w:val="24"/>
+        </w:rPr>
+        <w:t>Scopus</w:t>
+      </w:r>
+      <w:proofErr w:type="spellEnd"/>
+      <w:r>
+        <w:rPr>
+          <w:rFonts w:ascii="Times New Roman" w:hAnsi="Times New Roman" w:cs="Times New Roman"/>
+          <w:sz w:val="24"/>
+        </w:rPr>
+        <w:t>)</w:t>
       </w:r>
     </w:p>
     <w:p>
@@ -1186,26 +4052,412 @@
           <w:sz w:val="24"/>
         </w:rPr>
       </w:pPr>
-      <w:r>
-        <w:rPr>
-          <w:rFonts w:ascii="Times New Roman" w:hAnsi="Times New Roman" w:cs="Times New Roman"/>
-          <w:sz w:val="24"/>
-        </w:rPr>
-        <w:t xml:space="preserve">Vyatkin S., Danilov P., Smirnov N., Pomazkin D., Kuzmin E., Gorevoy A., Muratov A., Matyaev I., Kudryashov S. Electron Paramagnetic Resonance Sensing of «Hidden» Atomistic and Cooperative Defects in Femtosecond Laser-Inscribed Photoluminescent Encoding Patterns in Diamond // Photonics. – 2023. – V. 10. – No. 9. – Art. 979. DOI: 10.3390/photonics10090979 (Журнал: Q2, </w:t>
-      </w:r>
-      <w:r>
-        <w:rPr>
-          <w:rFonts w:ascii="Times New Roman" w:hAnsi="Times New Roman" w:cs="Times New Roman"/>
-          <w:sz w:val="24"/>
-        </w:rPr>
-        <w:t>Импакт-фактор (2025)</w:t>
-      </w:r>
-      <w:r>
-        <w:rPr>
-          <w:rFonts w:ascii="Times New Roman" w:hAnsi="Times New Roman" w:cs="Times New Roman"/>
-          <w:sz w:val="24"/>
-        </w:rPr>
-        <w:t>: 2.4, Инд. в: Scopus)</w:t>
+      <w:proofErr w:type="spellStart"/>
+      <w:r>
+        <w:rPr>
+          <w:rFonts w:ascii="Times New Roman" w:hAnsi="Times New Roman" w:cs="Times New Roman"/>
+          <w:sz w:val="24"/>
+        </w:rPr>
+        <w:t>Vyatkin</w:t>
+      </w:r>
+      <w:proofErr w:type="spellEnd"/>
+      <w:r>
+        <w:rPr>
+          <w:rFonts w:ascii="Times New Roman" w:hAnsi="Times New Roman" w:cs="Times New Roman"/>
+          <w:sz w:val="24"/>
+        </w:rPr>
+        <w:t xml:space="preserve"> S., </w:t>
+      </w:r>
+      <w:proofErr w:type="spellStart"/>
+      <w:r>
+        <w:rPr>
+          <w:rFonts w:ascii="Times New Roman" w:hAnsi="Times New Roman" w:cs="Times New Roman"/>
+          <w:sz w:val="24"/>
+        </w:rPr>
+        <w:t>Danilov</w:t>
+      </w:r>
+      <w:proofErr w:type="spellEnd"/>
+      <w:r>
+        <w:rPr>
+          <w:rFonts w:ascii="Times New Roman" w:hAnsi="Times New Roman" w:cs="Times New Roman"/>
+          <w:sz w:val="24"/>
+        </w:rPr>
+        <w:t xml:space="preserve"> P., </w:t>
+      </w:r>
+      <w:proofErr w:type="spellStart"/>
+      <w:r>
+        <w:rPr>
+          <w:rFonts w:ascii="Times New Roman" w:hAnsi="Times New Roman" w:cs="Times New Roman"/>
+          <w:sz w:val="24"/>
+        </w:rPr>
+        <w:t>Smirnov</w:t>
+      </w:r>
+      <w:proofErr w:type="spellEnd"/>
+      <w:r>
+        <w:rPr>
+          <w:rFonts w:ascii="Times New Roman" w:hAnsi="Times New Roman" w:cs="Times New Roman"/>
+          <w:sz w:val="24"/>
+        </w:rPr>
+        <w:t xml:space="preserve"> N., </w:t>
+      </w:r>
+      <w:proofErr w:type="spellStart"/>
+      <w:r>
+        <w:rPr>
+          <w:rFonts w:ascii="Times New Roman" w:hAnsi="Times New Roman" w:cs="Times New Roman"/>
+          <w:sz w:val="24"/>
+        </w:rPr>
+        <w:t>Pomazkin</w:t>
+      </w:r>
+      <w:proofErr w:type="spellEnd"/>
+      <w:r>
+        <w:rPr>
+          <w:rFonts w:ascii="Times New Roman" w:hAnsi="Times New Roman" w:cs="Times New Roman"/>
+          <w:sz w:val="24"/>
+        </w:rPr>
+        <w:t xml:space="preserve"> D., </w:t>
+      </w:r>
+      <w:proofErr w:type="spellStart"/>
+      <w:r>
+        <w:rPr>
+          <w:rFonts w:ascii="Times New Roman" w:hAnsi="Times New Roman" w:cs="Times New Roman"/>
+          <w:sz w:val="24"/>
+        </w:rPr>
+        <w:t>Kuzmin</w:t>
+      </w:r>
+      <w:proofErr w:type="spellEnd"/>
+      <w:r>
+        <w:rPr>
+          <w:rFonts w:ascii="Times New Roman" w:hAnsi="Times New Roman" w:cs="Times New Roman"/>
+          <w:sz w:val="24"/>
+        </w:rPr>
+        <w:t xml:space="preserve"> E., </w:t>
+      </w:r>
+      <w:proofErr w:type="spellStart"/>
+      <w:r>
+        <w:rPr>
+          <w:rFonts w:ascii="Times New Roman" w:hAnsi="Times New Roman" w:cs="Times New Roman"/>
+          <w:sz w:val="24"/>
+        </w:rPr>
+        <w:t>Gorevoy</w:t>
+      </w:r>
+      <w:proofErr w:type="spellEnd"/>
+      <w:r>
+        <w:rPr>
+          <w:rFonts w:ascii="Times New Roman" w:hAnsi="Times New Roman" w:cs="Times New Roman"/>
+          <w:sz w:val="24"/>
+        </w:rPr>
+        <w:t xml:space="preserve"> A., </w:t>
+      </w:r>
+      <w:proofErr w:type="spellStart"/>
+      <w:r>
+        <w:rPr>
+          <w:rFonts w:ascii="Times New Roman" w:hAnsi="Times New Roman" w:cs="Times New Roman"/>
+          <w:sz w:val="24"/>
+        </w:rPr>
+        <w:t>Muratov</w:t>
+      </w:r>
+      <w:proofErr w:type="spellEnd"/>
+      <w:r>
+        <w:rPr>
+          <w:rFonts w:ascii="Times New Roman" w:hAnsi="Times New Roman" w:cs="Times New Roman"/>
+          <w:sz w:val="24"/>
+        </w:rPr>
+        <w:t xml:space="preserve"> A., </w:t>
+      </w:r>
+      <w:proofErr w:type="spellStart"/>
+      <w:r>
+        <w:rPr>
+          <w:rFonts w:ascii="Times New Roman" w:hAnsi="Times New Roman" w:cs="Times New Roman"/>
+          <w:sz w:val="24"/>
+        </w:rPr>
+        <w:t>Matyaev</w:t>
+      </w:r>
+      <w:proofErr w:type="spellEnd"/>
+      <w:r>
+        <w:rPr>
+          <w:rFonts w:ascii="Times New Roman" w:hAnsi="Times New Roman" w:cs="Times New Roman"/>
+          <w:sz w:val="24"/>
+        </w:rPr>
+        <w:t xml:space="preserve"> I., </w:t>
+      </w:r>
+      <w:proofErr w:type="spellStart"/>
+      <w:r>
+        <w:rPr>
+          <w:rFonts w:ascii="Times New Roman" w:hAnsi="Times New Roman" w:cs="Times New Roman"/>
+          <w:sz w:val="24"/>
+        </w:rPr>
+        <w:t>Kudryashov</w:t>
+      </w:r>
+      <w:proofErr w:type="spellEnd"/>
+      <w:r>
+        <w:rPr>
+          <w:rFonts w:ascii="Times New Roman" w:hAnsi="Times New Roman" w:cs="Times New Roman"/>
+          <w:sz w:val="24"/>
+        </w:rPr>
+        <w:t xml:space="preserve"> S. Electron </w:t>
+      </w:r>
+      <w:proofErr w:type="spellStart"/>
+      <w:r>
+        <w:rPr>
+          <w:rFonts w:ascii="Times New Roman" w:hAnsi="Times New Roman" w:cs="Times New Roman"/>
+          <w:sz w:val="24"/>
+        </w:rPr>
+        <w:t>Paramagnetic</w:t>
+      </w:r>
+      <w:proofErr w:type="spellEnd"/>
+      <w:r>
+        <w:rPr>
+          <w:rFonts w:ascii="Times New Roman" w:hAnsi="Times New Roman" w:cs="Times New Roman"/>
+          <w:sz w:val="24"/>
+        </w:rPr>
+        <w:t xml:space="preserve"> </w:t>
+      </w:r>
+      <w:proofErr w:type="spellStart"/>
+      <w:r>
+        <w:rPr>
+          <w:rFonts w:ascii="Times New Roman" w:hAnsi="Times New Roman" w:cs="Times New Roman"/>
+          <w:sz w:val="24"/>
+        </w:rPr>
+        <w:t>Resonance</w:t>
+      </w:r>
+      <w:proofErr w:type="spellEnd"/>
+      <w:r>
+        <w:rPr>
+          <w:rFonts w:ascii="Times New Roman" w:hAnsi="Times New Roman" w:cs="Times New Roman"/>
+          <w:sz w:val="24"/>
+        </w:rPr>
+        <w:t xml:space="preserve"> </w:t>
+      </w:r>
+      <w:proofErr w:type="spellStart"/>
+      <w:r>
+        <w:rPr>
+          <w:rFonts w:ascii="Times New Roman" w:hAnsi="Times New Roman" w:cs="Times New Roman"/>
+          <w:sz w:val="24"/>
+        </w:rPr>
+        <w:t>Sensing</w:t>
+      </w:r>
+      <w:proofErr w:type="spellEnd"/>
+      <w:r>
+        <w:rPr>
+          <w:rFonts w:ascii="Times New Roman" w:hAnsi="Times New Roman" w:cs="Times New Roman"/>
+          <w:sz w:val="24"/>
+        </w:rPr>
+        <w:t xml:space="preserve"> </w:t>
+      </w:r>
+      <w:proofErr w:type="spellStart"/>
+      <w:r>
+        <w:rPr>
+          <w:rFonts w:ascii="Times New Roman" w:hAnsi="Times New Roman" w:cs="Times New Roman"/>
+          <w:sz w:val="24"/>
+        </w:rPr>
+        <w:t>of</w:t>
+      </w:r>
+      <w:proofErr w:type="spellEnd"/>
+      <w:r>
+        <w:rPr>
+          <w:rFonts w:ascii="Times New Roman" w:hAnsi="Times New Roman" w:cs="Times New Roman"/>
+          <w:sz w:val="24"/>
+        </w:rPr>
+        <w:t xml:space="preserve"> «</w:t>
+      </w:r>
+      <w:proofErr w:type="spellStart"/>
+      <w:r>
+        <w:rPr>
+          <w:rFonts w:ascii="Times New Roman" w:hAnsi="Times New Roman" w:cs="Times New Roman"/>
+          <w:sz w:val="24"/>
+        </w:rPr>
+        <w:t>Hidden</w:t>
+      </w:r>
+      <w:proofErr w:type="spellEnd"/>
+      <w:r>
+        <w:rPr>
+          <w:rFonts w:ascii="Times New Roman" w:hAnsi="Times New Roman" w:cs="Times New Roman"/>
+          <w:sz w:val="24"/>
+        </w:rPr>
+        <w:t xml:space="preserve">» </w:t>
+      </w:r>
+      <w:proofErr w:type="spellStart"/>
+      <w:r>
+        <w:rPr>
+          <w:rFonts w:ascii="Times New Roman" w:hAnsi="Times New Roman" w:cs="Times New Roman"/>
+          <w:sz w:val="24"/>
+        </w:rPr>
+        <w:t>Atomistic</w:t>
+      </w:r>
+      <w:proofErr w:type="spellEnd"/>
+      <w:r>
+        <w:rPr>
+          <w:rFonts w:ascii="Times New Roman" w:hAnsi="Times New Roman" w:cs="Times New Roman"/>
+          <w:sz w:val="24"/>
+        </w:rPr>
+        <w:t xml:space="preserve"> and </w:t>
+      </w:r>
+      <w:proofErr w:type="spellStart"/>
+      <w:r>
+        <w:rPr>
+          <w:rFonts w:ascii="Times New Roman" w:hAnsi="Times New Roman" w:cs="Times New Roman"/>
+          <w:sz w:val="24"/>
+        </w:rPr>
+        <w:t>Cooperative</w:t>
+      </w:r>
+      <w:proofErr w:type="spellEnd"/>
+      <w:r>
+        <w:rPr>
+          <w:rFonts w:ascii="Times New Roman" w:hAnsi="Times New Roman" w:cs="Times New Roman"/>
+          <w:sz w:val="24"/>
+        </w:rPr>
+        <w:t xml:space="preserve"> </w:t>
+      </w:r>
+      <w:proofErr w:type="spellStart"/>
+      <w:r>
+        <w:rPr>
+          <w:rFonts w:ascii="Times New Roman" w:hAnsi="Times New Roman" w:cs="Times New Roman"/>
+          <w:sz w:val="24"/>
+        </w:rPr>
+        <w:t>Defects</w:t>
+      </w:r>
+      <w:proofErr w:type="spellEnd"/>
+      <w:r>
+        <w:rPr>
+          <w:rFonts w:ascii="Times New Roman" w:hAnsi="Times New Roman" w:cs="Times New Roman"/>
+          <w:sz w:val="24"/>
+        </w:rPr>
+        <w:t xml:space="preserve"> in </w:t>
+      </w:r>
+      <w:proofErr w:type="spellStart"/>
+      <w:r>
+        <w:rPr>
+          <w:rFonts w:ascii="Times New Roman" w:hAnsi="Times New Roman" w:cs="Times New Roman"/>
+          <w:sz w:val="24"/>
+        </w:rPr>
+        <w:t>Femtosecond</w:t>
+      </w:r>
+      <w:proofErr w:type="spellEnd"/>
+      <w:r>
+        <w:rPr>
+          <w:rFonts w:ascii="Times New Roman" w:hAnsi="Times New Roman" w:cs="Times New Roman"/>
+          <w:sz w:val="24"/>
+        </w:rPr>
+        <w:t xml:space="preserve"> Laser-</w:t>
+      </w:r>
+      <w:proofErr w:type="spellStart"/>
+      <w:r>
+        <w:rPr>
+          <w:rFonts w:ascii="Times New Roman" w:hAnsi="Times New Roman" w:cs="Times New Roman"/>
+          <w:sz w:val="24"/>
+        </w:rPr>
+        <w:t>Inscribed</w:t>
+      </w:r>
+      <w:proofErr w:type="spellEnd"/>
+      <w:r>
+        <w:rPr>
+          <w:rFonts w:ascii="Times New Roman" w:hAnsi="Times New Roman" w:cs="Times New Roman"/>
+          <w:sz w:val="24"/>
+        </w:rPr>
+        <w:t xml:space="preserve"> </w:t>
+      </w:r>
+      <w:proofErr w:type="spellStart"/>
+      <w:r>
+        <w:rPr>
+          <w:rFonts w:ascii="Times New Roman" w:hAnsi="Times New Roman" w:cs="Times New Roman"/>
+          <w:sz w:val="24"/>
+        </w:rPr>
+        <w:t>Photoluminescent</w:t>
+      </w:r>
+      <w:proofErr w:type="spellEnd"/>
+      <w:r>
+        <w:rPr>
+          <w:rFonts w:ascii="Times New Roman" w:hAnsi="Times New Roman" w:cs="Times New Roman"/>
+          <w:sz w:val="24"/>
+        </w:rPr>
+        <w:t xml:space="preserve"> </w:t>
+      </w:r>
+      <w:proofErr w:type="spellStart"/>
+      <w:r>
+        <w:rPr>
+          <w:rFonts w:ascii="Times New Roman" w:hAnsi="Times New Roman" w:cs="Times New Roman"/>
+          <w:sz w:val="24"/>
+        </w:rPr>
+        <w:t>Encoding</w:t>
+      </w:r>
+      <w:proofErr w:type="spellEnd"/>
+      <w:r>
+        <w:rPr>
+          <w:rFonts w:ascii="Times New Roman" w:hAnsi="Times New Roman" w:cs="Times New Roman"/>
+          <w:sz w:val="24"/>
+        </w:rPr>
+        <w:t xml:space="preserve"> </w:t>
+      </w:r>
+      <w:proofErr w:type="spellStart"/>
+      <w:r>
+        <w:rPr>
+          <w:rFonts w:ascii="Times New Roman" w:hAnsi="Times New Roman" w:cs="Times New Roman"/>
+          <w:sz w:val="24"/>
+        </w:rPr>
+        <w:t>Patterns</w:t>
+      </w:r>
+      <w:proofErr w:type="spellEnd"/>
+      <w:r>
+        <w:rPr>
+          <w:rFonts w:ascii="Times New Roman" w:hAnsi="Times New Roman" w:cs="Times New Roman"/>
+          <w:sz w:val="24"/>
+        </w:rPr>
+        <w:t xml:space="preserve"> in Diamond // </w:t>
+      </w:r>
+      <w:proofErr w:type="spellStart"/>
+      <w:r>
+        <w:rPr>
+          <w:rFonts w:ascii="Times New Roman" w:hAnsi="Times New Roman" w:cs="Times New Roman"/>
+          <w:sz w:val="24"/>
+        </w:rPr>
+        <w:t>Photonics</w:t>
+      </w:r>
+      <w:proofErr w:type="spellEnd"/>
+      <w:r>
+        <w:rPr>
+          <w:rFonts w:ascii="Times New Roman" w:hAnsi="Times New Roman" w:cs="Times New Roman"/>
+          <w:sz w:val="24"/>
+        </w:rPr>
+        <w:t xml:space="preserve">. – 2023. – V. 10. – No. 9. – Art. 979. DOI: 10.3390/photonics10090979 (Журнал: Q2, </w:t>
+      </w:r>
+      <w:proofErr w:type="spellStart"/>
+      <w:r>
+        <w:rPr>
+          <w:rFonts w:ascii="Times New Roman" w:hAnsi="Times New Roman" w:cs="Times New Roman"/>
+          <w:sz w:val="24"/>
+        </w:rPr>
+        <w:t>Импакт</w:t>
+      </w:r>
+      <w:proofErr w:type="spellEnd"/>
+      <w:r>
+        <w:rPr>
+          <w:rFonts w:ascii="Times New Roman" w:hAnsi="Times New Roman" w:cs="Times New Roman"/>
+          <w:sz w:val="24"/>
+        </w:rPr>
+        <w:t>-фактор (2025)</w:t>
+      </w:r>
+      <w:r>
+        <w:rPr>
+          <w:rFonts w:ascii="Times New Roman" w:hAnsi="Times New Roman" w:cs="Times New Roman"/>
+          <w:sz w:val="24"/>
+        </w:rPr>
+        <w:t xml:space="preserve">: 2.4, Инд. в: </w:t>
+      </w:r>
+      <w:proofErr w:type="spellStart"/>
+      <w:r>
+        <w:rPr>
+          <w:rFonts w:ascii="Times New Roman" w:hAnsi="Times New Roman" w:cs="Times New Roman"/>
+          <w:sz w:val="24"/>
+        </w:rPr>
+        <w:t>Scopus</w:t>
+      </w:r>
+      <w:proofErr w:type="spellEnd"/>
+      <w:r>
+        <w:rPr>
+          <w:rFonts w:ascii="Times New Roman" w:hAnsi="Times New Roman" w:cs="Times New Roman"/>
+          <w:sz w:val="24"/>
+        </w:rPr>
+        <w:t>)</w:t>
       </w:r>
     </w:p>
     <w:p>
@@ -1221,12 +4473,389 @@
           <w:sz w:val="24"/>
         </w:rPr>
       </w:pPr>
-      <w:r>
-        <w:rPr>
-          <w:rFonts w:ascii="Times New Roman" w:hAnsi="Times New Roman" w:cs="Times New Roman"/>
-          <w:sz w:val="24"/>
-        </w:rPr>
-        <w:t>Kudryashov S. I., Podlesnykh I. M., Dravin V. A., Kovalev M. S., Buga S. G., Krasin G. K., Ulturgasheva E. V., Nastulyavichus A. A., Kuzmin E. V., Shakhnov V. A., Dolzhenko N. I., Bondarenko A. G. Advanced non-contact Raman/spectrophotometric deciphering of structural processes in sulfur-implanted/laser-annealed silicon // Materials Science in Semiconductor Processing. – 2026. – V. 204. – P. 110333. DOI: 10.1016/j.mssp.2025.110333 (Журнал: Q1, Импакт-фактор (202</w:t>
+      <w:proofErr w:type="spellStart"/>
+      <w:r>
+        <w:rPr>
+          <w:rFonts w:ascii="Times New Roman" w:hAnsi="Times New Roman" w:cs="Times New Roman"/>
+          <w:sz w:val="24"/>
+        </w:rPr>
+        <w:t>Kudryashov</w:t>
+      </w:r>
+      <w:proofErr w:type="spellEnd"/>
+      <w:r>
+        <w:rPr>
+          <w:rFonts w:ascii="Times New Roman" w:hAnsi="Times New Roman" w:cs="Times New Roman"/>
+          <w:sz w:val="24"/>
+        </w:rPr>
+        <w:t xml:space="preserve"> S. I., </w:t>
+      </w:r>
+      <w:proofErr w:type="spellStart"/>
+      <w:r>
+        <w:rPr>
+          <w:rFonts w:ascii="Times New Roman" w:hAnsi="Times New Roman" w:cs="Times New Roman"/>
+          <w:sz w:val="24"/>
+        </w:rPr>
+        <w:t>Podlesnykh</w:t>
+      </w:r>
+      <w:proofErr w:type="spellEnd"/>
+      <w:r>
+        <w:rPr>
+          <w:rFonts w:ascii="Times New Roman" w:hAnsi="Times New Roman" w:cs="Times New Roman"/>
+          <w:sz w:val="24"/>
+        </w:rPr>
+        <w:t xml:space="preserve"> I. M., </w:t>
+      </w:r>
+      <w:proofErr w:type="spellStart"/>
+      <w:r>
+        <w:rPr>
+          <w:rFonts w:ascii="Times New Roman" w:hAnsi="Times New Roman" w:cs="Times New Roman"/>
+          <w:sz w:val="24"/>
+        </w:rPr>
+        <w:t>Dravin</w:t>
+      </w:r>
+      <w:proofErr w:type="spellEnd"/>
+      <w:r>
+        <w:rPr>
+          <w:rFonts w:ascii="Times New Roman" w:hAnsi="Times New Roman" w:cs="Times New Roman"/>
+          <w:sz w:val="24"/>
+        </w:rPr>
+        <w:t xml:space="preserve"> V. A., </w:t>
+      </w:r>
+      <w:proofErr w:type="spellStart"/>
+      <w:r>
+        <w:rPr>
+          <w:rFonts w:ascii="Times New Roman" w:hAnsi="Times New Roman" w:cs="Times New Roman"/>
+          <w:sz w:val="24"/>
+        </w:rPr>
+        <w:t>Kovalev</w:t>
+      </w:r>
+      <w:proofErr w:type="spellEnd"/>
+      <w:r>
+        <w:rPr>
+          <w:rFonts w:ascii="Times New Roman" w:hAnsi="Times New Roman" w:cs="Times New Roman"/>
+          <w:sz w:val="24"/>
+        </w:rPr>
+        <w:t xml:space="preserve"> M. S., </w:t>
+      </w:r>
+      <w:proofErr w:type="spellStart"/>
+      <w:r>
+        <w:rPr>
+          <w:rFonts w:ascii="Times New Roman" w:hAnsi="Times New Roman" w:cs="Times New Roman"/>
+          <w:sz w:val="24"/>
+        </w:rPr>
+        <w:t>Buga</w:t>
+      </w:r>
+      <w:proofErr w:type="spellEnd"/>
+      <w:r>
+        <w:rPr>
+          <w:rFonts w:ascii="Times New Roman" w:hAnsi="Times New Roman" w:cs="Times New Roman"/>
+          <w:sz w:val="24"/>
+        </w:rPr>
+        <w:t xml:space="preserve"> S. G., </w:t>
+      </w:r>
+      <w:proofErr w:type="spellStart"/>
+      <w:r>
+        <w:rPr>
+          <w:rFonts w:ascii="Times New Roman" w:hAnsi="Times New Roman" w:cs="Times New Roman"/>
+          <w:sz w:val="24"/>
+        </w:rPr>
+        <w:t>Krasin</w:t>
+      </w:r>
+      <w:proofErr w:type="spellEnd"/>
+      <w:r>
+        <w:rPr>
+          <w:rFonts w:ascii="Times New Roman" w:hAnsi="Times New Roman" w:cs="Times New Roman"/>
+          <w:sz w:val="24"/>
+        </w:rPr>
+        <w:t xml:space="preserve"> G. K., </w:t>
+      </w:r>
+      <w:proofErr w:type="spellStart"/>
+      <w:r>
+        <w:rPr>
+          <w:rFonts w:ascii="Times New Roman" w:hAnsi="Times New Roman" w:cs="Times New Roman"/>
+          <w:sz w:val="24"/>
+        </w:rPr>
+        <w:t>Ulturgasheva</w:t>
+      </w:r>
+      <w:proofErr w:type="spellEnd"/>
+      <w:r>
+        <w:rPr>
+          <w:rFonts w:ascii="Times New Roman" w:hAnsi="Times New Roman" w:cs="Times New Roman"/>
+          <w:sz w:val="24"/>
+        </w:rPr>
+        <w:t xml:space="preserve"> E. V., </w:t>
+      </w:r>
+      <w:proofErr w:type="spellStart"/>
+      <w:r>
+        <w:rPr>
+          <w:rFonts w:ascii="Times New Roman" w:hAnsi="Times New Roman" w:cs="Times New Roman"/>
+          <w:sz w:val="24"/>
+        </w:rPr>
+        <w:t>Nastulyavichus</w:t>
+      </w:r>
+      <w:proofErr w:type="spellEnd"/>
+      <w:r>
+        <w:rPr>
+          <w:rFonts w:ascii="Times New Roman" w:hAnsi="Times New Roman" w:cs="Times New Roman"/>
+          <w:sz w:val="24"/>
+        </w:rPr>
+        <w:t xml:space="preserve"> A. A., </w:t>
+      </w:r>
+      <w:proofErr w:type="spellStart"/>
+      <w:r>
+        <w:rPr>
+          <w:rFonts w:ascii="Times New Roman" w:hAnsi="Times New Roman" w:cs="Times New Roman"/>
+          <w:sz w:val="24"/>
+        </w:rPr>
+        <w:t>Kuzmin</w:t>
+      </w:r>
+      <w:proofErr w:type="spellEnd"/>
+      <w:r>
+        <w:rPr>
+          <w:rFonts w:ascii="Times New Roman" w:hAnsi="Times New Roman" w:cs="Times New Roman"/>
+          <w:sz w:val="24"/>
+        </w:rPr>
+        <w:t xml:space="preserve"> E. V., </w:t>
+      </w:r>
+      <w:proofErr w:type="spellStart"/>
+      <w:r>
+        <w:rPr>
+          <w:rFonts w:ascii="Times New Roman" w:hAnsi="Times New Roman" w:cs="Times New Roman"/>
+          <w:sz w:val="24"/>
+        </w:rPr>
+        <w:t>Shakhnov</w:t>
+      </w:r>
+      <w:proofErr w:type="spellEnd"/>
+      <w:r>
+        <w:rPr>
+          <w:rFonts w:ascii="Times New Roman" w:hAnsi="Times New Roman" w:cs="Times New Roman"/>
+          <w:sz w:val="24"/>
+        </w:rPr>
+        <w:t xml:space="preserve"> V. A., </w:t>
+      </w:r>
+      <w:proofErr w:type="spellStart"/>
+      <w:r>
+        <w:rPr>
+          <w:rFonts w:ascii="Times New Roman" w:hAnsi="Times New Roman" w:cs="Times New Roman"/>
+          <w:sz w:val="24"/>
+        </w:rPr>
+        <w:t>Dolzhenko</w:t>
+      </w:r>
+      <w:proofErr w:type="spellEnd"/>
+      <w:r>
+        <w:rPr>
+          <w:rFonts w:ascii="Times New Roman" w:hAnsi="Times New Roman" w:cs="Times New Roman"/>
+          <w:sz w:val="24"/>
+        </w:rPr>
+        <w:t xml:space="preserve"> N. I., </w:t>
+      </w:r>
+      <w:proofErr w:type="spellStart"/>
+      <w:r>
+        <w:rPr>
+          <w:rFonts w:ascii="Times New Roman" w:hAnsi="Times New Roman" w:cs="Times New Roman"/>
+          <w:sz w:val="24"/>
+        </w:rPr>
+        <w:t>Bondarenko</w:t>
+      </w:r>
+      <w:proofErr w:type="spellEnd"/>
+      <w:r>
+        <w:rPr>
+          <w:rFonts w:ascii="Times New Roman" w:hAnsi="Times New Roman" w:cs="Times New Roman"/>
+          <w:sz w:val="24"/>
+        </w:rPr>
+        <w:t xml:space="preserve"> A. G. Advanced </w:t>
+      </w:r>
+      <w:proofErr w:type="spellStart"/>
+      <w:r>
+        <w:rPr>
+          <w:rFonts w:ascii="Times New Roman" w:hAnsi="Times New Roman" w:cs="Times New Roman"/>
+          <w:sz w:val="24"/>
+        </w:rPr>
+        <w:t>non-contact</w:t>
+      </w:r>
+      <w:proofErr w:type="spellEnd"/>
+      <w:r>
+        <w:rPr>
+          <w:rFonts w:ascii="Times New Roman" w:hAnsi="Times New Roman" w:cs="Times New Roman"/>
+          <w:sz w:val="24"/>
+        </w:rPr>
+        <w:t xml:space="preserve"> </w:t>
+      </w:r>
+      <w:proofErr w:type="spellStart"/>
+      <w:r>
+        <w:rPr>
+          <w:rFonts w:ascii="Times New Roman" w:hAnsi="Times New Roman" w:cs="Times New Roman"/>
+          <w:sz w:val="24"/>
+        </w:rPr>
+        <w:t>Raman</w:t>
+      </w:r>
+      <w:proofErr w:type="spellEnd"/>
+      <w:r>
+        <w:rPr>
+          <w:rFonts w:ascii="Times New Roman" w:hAnsi="Times New Roman" w:cs="Times New Roman"/>
+          <w:sz w:val="24"/>
+        </w:rPr>
+        <w:t>/</w:t>
+      </w:r>
+      <w:proofErr w:type="spellStart"/>
+      <w:r>
+        <w:rPr>
+          <w:rFonts w:ascii="Times New Roman" w:hAnsi="Times New Roman" w:cs="Times New Roman"/>
+          <w:sz w:val="24"/>
+        </w:rPr>
+        <w:t>spectrophotometric</w:t>
+      </w:r>
+      <w:proofErr w:type="spellEnd"/>
+      <w:r>
+        <w:rPr>
+          <w:rFonts w:ascii="Times New Roman" w:hAnsi="Times New Roman" w:cs="Times New Roman"/>
+          <w:sz w:val="24"/>
+        </w:rPr>
+        <w:t xml:space="preserve"> </w:t>
+      </w:r>
+      <w:proofErr w:type="spellStart"/>
+      <w:r>
+        <w:rPr>
+          <w:rFonts w:ascii="Times New Roman" w:hAnsi="Times New Roman" w:cs="Times New Roman"/>
+          <w:sz w:val="24"/>
+        </w:rPr>
+        <w:t>deciphering</w:t>
+      </w:r>
+      <w:proofErr w:type="spellEnd"/>
+      <w:r>
+        <w:rPr>
+          <w:rFonts w:ascii="Times New Roman" w:hAnsi="Times New Roman" w:cs="Times New Roman"/>
+          <w:sz w:val="24"/>
+        </w:rPr>
+        <w:t xml:space="preserve"> </w:t>
+      </w:r>
+      <w:proofErr w:type="spellStart"/>
+      <w:r>
+        <w:rPr>
+          <w:rFonts w:ascii="Times New Roman" w:hAnsi="Times New Roman" w:cs="Times New Roman"/>
+          <w:sz w:val="24"/>
+        </w:rPr>
+        <w:t>of</w:t>
+      </w:r>
+      <w:proofErr w:type="spellEnd"/>
+      <w:r>
+        <w:rPr>
+          <w:rFonts w:ascii="Times New Roman" w:hAnsi="Times New Roman" w:cs="Times New Roman"/>
+          <w:sz w:val="24"/>
+        </w:rPr>
+        <w:t xml:space="preserve"> </w:t>
+      </w:r>
+      <w:proofErr w:type="spellStart"/>
+      <w:r>
+        <w:rPr>
+          <w:rFonts w:ascii="Times New Roman" w:hAnsi="Times New Roman" w:cs="Times New Roman"/>
+          <w:sz w:val="24"/>
+        </w:rPr>
+        <w:t>structural</w:t>
+      </w:r>
+      <w:proofErr w:type="spellEnd"/>
+      <w:r>
+        <w:rPr>
+          <w:rFonts w:ascii="Times New Roman" w:hAnsi="Times New Roman" w:cs="Times New Roman"/>
+          <w:sz w:val="24"/>
+        </w:rPr>
+        <w:t xml:space="preserve"> </w:t>
+      </w:r>
+      <w:proofErr w:type="spellStart"/>
+      <w:r>
+        <w:rPr>
+          <w:rFonts w:ascii="Times New Roman" w:hAnsi="Times New Roman" w:cs="Times New Roman"/>
+          <w:sz w:val="24"/>
+        </w:rPr>
+        <w:t>processes</w:t>
+      </w:r>
+      <w:proofErr w:type="spellEnd"/>
+      <w:r>
+        <w:rPr>
+          <w:rFonts w:ascii="Times New Roman" w:hAnsi="Times New Roman" w:cs="Times New Roman"/>
+          <w:sz w:val="24"/>
+        </w:rPr>
+        <w:t xml:space="preserve"> in </w:t>
+      </w:r>
+      <w:proofErr w:type="spellStart"/>
+      <w:r>
+        <w:rPr>
+          <w:rFonts w:ascii="Times New Roman" w:hAnsi="Times New Roman" w:cs="Times New Roman"/>
+          <w:sz w:val="24"/>
+        </w:rPr>
+        <w:t>sulfur-implanted</w:t>
+      </w:r>
+      <w:proofErr w:type="spellEnd"/>
+      <w:r>
+        <w:rPr>
+          <w:rFonts w:ascii="Times New Roman" w:hAnsi="Times New Roman" w:cs="Times New Roman"/>
+          <w:sz w:val="24"/>
+        </w:rPr>
+        <w:t>/laser-</w:t>
+      </w:r>
+      <w:proofErr w:type="spellStart"/>
+      <w:r>
+        <w:rPr>
+          <w:rFonts w:ascii="Times New Roman" w:hAnsi="Times New Roman" w:cs="Times New Roman"/>
+          <w:sz w:val="24"/>
+        </w:rPr>
+        <w:t>annealed</w:t>
+      </w:r>
+      <w:proofErr w:type="spellEnd"/>
+      <w:r>
+        <w:rPr>
+          <w:rFonts w:ascii="Times New Roman" w:hAnsi="Times New Roman" w:cs="Times New Roman"/>
+          <w:sz w:val="24"/>
+        </w:rPr>
+        <w:t xml:space="preserve"> </w:t>
+      </w:r>
+      <w:proofErr w:type="spellStart"/>
+      <w:r>
+        <w:rPr>
+          <w:rFonts w:ascii="Times New Roman" w:hAnsi="Times New Roman" w:cs="Times New Roman"/>
+          <w:sz w:val="24"/>
+        </w:rPr>
+        <w:t>silicon</w:t>
+      </w:r>
+      <w:proofErr w:type="spellEnd"/>
+      <w:r>
+        <w:rPr>
+          <w:rFonts w:ascii="Times New Roman" w:hAnsi="Times New Roman" w:cs="Times New Roman"/>
+          <w:sz w:val="24"/>
+        </w:rPr>
+        <w:t xml:space="preserve"> // </w:t>
+      </w:r>
+      <w:proofErr w:type="spellStart"/>
+      <w:r>
+        <w:rPr>
+          <w:rFonts w:ascii="Times New Roman" w:hAnsi="Times New Roman" w:cs="Times New Roman"/>
+          <w:sz w:val="24"/>
+        </w:rPr>
+        <w:t>Materials</w:t>
+      </w:r>
+      <w:proofErr w:type="spellEnd"/>
+      <w:r>
+        <w:rPr>
+          <w:rFonts w:ascii="Times New Roman" w:hAnsi="Times New Roman" w:cs="Times New Roman"/>
+          <w:sz w:val="24"/>
+        </w:rPr>
+        <w:t xml:space="preserve"> Science in Semiconductor Processing. – 2026. – V. 204. – P. 110333. DOI: 10.1016/j.mssp.2025.110333 (Журнал: Q1, </w:t>
+      </w:r>
+      <w:proofErr w:type="spellStart"/>
+      <w:r>
+        <w:rPr>
+          <w:rFonts w:ascii="Times New Roman" w:hAnsi="Times New Roman" w:cs="Times New Roman"/>
+          <w:sz w:val="24"/>
+        </w:rPr>
+        <w:t>Импакт</w:t>
+      </w:r>
+      <w:proofErr w:type="spellEnd"/>
+      <w:r>
+        <w:rPr>
+          <w:rFonts w:ascii="Times New Roman" w:hAnsi="Times New Roman" w:cs="Times New Roman"/>
+          <w:sz w:val="24"/>
+        </w:rPr>
+        <w:t>-фактор (202</w:t>
       </w:r>
       <w:r>
         <w:rPr>
@@ -1240,7 +4869,23 @@
           <w:rFonts w:ascii="Times New Roman" w:hAnsi="Times New Roman" w:cs="Times New Roman"/>
           <w:sz w:val="24"/>
         </w:rPr>
-        <w:t>): 5.2, Инд. в: Scopus)</w:t>
+        <w:t xml:space="preserve">): 5.2, Инд. в: </w:t>
+      </w:r>
+      <w:proofErr w:type="spellStart"/>
+      <w:r>
+        <w:rPr>
+          <w:rFonts w:ascii="Times New Roman" w:hAnsi="Times New Roman" w:cs="Times New Roman"/>
+          <w:sz w:val="24"/>
+        </w:rPr>
+        <w:t>Scopus</w:t>
+      </w:r>
+      <w:proofErr w:type="spellEnd"/>
+      <w:r>
+        <w:rPr>
+          <w:rFonts w:ascii="Times New Roman" w:hAnsi="Times New Roman" w:cs="Times New Roman"/>
+          <w:sz w:val="24"/>
+        </w:rPr>
+        <w:t>)</w:t>
       </w:r>
     </w:p>
     <w:p>
@@ -1256,26 +4901,332 @@
           <w:sz w:val="24"/>
         </w:rPr>
       </w:pPr>
-      <w:r>
-        <w:rPr>
-          <w:rFonts w:ascii="Times New Roman" w:hAnsi="Times New Roman" w:cs="Times New Roman"/>
-          <w:sz w:val="24"/>
-        </w:rPr>
-        <w:t xml:space="preserve">Bogatskaya A., Gulina Y., Smirnov N., Gritsenko I., Kudryashov S., Popov A. An experimental study of multiphoton ionization in fused silica at IR and visible wavelengths // Photonics. – 2023. – V. 10. – No. 5. – Art. 515. DOI: 10.3390/photonics10050515 (Журнал: Q2, </w:t>
-      </w:r>
-      <w:r>
-        <w:rPr>
-          <w:rFonts w:ascii="Times New Roman" w:hAnsi="Times New Roman" w:cs="Times New Roman"/>
-          <w:sz w:val="24"/>
-        </w:rPr>
-        <w:t>Импакт-фактор (2025)</w:t>
-      </w:r>
-      <w:r>
-        <w:rPr>
-          <w:rFonts w:ascii="Times New Roman" w:hAnsi="Times New Roman" w:cs="Times New Roman"/>
-          <w:sz w:val="24"/>
-        </w:rPr>
-        <w:t>: 2.4, Инд. в: Scopus)</w:t>
+      <w:proofErr w:type="spellStart"/>
+      <w:r>
+        <w:rPr>
+          <w:rFonts w:ascii="Times New Roman" w:hAnsi="Times New Roman" w:cs="Times New Roman"/>
+          <w:sz w:val="24"/>
+        </w:rPr>
+        <w:t>Bogatskaya</w:t>
+      </w:r>
+      <w:proofErr w:type="spellEnd"/>
+      <w:r>
+        <w:rPr>
+          <w:rFonts w:ascii="Times New Roman" w:hAnsi="Times New Roman" w:cs="Times New Roman"/>
+          <w:sz w:val="24"/>
+        </w:rPr>
+        <w:t xml:space="preserve"> A., </w:t>
+      </w:r>
+      <w:proofErr w:type="spellStart"/>
+      <w:r>
+        <w:rPr>
+          <w:rFonts w:ascii="Times New Roman" w:hAnsi="Times New Roman" w:cs="Times New Roman"/>
+          <w:sz w:val="24"/>
+        </w:rPr>
+        <w:t>Gulina</w:t>
+      </w:r>
+      <w:proofErr w:type="spellEnd"/>
+      <w:r>
+        <w:rPr>
+          <w:rFonts w:ascii="Times New Roman" w:hAnsi="Times New Roman" w:cs="Times New Roman"/>
+          <w:sz w:val="24"/>
+        </w:rPr>
+        <w:t xml:space="preserve"> Y., </w:t>
+      </w:r>
+      <w:proofErr w:type="spellStart"/>
+      <w:r>
+        <w:rPr>
+          <w:rFonts w:ascii="Times New Roman" w:hAnsi="Times New Roman" w:cs="Times New Roman"/>
+          <w:sz w:val="24"/>
+        </w:rPr>
+        <w:t>Smirnov</w:t>
+      </w:r>
+      <w:proofErr w:type="spellEnd"/>
+      <w:r>
+        <w:rPr>
+          <w:rFonts w:ascii="Times New Roman" w:hAnsi="Times New Roman" w:cs="Times New Roman"/>
+          <w:sz w:val="24"/>
+        </w:rPr>
+        <w:t xml:space="preserve"> N., </w:t>
+      </w:r>
+      <w:proofErr w:type="spellStart"/>
+      <w:r>
+        <w:rPr>
+          <w:rFonts w:ascii="Times New Roman" w:hAnsi="Times New Roman" w:cs="Times New Roman"/>
+          <w:sz w:val="24"/>
+        </w:rPr>
+        <w:t>Gritsenko</w:t>
+      </w:r>
+      <w:proofErr w:type="spellEnd"/>
+      <w:r>
+        <w:rPr>
+          <w:rFonts w:ascii="Times New Roman" w:hAnsi="Times New Roman" w:cs="Times New Roman"/>
+          <w:sz w:val="24"/>
+        </w:rPr>
+        <w:t xml:space="preserve"> I., </w:t>
+      </w:r>
+      <w:proofErr w:type="spellStart"/>
+      <w:r>
+        <w:rPr>
+          <w:rFonts w:ascii="Times New Roman" w:hAnsi="Times New Roman" w:cs="Times New Roman"/>
+          <w:sz w:val="24"/>
+        </w:rPr>
+        <w:t>Kudryashov</w:t>
+      </w:r>
+      <w:proofErr w:type="spellEnd"/>
+      <w:r>
+        <w:rPr>
+          <w:rFonts w:ascii="Times New Roman" w:hAnsi="Times New Roman" w:cs="Times New Roman"/>
+          <w:sz w:val="24"/>
+        </w:rPr>
+        <w:t xml:space="preserve"> S., </w:t>
+      </w:r>
+      <w:proofErr w:type="spellStart"/>
+      <w:r>
+        <w:rPr>
+          <w:rFonts w:ascii="Times New Roman" w:hAnsi="Times New Roman" w:cs="Times New Roman"/>
+          <w:sz w:val="24"/>
+        </w:rPr>
+        <w:t>Popov</w:t>
+      </w:r>
+      <w:proofErr w:type="spellEnd"/>
+      <w:r>
+        <w:rPr>
+          <w:rFonts w:ascii="Times New Roman" w:hAnsi="Times New Roman" w:cs="Times New Roman"/>
+          <w:sz w:val="24"/>
+        </w:rPr>
+        <w:t xml:space="preserve"> A. </w:t>
+      </w:r>
+      <w:proofErr w:type="spellStart"/>
+      <w:r>
+        <w:rPr>
+          <w:rFonts w:ascii="Times New Roman" w:hAnsi="Times New Roman" w:cs="Times New Roman"/>
+          <w:sz w:val="24"/>
+        </w:rPr>
+        <w:t>An</w:t>
+      </w:r>
+      <w:proofErr w:type="spellEnd"/>
+      <w:r>
+        <w:rPr>
+          <w:rFonts w:ascii="Times New Roman" w:hAnsi="Times New Roman" w:cs="Times New Roman"/>
+          <w:sz w:val="24"/>
+        </w:rPr>
+        <w:t xml:space="preserve"> </w:t>
+      </w:r>
+      <w:proofErr w:type="spellStart"/>
+      <w:r>
+        <w:rPr>
+          <w:rFonts w:ascii="Times New Roman" w:hAnsi="Times New Roman" w:cs="Times New Roman"/>
+          <w:sz w:val="24"/>
+        </w:rPr>
+        <w:t>experimental</w:t>
+      </w:r>
+      <w:proofErr w:type="spellEnd"/>
+      <w:r>
+        <w:rPr>
+          <w:rFonts w:ascii="Times New Roman" w:hAnsi="Times New Roman" w:cs="Times New Roman"/>
+          <w:sz w:val="24"/>
+        </w:rPr>
+        <w:t xml:space="preserve"> </w:t>
+      </w:r>
+      <w:proofErr w:type="spellStart"/>
+      <w:r>
+        <w:rPr>
+          <w:rFonts w:ascii="Times New Roman" w:hAnsi="Times New Roman" w:cs="Times New Roman"/>
+          <w:sz w:val="24"/>
+        </w:rPr>
+        <w:t>study</w:t>
+      </w:r>
+      <w:proofErr w:type="spellEnd"/>
+      <w:r>
+        <w:rPr>
+          <w:rFonts w:ascii="Times New Roman" w:hAnsi="Times New Roman" w:cs="Times New Roman"/>
+          <w:sz w:val="24"/>
+        </w:rPr>
+        <w:t xml:space="preserve"> </w:t>
+      </w:r>
+      <w:proofErr w:type="spellStart"/>
+      <w:r>
+        <w:rPr>
+          <w:rFonts w:ascii="Times New Roman" w:hAnsi="Times New Roman" w:cs="Times New Roman"/>
+          <w:sz w:val="24"/>
+        </w:rPr>
+        <w:t>of</w:t>
+      </w:r>
+      <w:proofErr w:type="spellEnd"/>
+      <w:r>
+        <w:rPr>
+          <w:rFonts w:ascii="Times New Roman" w:hAnsi="Times New Roman" w:cs="Times New Roman"/>
+          <w:sz w:val="24"/>
+        </w:rPr>
+        <w:t xml:space="preserve"> </w:t>
+      </w:r>
+      <w:proofErr w:type="spellStart"/>
+      <w:r>
+        <w:rPr>
+          <w:rFonts w:ascii="Times New Roman" w:hAnsi="Times New Roman" w:cs="Times New Roman"/>
+          <w:sz w:val="24"/>
+        </w:rPr>
+        <w:t>multiphoton</w:t>
+      </w:r>
+      <w:proofErr w:type="spellEnd"/>
+      <w:r>
+        <w:rPr>
+          <w:rFonts w:ascii="Times New Roman" w:hAnsi="Times New Roman" w:cs="Times New Roman"/>
+          <w:sz w:val="24"/>
+        </w:rPr>
+        <w:t xml:space="preserve"> </w:t>
+      </w:r>
+      <w:proofErr w:type="spellStart"/>
+      <w:r>
+        <w:rPr>
+          <w:rFonts w:ascii="Times New Roman" w:hAnsi="Times New Roman" w:cs="Times New Roman"/>
+          <w:sz w:val="24"/>
+        </w:rPr>
+        <w:t>ionization</w:t>
+      </w:r>
+      <w:proofErr w:type="spellEnd"/>
+      <w:r>
+        <w:rPr>
+          <w:rFonts w:ascii="Times New Roman" w:hAnsi="Times New Roman" w:cs="Times New Roman"/>
+          <w:sz w:val="24"/>
+        </w:rPr>
+        <w:t xml:space="preserve"> in </w:t>
+      </w:r>
+      <w:proofErr w:type="spellStart"/>
+      <w:r>
+        <w:rPr>
+          <w:rFonts w:ascii="Times New Roman" w:hAnsi="Times New Roman" w:cs="Times New Roman"/>
+          <w:sz w:val="24"/>
+        </w:rPr>
+        <w:t>fused</w:t>
+      </w:r>
+      <w:proofErr w:type="spellEnd"/>
+      <w:r>
+        <w:rPr>
+          <w:rFonts w:ascii="Times New Roman" w:hAnsi="Times New Roman" w:cs="Times New Roman"/>
+          <w:sz w:val="24"/>
+        </w:rPr>
+        <w:t xml:space="preserve"> </w:t>
+      </w:r>
+      <w:proofErr w:type="spellStart"/>
+      <w:r>
+        <w:rPr>
+          <w:rFonts w:ascii="Times New Roman" w:hAnsi="Times New Roman" w:cs="Times New Roman"/>
+          <w:sz w:val="24"/>
+        </w:rPr>
+        <w:t>silica</w:t>
+      </w:r>
+      <w:proofErr w:type="spellEnd"/>
+      <w:r>
+        <w:rPr>
+          <w:rFonts w:ascii="Times New Roman" w:hAnsi="Times New Roman" w:cs="Times New Roman"/>
+          <w:sz w:val="24"/>
+        </w:rPr>
+        <w:t xml:space="preserve"> </w:t>
+      </w:r>
+      <w:proofErr w:type="spellStart"/>
+      <w:r>
+        <w:rPr>
+          <w:rFonts w:ascii="Times New Roman" w:hAnsi="Times New Roman" w:cs="Times New Roman"/>
+          <w:sz w:val="24"/>
+        </w:rPr>
+        <w:t>at</w:t>
+      </w:r>
+      <w:proofErr w:type="spellEnd"/>
+      <w:r>
+        <w:rPr>
+          <w:rFonts w:ascii="Times New Roman" w:hAnsi="Times New Roman" w:cs="Times New Roman"/>
+          <w:sz w:val="24"/>
+        </w:rPr>
+        <w:t xml:space="preserve"> IR and </w:t>
+      </w:r>
+      <w:proofErr w:type="spellStart"/>
+      <w:r>
+        <w:rPr>
+          <w:rFonts w:ascii="Times New Roman" w:hAnsi="Times New Roman" w:cs="Times New Roman"/>
+          <w:sz w:val="24"/>
+        </w:rPr>
+        <w:t>visible</w:t>
+      </w:r>
+      <w:proofErr w:type="spellEnd"/>
+      <w:r>
+        <w:rPr>
+          <w:rFonts w:ascii="Times New Roman" w:hAnsi="Times New Roman" w:cs="Times New Roman"/>
+          <w:sz w:val="24"/>
+        </w:rPr>
+        <w:t xml:space="preserve"> </w:t>
+      </w:r>
+      <w:proofErr w:type="spellStart"/>
+      <w:r>
+        <w:rPr>
+          <w:rFonts w:ascii="Times New Roman" w:hAnsi="Times New Roman" w:cs="Times New Roman"/>
+          <w:sz w:val="24"/>
+        </w:rPr>
+        <w:t>wavelengths</w:t>
+      </w:r>
+      <w:proofErr w:type="spellEnd"/>
+      <w:r>
+        <w:rPr>
+          <w:rFonts w:ascii="Times New Roman" w:hAnsi="Times New Roman" w:cs="Times New Roman"/>
+          <w:sz w:val="24"/>
+        </w:rPr>
+        <w:t xml:space="preserve"> // </w:t>
+      </w:r>
+      <w:proofErr w:type="spellStart"/>
+      <w:r>
+        <w:rPr>
+          <w:rFonts w:ascii="Times New Roman" w:hAnsi="Times New Roman" w:cs="Times New Roman"/>
+          <w:sz w:val="24"/>
+        </w:rPr>
+        <w:t>Photonics</w:t>
+      </w:r>
+      <w:proofErr w:type="spellEnd"/>
+      <w:r>
+        <w:rPr>
+          <w:rFonts w:ascii="Times New Roman" w:hAnsi="Times New Roman" w:cs="Times New Roman"/>
+          <w:sz w:val="24"/>
+        </w:rPr>
+        <w:t xml:space="preserve">. – 2023. – V. 10. – No. 5. – Art. 515. DOI: 10.3390/photonics10050515 (Журнал: Q2, </w:t>
+      </w:r>
+      <w:proofErr w:type="spellStart"/>
+      <w:r>
+        <w:rPr>
+          <w:rFonts w:ascii="Times New Roman" w:hAnsi="Times New Roman" w:cs="Times New Roman"/>
+          <w:sz w:val="24"/>
+        </w:rPr>
+        <w:t>Импакт</w:t>
+      </w:r>
+      <w:proofErr w:type="spellEnd"/>
+      <w:r>
+        <w:rPr>
+          <w:rFonts w:ascii="Times New Roman" w:hAnsi="Times New Roman" w:cs="Times New Roman"/>
+          <w:sz w:val="24"/>
+        </w:rPr>
+        <w:t>-фактор (2025)</w:t>
+      </w:r>
+      <w:r>
+        <w:rPr>
+          <w:rFonts w:ascii="Times New Roman" w:hAnsi="Times New Roman" w:cs="Times New Roman"/>
+          <w:sz w:val="24"/>
+        </w:rPr>
+        <w:t xml:space="preserve">: 2.4, Инд. в: </w:t>
+      </w:r>
+      <w:proofErr w:type="spellStart"/>
+      <w:r>
+        <w:rPr>
+          <w:rFonts w:ascii="Times New Roman" w:hAnsi="Times New Roman" w:cs="Times New Roman"/>
+          <w:sz w:val="24"/>
+        </w:rPr>
+        <w:t>Scopus</w:t>
+      </w:r>
+      <w:proofErr w:type="spellEnd"/>
+      <w:r>
+        <w:rPr>
+          <w:rFonts w:ascii="Times New Roman" w:hAnsi="Times New Roman" w:cs="Times New Roman"/>
+          <w:sz w:val="24"/>
+        </w:rPr>
+        <w:t>)</w:t>
       </w:r>
     </w:p>
     <w:p>
@@ -1316,7 +5267,27 @@
           <w:szCs w:val="24"/>
           <w:lang w:eastAsia="ru-RU"/>
         </w:rPr>
-        <w:t>Подтверждаю неаффилированность с соискателем ученой степени, а именно:</w:t>
+        <w:t xml:space="preserve">Подтверждаю </w:t>
+      </w:r>
+      <w:proofErr w:type="spellStart"/>
+      <w:r>
+        <w:rPr>
+          <w:rFonts w:ascii="Times New Roman" w:eastAsia="Times New Roman" w:hAnsi="Times New Roman" w:cs="Times New Roman"/>
+          <w:sz w:val="24"/>
+          <w:szCs w:val="24"/>
+          <w:lang w:eastAsia="ru-RU"/>
+        </w:rPr>
+        <w:t>неаффилированность</w:t>
+      </w:r>
+      <w:proofErr w:type="spellEnd"/>
+      <w:r>
+        <w:rPr>
+          <w:rFonts w:ascii="Times New Roman" w:eastAsia="Times New Roman" w:hAnsi="Times New Roman" w:cs="Times New Roman"/>
+          <w:sz w:val="24"/>
+          <w:szCs w:val="24"/>
+          <w:lang w:eastAsia="ru-RU"/>
+        </w:rPr>
+        <w:t xml:space="preserve"> с соискателем ученой степени, а именно:</w:t>
       </w:r>
     </w:p>
     <w:p>
@@ -2213,8 +6184,9 @@
           <w:szCs w:val="24"/>
           <w:lang w:eastAsia="ru-RU"/>
         </w:rPr>
-        <w:t>Кудряшов С.И</w:t>
-      </w:r>
+        <w:t xml:space="preserve">Кудряшов </w:t>
+      </w:r>
+      <w:proofErr w:type="gramStart"/>
       <w:r>
         <w:rPr>
           <w:rFonts w:ascii="Times New Roman" w:eastAsia="Times New Roman" w:hAnsi="Times New Roman" w:cs="Times New Roman"/>
@@ -2225,8 +6197,21 @@
           <w:szCs w:val="24"/>
           <w:lang w:eastAsia="ru-RU"/>
         </w:rPr>
+        <w:t>С.И</w:t>
+      </w:r>
+      <w:r>
+        <w:rPr>
+          <w:rFonts w:ascii="Times New Roman" w:eastAsia="Times New Roman" w:hAnsi="Times New Roman" w:cs="Times New Roman"/>
+          <w:i/>
+          <w:iCs/>
+          <w:color w:val="000000"/>
+          <w:sz w:val="24"/>
+          <w:szCs w:val="24"/>
+          <w:lang w:eastAsia="ru-RU"/>
+        </w:rPr>
         <w:t>.</w:t>
       </w:r>
+      <w:proofErr w:type="gramEnd"/>
     </w:p>
     <w:sectPr>
       <w:pgSz w:w="11906" w:h="16838"/>
@@ -3176,6 +7161,29 @@
       <w:lang w:val="en-US"/>
     </w:rPr>
   </w:style>
+  <w:style w:type="character" w:styleId="a7">
+    <w:name w:val="Hyperlink"/>
+    <w:basedOn w:val="a0"/>
+    <w:uiPriority w:val="99"/>
+    <w:unhideWhenUsed/>
+    <w:rsid w:val="005014E5"/>
+    <w:rPr>
+      <w:color w:val="0000FF" w:themeColor="hyperlink"/>
+      <w:u w:val="single"/>
+    </w:rPr>
+  </w:style>
+  <w:style w:type="character" w:styleId="a8">
+    <w:name w:val="Unresolved Mention"/>
+    <w:basedOn w:val="a0"/>
+    <w:uiPriority w:val="99"/>
+    <w:semiHidden/>
+    <w:unhideWhenUsed/>
+    <w:rsid w:val="005014E5"/>
+    <w:rPr>
+      <w:color w:val="605E5C"/>
+      <w:shd w:val="clear" w:color="auto" w:fill="E1DFDD"/>
+    </w:rPr>
+  </w:style>
 </w:styles>
 </file>
 
